--- a/Програмная инженерия/Лабораторная работа №8.docx
+++ b/Програмная инженерия/Лабораторная работа №8.docx
@@ -118,31 +118,7 @@
           <w:lang w:eastAsia="ru-RU"/>
           <w14:ligatures w14:val="standardContextual"/>
         </w:rPr>
-        <w:t>(ФГБОУ ВО «</w:t>
-      </w:r>
-      <w:proofErr w:type="spellStart"/>
-      <w:r>
-        <w:rPr>
-          <w:rFonts w:ascii="Times New Roman" w:eastAsia="HiddenHorzOCR" w:hAnsi="Times New Roman" w:cs="Times New Roman"/>
-          <w:b/>
-          <w:sz w:val="24"/>
-          <w:szCs w:val="28"/>
-          <w:lang w:eastAsia="ru-RU"/>
-          <w14:ligatures w14:val="standardContextual"/>
-        </w:rPr>
-        <w:t>КубГУ</w:t>
-      </w:r>
-      <w:proofErr w:type="spellEnd"/>
-      <w:r>
-        <w:rPr>
-          <w:rFonts w:ascii="Times New Roman" w:eastAsia="HiddenHorzOCR" w:hAnsi="Times New Roman" w:cs="Times New Roman"/>
-          <w:b/>
-          <w:sz w:val="24"/>
-          <w:szCs w:val="28"/>
-          <w:lang w:eastAsia="ru-RU"/>
-          <w14:ligatures w14:val="standardContextual"/>
-        </w:rPr>
-        <w:t>»)</w:t>
+        <w:t>(ФГБОУ ВО «КубГУ»)</w:t>
       </w:r>
     </w:p>
     <w:p>
@@ -1052,6 +1028,7 @@
           <w:docPartUnique/>
         </w:docPartObj>
       </w:sdtPr>
+      <w:sdtEndPr/>
       <w:sdtContent>
         <w:p>
           <w:pPr>
@@ -1144,42 +1121,7 @@
                 <w:sz w:val="28"/>
                 <w:szCs w:val="28"/>
               </w:rPr>
-              <w:fldChar w:fldCharType="begin"/>
-            </w:r>
-            <w:r>
-              <w:rPr>
-                <w:rFonts w:ascii="Times New Roman" w:hAnsi="Times New Roman" w:cs="Times New Roman"/>
-                <w:sz w:val="28"/>
-                <w:szCs w:val="28"/>
-              </w:rPr>
-              <w:instrText xml:space="preserve"> PAGEREF _Toc208684339 \h </w:instrText>
-            </w:r>
-            <w:r>
-              <w:rPr>
-                <w:rFonts w:ascii="Times New Roman" w:hAnsi="Times New Roman" w:cs="Times New Roman"/>
-                <w:sz w:val="28"/>
-                <w:szCs w:val="28"/>
-              </w:rPr>
-              <w:fldChar w:fldCharType="separate"/>
-            </w:r>
-            <w:r>
-              <w:rPr>
-                <w:rFonts w:ascii="Times New Roman" w:hAnsi="Times New Roman" w:cs="Times New Roman"/>
-                <w:b/>
-                <w:bCs/>
-                <w:noProof/>
-                <w:sz w:val="28"/>
-                <w:szCs w:val="28"/>
-              </w:rPr>
-              <w:t>Ошибка! Закладка не определена.</w:t>
-            </w:r>
-            <w:r>
-              <w:rPr>
-                <w:rFonts w:ascii="Times New Roman" w:hAnsi="Times New Roman" w:cs="Times New Roman"/>
-                <w:sz w:val="28"/>
-                <w:szCs w:val="28"/>
-              </w:rPr>
-              <w:fldChar w:fldCharType="end"/>
+              <w:t>3</w:t>
             </w:r>
           </w:hyperlink>
         </w:p>
@@ -1232,7 +1174,15 @@
                 <w:szCs w:val="28"/>
               </w:rPr>
               <w:tab/>
-              <w:t>5</w:t>
+            </w:r>
+            <w:r>
+              <w:rPr>
+                <w:rFonts w:ascii="Times New Roman" w:hAnsi="Times New Roman" w:cs="Times New Roman"/>
+                <w:sz w:val="28"/>
+                <w:szCs w:val="28"/>
+                <w:lang w:val="en-US"/>
+              </w:rPr>
+              <w:t>4</w:t>
             </w:r>
           </w:hyperlink>
         </w:p>
@@ -1291,7 +1241,7 @@
                 <w:szCs w:val="28"/>
                 <w:lang w:val="en-US"/>
               </w:rPr>
-              <w:t>6</w:t>
+              <w:t>5</w:t>
             </w:r>
           </w:hyperlink>
         </w:p>
@@ -1442,6 +1392,7 @@
               <w:rFonts w:ascii="Times New Roman" w:eastAsiaTheme="minorEastAsia" w:hAnsi="Times New Roman" w:cs="Times New Roman"/>
               <w:sz w:val="28"/>
               <w:szCs w:val="28"/>
+              <w:lang w:val="en-US"/>
             </w:rPr>
           </w:pPr>
           <w:hyperlink w:anchor="_Toc208684343" w:tooltip="#_Toc208684343" w:history="1">
@@ -1477,8 +1428,9 @@
               <w:rFonts w:ascii="Times New Roman" w:eastAsiaTheme="minorEastAsia" w:hAnsi="Times New Roman" w:cs="Times New Roman"/>
               <w:sz w:val="28"/>
               <w:szCs w:val="28"/>
+              <w:lang w:val="en-US"/>
             </w:rPr>
-            <w:t>3</w:t>
+            <w:t>1</w:t>
           </w:r>
         </w:p>
         <w:p>
@@ -1826,7 +1778,7 @@
           <w:sz w:val="28"/>
           <w:szCs w:val="28"/>
         </w:rPr>
-        <w:t>На основе анализа материалов лабораторных работ №3 (инструментальные и организационные риски), №6 (результаты комплексного тестирования: дефекты, нагрузочное тестирование, системное тестирование) и №7 (факторы эксплуатации и развёртывания) выделены риски трёх категорий согласно методике (табл. 12 методички):</w:t>
+        <w:t>На основе анализа материалов лабораторных работ выделены риски трёх категорий согласно методике:</w:t>
       </w:r>
     </w:p>
     <w:p>
@@ -1937,23 +1889,7 @@
           <w:sz w:val="28"/>
           <w:szCs w:val="28"/>
         </w:rPr>
-        <w:t xml:space="preserve"> – риски на объекте управления (парикмахерская «</w:t>
-      </w:r>
-      <w:proofErr w:type="spellStart"/>
-      <w:r>
-        <w:rPr>
-          <w:sz w:val="28"/>
-          <w:szCs w:val="28"/>
-        </w:rPr>
-        <w:t>Lumiere</w:t>
-      </w:r>
-      <w:proofErr w:type="spellEnd"/>
-      <w:r>
-        <w:rPr>
-          <w:sz w:val="28"/>
-          <w:szCs w:val="28"/>
-        </w:rPr>
-        <w:t>»): непринятие системы персоналом, низкая квалификация, отказ от использования.</w:t>
+        <w:t xml:space="preserve"> – риски на объекте управления (парикмахерская «Lumiere»): непринятие системы персоналом, низкая квалификация, отказ от использования.</w:t>
       </w:r>
     </w:p>
     <w:p>
@@ -2004,8 +1940,9 @@
       </w:tblPr>
       <w:tblGrid>
         <w:gridCol w:w="918"/>
-        <w:gridCol w:w="3855"/>
-        <w:gridCol w:w="4572"/>
+        <w:gridCol w:w="1495"/>
+        <w:gridCol w:w="3067"/>
+        <w:gridCol w:w="3865"/>
       </w:tblGrid>
       <w:tr>
         <w:tc>
@@ -2016,22 +1953,24 @@
           <w:p>
             <w:pPr>
               <w:spacing w:after="0" w:line="240" w:lineRule="auto"/>
-              <w:jc w:val="both"/>
-              <w:rPr>
-                <w:rFonts w:ascii="Times New Roman" w:hAnsi="Times New Roman" w:cs="Times New Roman"/>
+              <w:jc w:val="center"/>
+              <w:rPr>
+                <w:rFonts w:ascii="Times New Roman" w:eastAsia="Times New Roman" w:hAnsi="Times New Roman" w:cs="Times New Roman"/>
                 <w:b/>
                 <w:bCs/>
                 <w:sz w:val="24"/>
                 <w:szCs w:val="24"/>
-              </w:rPr>
-            </w:pPr>
-            <w:r>
-              <w:rPr>
-                <w:rFonts w:ascii="Times New Roman" w:hAnsi="Times New Roman" w:cs="Times New Roman"/>
+                <w:lang w:eastAsia="ru-RU"/>
+              </w:rPr>
+            </w:pPr>
+            <w:r>
+              <w:rPr>
+                <w:rFonts w:ascii="Times New Roman" w:eastAsia="Times New Roman" w:hAnsi="Times New Roman" w:cs="Times New Roman"/>
                 <w:b/>
                 <w:bCs/>
                 <w:sz w:val="24"/>
                 <w:szCs w:val="24"/>
+                <w:lang w:eastAsia="ru-RU"/>
               </w:rPr>
               <w:t>Шифр</w:t>
             </w:r>
@@ -2044,50 +1983,87 @@
           </w:tcPr>
           <w:p>
             <w:pPr>
-              <w:jc w:val="both"/>
-              <w:rPr>
-                <w:rFonts w:ascii="Times New Roman" w:hAnsi="Times New Roman" w:cs="Times New Roman"/>
+              <w:spacing w:after="0" w:line="240" w:lineRule="auto"/>
+              <w:jc w:val="center"/>
+              <w:rPr>
+                <w:rFonts w:ascii="Times New Roman" w:eastAsia="Times New Roman" w:hAnsi="Times New Roman" w:cs="Times New Roman"/>
                 <w:b/>
                 <w:bCs/>
                 <w:sz w:val="24"/>
                 <w:szCs w:val="24"/>
-              </w:rPr>
-            </w:pPr>
-            <w:r>
-              <w:rPr>
-                <w:rFonts w:ascii="Times New Roman" w:hAnsi="Times New Roman" w:cs="Times New Roman"/>
+                <w:lang w:eastAsia="ru-RU"/>
+              </w:rPr>
+            </w:pPr>
+            <w:r>
+              <w:rPr>
+                <w:rFonts w:ascii="Times New Roman" w:eastAsia="Times New Roman" w:hAnsi="Times New Roman" w:cs="Times New Roman"/>
                 <w:b/>
                 <w:bCs/>
                 <w:sz w:val="24"/>
                 <w:szCs w:val="24"/>
-              </w:rPr>
-              <w:t>Риск</w:t>
-            </w:r>
-          </w:p>
-        </w:tc>
-        <w:tc>
-          <w:tcPr>
-            <w:tcW w:w="0" w:type="auto"/>
-            <w:hideMark/>
-          </w:tcPr>
-          <w:p>
-            <w:pPr>
-              <w:jc w:val="both"/>
-              <w:rPr>
-                <w:rFonts w:ascii="Times New Roman" w:hAnsi="Times New Roman" w:cs="Times New Roman"/>
+                <w:lang w:eastAsia="ru-RU"/>
+              </w:rPr>
+              <w:t>Категория</w:t>
+            </w:r>
+          </w:p>
+        </w:tc>
+        <w:tc>
+          <w:tcPr>
+            <w:tcW w:w="0" w:type="auto"/>
+            <w:hideMark/>
+          </w:tcPr>
+          <w:p>
+            <w:pPr>
+              <w:spacing w:after="0" w:line="240" w:lineRule="auto"/>
+              <w:jc w:val="center"/>
+              <w:rPr>
+                <w:rFonts w:ascii="Times New Roman" w:eastAsia="Times New Roman" w:hAnsi="Times New Roman" w:cs="Times New Roman"/>
                 <w:b/>
                 <w:bCs/>
                 <w:sz w:val="24"/>
                 <w:szCs w:val="24"/>
-              </w:rPr>
-            </w:pPr>
-            <w:r>
-              <w:rPr>
-                <w:rFonts w:ascii="Times New Roman" w:hAnsi="Times New Roman" w:cs="Times New Roman"/>
+                <w:lang w:eastAsia="ru-RU"/>
+              </w:rPr>
+            </w:pPr>
+            <w:r>
+              <w:rPr>
+                <w:rFonts w:ascii="Times New Roman" w:eastAsia="Times New Roman" w:hAnsi="Times New Roman" w:cs="Times New Roman"/>
                 <w:b/>
                 <w:bCs/>
                 <w:sz w:val="24"/>
                 <w:szCs w:val="24"/>
+                <w:lang w:eastAsia="ru-RU"/>
+              </w:rPr>
+              <w:t>Риск</w:t>
+            </w:r>
+          </w:p>
+        </w:tc>
+        <w:tc>
+          <w:tcPr>
+            <w:tcW w:w="0" w:type="auto"/>
+            <w:hideMark/>
+          </w:tcPr>
+          <w:p>
+            <w:pPr>
+              <w:spacing w:after="0" w:line="240" w:lineRule="auto"/>
+              <w:jc w:val="center"/>
+              <w:rPr>
+                <w:rFonts w:ascii="Times New Roman" w:eastAsia="Times New Roman" w:hAnsi="Times New Roman" w:cs="Times New Roman"/>
+                <w:b/>
+                <w:bCs/>
+                <w:sz w:val="24"/>
+                <w:szCs w:val="24"/>
+                <w:lang w:eastAsia="ru-RU"/>
+              </w:rPr>
+            </w:pPr>
+            <w:r>
+              <w:rPr>
+                <w:rFonts w:ascii="Times New Roman" w:eastAsia="Times New Roman" w:hAnsi="Times New Roman" w:cs="Times New Roman"/>
+                <w:b/>
+                <w:bCs/>
+                <w:sz w:val="24"/>
+                <w:szCs w:val="24"/>
+                <w:lang w:eastAsia="ru-RU"/>
               </w:rPr>
               <w:t>Последствия риска</w:t>
             </w:r>
@@ -2102,91 +2078,112 @@
           </w:tcPr>
           <w:p>
             <w:pPr>
+              <w:spacing w:after="0" w:line="240" w:lineRule="auto"/>
+              <w:rPr>
+                <w:rFonts w:ascii="Times New Roman" w:eastAsia="Times New Roman" w:hAnsi="Times New Roman" w:cs="Times New Roman"/>
+                <w:sz w:val="24"/>
+                <w:szCs w:val="24"/>
+                <w:lang w:eastAsia="ru-RU"/>
+              </w:rPr>
+            </w:pPr>
+            <w:r>
+              <w:rPr>
+                <w:rFonts w:ascii="Times New Roman" w:eastAsia="Times New Roman" w:hAnsi="Times New Roman" w:cs="Times New Roman"/>
+                <w:sz w:val="24"/>
+                <w:szCs w:val="24"/>
+                <w:lang w:eastAsia="ru-RU"/>
+              </w:rPr>
+              <w:t>Р-1</w:t>
+            </w:r>
+          </w:p>
+        </w:tc>
+        <w:tc>
+          <w:tcPr>
+            <w:tcW w:w="0" w:type="auto"/>
+            <w:hideMark/>
+          </w:tcPr>
+          <w:p>
+            <w:pPr>
+              <w:spacing w:after="0" w:line="240" w:lineRule="auto"/>
               <w:jc w:val="both"/>
               <w:rPr>
-                <w:rFonts w:ascii="Times New Roman" w:hAnsi="Times New Roman" w:cs="Times New Roman"/>
-                <w:b/>
-                <w:bCs/>
-                <w:sz w:val="24"/>
-                <w:szCs w:val="24"/>
-              </w:rPr>
-            </w:pPr>
-            <w:r>
-              <w:rPr>
-                <w:rStyle w:val="a5"/>
-                <w:rFonts w:ascii="Times New Roman" w:hAnsi="Times New Roman" w:cs="Times New Roman"/>
-                <w:b w:val="0"/>
-                <w:bCs w:val="0"/>
-                <w:sz w:val="24"/>
-                <w:szCs w:val="24"/>
-              </w:rPr>
-              <w:t>Р-1</w:t>
-            </w:r>
-          </w:p>
-        </w:tc>
-        <w:tc>
-          <w:tcPr>
-            <w:tcW w:w="0" w:type="auto"/>
-            <w:hideMark/>
-          </w:tcPr>
-          <w:p>
-            <w:pPr>
+                <w:rFonts w:ascii="Times New Roman" w:eastAsia="Times New Roman" w:hAnsi="Times New Roman" w:cs="Times New Roman"/>
+                <w:sz w:val="24"/>
+                <w:szCs w:val="24"/>
+                <w:lang w:eastAsia="ru-RU"/>
+              </w:rPr>
+            </w:pPr>
+            <w:r>
+              <w:rPr>
+                <w:rFonts w:ascii="Times New Roman" w:eastAsia="Times New Roman" w:hAnsi="Times New Roman" w:cs="Times New Roman"/>
+                <w:sz w:val="24"/>
+                <w:szCs w:val="24"/>
+                <w:lang w:eastAsia="ru-RU"/>
+              </w:rPr>
+              <w:t>Разработка</w:t>
+            </w:r>
+          </w:p>
+        </w:tc>
+        <w:tc>
+          <w:tcPr>
+            <w:tcW w:w="0" w:type="auto"/>
+            <w:hideMark/>
+          </w:tcPr>
+          <w:p>
+            <w:pPr>
+              <w:spacing w:after="0" w:line="240" w:lineRule="auto"/>
               <w:jc w:val="both"/>
               <w:rPr>
-                <w:rFonts w:ascii="Times New Roman" w:hAnsi="Times New Roman" w:cs="Times New Roman"/>
-                <w:sz w:val="24"/>
-                <w:szCs w:val="24"/>
-              </w:rPr>
-            </w:pPr>
-            <w:r>
-              <w:rPr>
-                <w:rFonts w:ascii="Times New Roman" w:hAnsi="Times New Roman" w:cs="Times New Roman"/>
-                <w:sz w:val="24"/>
-                <w:szCs w:val="24"/>
-              </w:rPr>
-              <w:t xml:space="preserve">Несовместимость текущей версии PHP (8.2) с отдельными библиотеками </w:t>
-            </w:r>
-            <w:proofErr w:type="spellStart"/>
-            <w:r>
-              <w:rPr>
-                <w:rFonts w:ascii="Times New Roman" w:hAnsi="Times New Roman" w:cs="Times New Roman"/>
-                <w:sz w:val="24"/>
-                <w:szCs w:val="24"/>
-              </w:rPr>
-              <w:t>Laravel</w:t>
-            </w:r>
-            <w:proofErr w:type="spellEnd"/>
-            <w:r>
-              <w:rPr>
-                <w:rFonts w:ascii="Times New Roman" w:hAnsi="Times New Roman" w:cs="Times New Roman"/>
-                <w:sz w:val="24"/>
-                <w:szCs w:val="24"/>
-              </w:rPr>
-              <w:t xml:space="preserve"> после обновления зависимостей.</w:t>
-            </w:r>
-          </w:p>
-        </w:tc>
-        <w:tc>
-          <w:tcPr>
-            <w:tcW w:w="0" w:type="auto"/>
-            <w:hideMark/>
-          </w:tcPr>
-          <w:p>
-            <w:pPr>
+                <w:rFonts w:ascii="Times New Roman" w:eastAsia="Times New Roman" w:hAnsi="Times New Roman" w:cs="Times New Roman"/>
+                <w:sz w:val="24"/>
+                <w:szCs w:val="24"/>
+                <w:lang w:eastAsia="ru-RU"/>
+              </w:rPr>
+            </w:pPr>
+            <w:r>
+              <w:rPr>
+                <w:rFonts w:ascii="Times New Roman" w:eastAsia="Times New Roman" w:hAnsi="Times New Roman" w:cs="Times New Roman"/>
+                <w:sz w:val="24"/>
+                <w:szCs w:val="24"/>
+                <w:lang w:eastAsia="ru-RU"/>
+              </w:rPr>
+              <w:t>Несовместимость текущей версии PHP (8.2+) с отдельными библиотеками Laravel после обновления зависимостей</w:t>
+            </w:r>
+          </w:p>
+        </w:tc>
+        <w:tc>
+          <w:tcPr>
+            <w:tcW w:w="0" w:type="auto"/>
+            <w:hideMark/>
+          </w:tcPr>
+          <w:p>
+            <w:pPr>
+              <w:spacing w:after="0" w:line="240" w:lineRule="auto"/>
               <w:jc w:val="both"/>
               <w:rPr>
-                <w:rFonts w:ascii="Times New Roman" w:hAnsi="Times New Roman" w:cs="Times New Roman"/>
-                <w:sz w:val="24"/>
-                <w:szCs w:val="24"/>
-              </w:rPr>
-            </w:pPr>
-            <w:r>
-              <w:rPr>
-                <w:rFonts w:ascii="Times New Roman" w:hAnsi="Times New Roman" w:cs="Times New Roman"/>
-                <w:sz w:val="24"/>
-                <w:szCs w:val="24"/>
-              </w:rPr>
-              <w:t>Остановка разработки серверной части, необходимость отката версий пакетов или срочного рефакторинга кода.</w:t>
+                <w:rFonts w:ascii="Times New Roman" w:eastAsia="Times New Roman" w:hAnsi="Times New Roman" w:cs="Times New Roman"/>
+                <w:sz w:val="24"/>
+                <w:szCs w:val="24"/>
+                <w:lang w:eastAsia="ru-RU"/>
+              </w:rPr>
+            </w:pPr>
+            <w:r>
+              <w:rPr>
+                <w:rFonts w:ascii="Times New Roman" w:eastAsia="Times New Roman" w:hAnsi="Times New Roman" w:cs="Times New Roman"/>
+                <w:sz w:val="24"/>
+                <w:szCs w:val="24"/>
+                <w:lang w:eastAsia="ru-RU"/>
+              </w:rPr>
+              <w:t>Остановка разработки серверной части, необходимость отката версий пакетов или срочного рефакторинга кода</w:t>
+            </w:r>
+            <w:r>
+              <w:rPr>
+                <w:rFonts w:ascii="Times New Roman" w:eastAsia="Times New Roman" w:hAnsi="Times New Roman" w:cs="Times New Roman"/>
+                <w:sz w:val="24"/>
+                <w:szCs w:val="24"/>
+                <w:lang w:eastAsia="ru-RU"/>
+              </w:rPr>
+              <w:t xml:space="preserve"> (на выбор)</w:t>
             </w:r>
           </w:p>
         </w:tc>
@@ -2199,110 +2196,112 @@
           </w:tcPr>
           <w:p>
             <w:pPr>
+              <w:spacing w:after="0" w:line="240" w:lineRule="auto"/>
+              <w:rPr>
+                <w:rFonts w:ascii="Times New Roman" w:eastAsia="Times New Roman" w:hAnsi="Times New Roman" w:cs="Times New Roman"/>
+                <w:sz w:val="24"/>
+                <w:szCs w:val="24"/>
+                <w:lang w:eastAsia="ru-RU"/>
+              </w:rPr>
+            </w:pPr>
+            <w:r>
+              <w:rPr>
+                <w:rFonts w:ascii="Times New Roman" w:eastAsia="Times New Roman" w:hAnsi="Times New Roman" w:cs="Times New Roman"/>
+                <w:sz w:val="24"/>
+                <w:szCs w:val="24"/>
+                <w:lang w:eastAsia="ru-RU"/>
+              </w:rPr>
+              <w:t>Р-2</w:t>
+            </w:r>
+          </w:p>
+        </w:tc>
+        <w:tc>
+          <w:tcPr>
+            <w:tcW w:w="0" w:type="auto"/>
+            <w:hideMark/>
+          </w:tcPr>
+          <w:p>
+            <w:pPr>
+              <w:spacing w:after="0" w:line="240" w:lineRule="auto"/>
               <w:jc w:val="both"/>
               <w:rPr>
-                <w:rFonts w:ascii="Times New Roman" w:hAnsi="Times New Roman" w:cs="Times New Roman"/>
-                <w:b/>
-                <w:bCs/>
-                <w:sz w:val="24"/>
-                <w:szCs w:val="24"/>
-              </w:rPr>
-            </w:pPr>
-            <w:r>
-              <w:rPr>
-                <w:rStyle w:val="a5"/>
-                <w:rFonts w:ascii="Times New Roman" w:hAnsi="Times New Roman" w:cs="Times New Roman"/>
-                <w:b w:val="0"/>
-                <w:bCs w:val="0"/>
-                <w:sz w:val="24"/>
-                <w:szCs w:val="24"/>
-              </w:rPr>
-              <w:t>Р-2</w:t>
-            </w:r>
-          </w:p>
-        </w:tc>
-        <w:tc>
-          <w:tcPr>
-            <w:tcW w:w="0" w:type="auto"/>
-            <w:hideMark/>
-          </w:tcPr>
-          <w:p>
-            <w:pPr>
+                <w:rFonts w:ascii="Times New Roman" w:eastAsia="Times New Roman" w:hAnsi="Times New Roman" w:cs="Times New Roman"/>
+                <w:sz w:val="24"/>
+                <w:szCs w:val="24"/>
+                <w:lang w:eastAsia="ru-RU"/>
+              </w:rPr>
+            </w:pPr>
+            <w:r>
+              <w:rPr>
+                <w:rFonts w:ascii="Times New Roman" w:eastAsia="Times New Roman" w:hAnsi="Times New Roman" w:cs="Times New Roman"/>
+                <w:sz w:val="24"/>
+                <w:szCs w:val="24"/>
+                <w:lang w:eastAsia="ru-RU"/>
+              </w:rPr>
+              <w:t>Разработка</w:t>
+            </w:r>
+          </w:p>
+        </w:tc>
+        <w:tc>
+          <w:tcPr>
+            <w:tcW w:w="0" w:type="auto"/>
+            <w:hideMark/>
+          </w:tcPr>
+          <w:p>
+            <w:pPr>
+              <w:spacing w:after="0" w:line="240" w:lineRule="auto"/>
               <w:jc w:val="both"/>
               <w:rPr>
-                <w:rFonts w:ascii="Times New Roman" w:hAnsi="Times New Roman" w:cs="Times New Roman"/>
-                <w:sz w:val="24"/>
-                <w:szCs w:val="24"/>
-              </w:rPr>
-            </w:pPr>
-            <w:r>
-              <w:rPr>
-                <w:rFonts w:ascii="Times New Roman" w:hAnsi="Times New Roman" w:cs="Times New Roman"/>
-                <w:sz w:val="24"/>
-                <w:szCs w:val="24"/>
-              </w:rPr>
-              <w:t xml:space="preserve">Отсутствие в </w:t>
-            </w:r>
-            <w:hyperlink r:id="rId5" w:tgtFrame="_blank" w:history="1">
-              <w:r>
-                <w:rPr>
-                  <w:rStyle w:val="a3"/>
-                  <w:rFonts w:ascii="Times New Roman" w:hAnsi="Times New Roman" w:cs="Times New Roman"/>
-                  <w:sz w:val="24"/>
-                  <w:szCs w:val="24"/>
-                </w:rPr>
-                <w:t>Draw.io</w:t>
-              </w:r>
-            </w:hyperlink>
-            <w:r>
-              <w:rPr>
-                <w:rFonts w:ascii="Times New Roman" w:hAnsi="Times New Roman" w:cs="Times New Roman"/>
-                <w:sz w:val="24"/>
-                <w:szCs w:val="24"/>
-              </w:rPr>
-              <w:t xml:space="preserve"> автоматической генерации SQL-кода для </w:t>
-            </w:r>
-            <w:proofErr w:type="spellStart"/>
-            <w:r>
-              <w:rPr>
-                <w:rFonts w:ascii="Times New Roman" w:hAnsi="Times New Roman" w:cs="Times New Roman"/>
-                <w:sz w:val="24"/>
-                <w:szCs w:val="24"/>
-              </w:rPr>
-              <w:t>PostgreSQL</w:t>
-            </w:r>
-            <w:proofErr w:type="spellEnd"/>
-            <w:r>
-              <w:rPr>
-                <w:rFonts w:ascii="Times New Roman" w:hAnsi="Times New Roman" w:cs="Times New Roman"/>
-                <w:sz w:val="24"/>
-                <w:szCs w:val="24"/>
-              </w:rPr>
-              <w:t>.</w:t>
-            </w:r>
-          </w:p>
-        </w:tc>
-        <w:tc>
-          <w:tcPr>
-            <w:tcW w:w="0" w:type="auto"/>
-            <w:hideMark/>
-          </w:tcPr>
-          <w:p>
-            <w:pPr>
+                <w:rFonts w:ascii="Times New Roman" w:eastAsia="Times New Roman" w:hAnsi="Times New Roman" w:cs="Times New Roman"/>
+                <w:sz w:val="24"/>
+                <w:szCs w:val="24"/>
+                <w:lang w:eastAsia="ru-RU"/>
+              </w:rPr>
+            </w:pPr>
+            <w:r>
+              <w:rPr>
+                <w:rFonts w:ascii="Times New Roman" w:eastAsia="Times New Roman" w:hAnsi="Times New Roman" w:cs="Times New Roman"/>
+                <w:sz w:val="24"/>
+                <w:szCs w:val="24"/>
+                <w:lang w:eastAsia="ru-RU"/>
+              </w:rPr>
+              <w:t>Отсутствие автоматической генерации SQL-кода из ER-диаграмм Draw.io для PostgreSQL</w:t>
+            </w:r>
+            <w:r>
+              <w:rPr>
+                <w:rFonts w:ascii="Times New Roman" w:eastAsia="Times New Roman" w:hAnsi="Times New Roman" w:cs="Times New Roman"/>
+                <w:sz w:val="24"/>
+                <w:szCs w:val="24"/>
+                <w:lang w:eastAsia="ru-RU"/>
+              </w:rPr>
+              <w:t xml:space="preserve"> (не критично)</w:t>
+            </w:r>
+          </w:p>
+        </w:tc>
+        <w:tc>
+          <w:tcPr>
+            <w:tcW w:w="0" w:type="auto"/>
+            <w:hideMark/>
+          </w:tcPr>
+          <w:p>
+            <w:pPr>
+              <w:spacing w:after="0" w:line="240" w:lineRule="auto"/>
               <w:jc w:val="both"/>
               <w:rPr>
-                <w:rFonts w:ascii="Times New Roman" w:hAnsi="Times New Roman" w:cs="Times New Roman"/>
-                <w:sz w:val="24"/>
-                <w:szCs w:val="24"/>
-              </w:rPr>
-            </w:pPr>
-            <w:r>
-              <w:rPr>
-                <w:rFonts w:ascii="Times New Roman" w:hAnsi="Times New Roman" w:cs="Times New Roman"/>
-                <w:sz w:val="24"/>
-                <w:szCs w:val="24"/>
-              </w:rPr>
-              <w:t>Ручной перенос ER-диаграмм в скрипты может привести к ошибкам в типах данных, пропуску ограничений и нарушению целостности БД.</w:t>
+                <w:rFonts w:ascii="Times New Roman" w:eastAsia="Times New Roman" w:hAnsi="Times New Roman" w:cs="Times New Roman"/>
+                <w:sz w:val="24"/>
+                <w:szCs w:val="24"/>
+                <w:lang w:eastAsia="ru-RU"/>
+              </w:rPr>
+            </w:pPr>
+            <w:r>
+              <w:rPr>
+                <w:rFonts w:ascii="Times New Roman" w:eastAsia="Times New Roman" w:hAnsi="Times New Roman" w:cs="Times New Roman"/>
+                <w:sz w:val="24"/>
+                <w:szCs w:val="24"/>
+                <w:lang w:eastAsia="ru-RU"/>
+              </w:rPr>
+              <w:t>Ручной перенос модели данных в скрипты может привести к ошибкам в типах данных, нарушению целостности БД</w:t>
             </w:r>
           </w:p>
         </w:tc>
@@ -2315,109 +2314,103 @@
           </w:tcPr>
           <w:p>
             <w:pPr>
+              <w:spacing w:after="0" w:line="240" w:lineRule="auto"/>
+              <w:rPr>
+                <w:rFonts w:ascii="Times New Roman" w:eastAsia="Times New Roman" w:hAnsi="Times New Roman" w:cs="Times New Roman"/>
+                <w:sz w:val="24"/>
+                <w:szCs w:val="24"/>
+                <w:lang w:eastAsia="ru-RU"/>
+              </w:rPr>
+            </w:pPr>
+            <w:r>
+              <w:rPr>
+                <w:rFonts w:ascii="Times New Roman" w:eastAsia="Times New Roman" w:hAnsi="Times New Roman" w:cs="Times New Roman"/>
+                <w:sz w:val="24"/>
+                <w:szCs w:val="24"/>
+                <w:lang w:eastAsia="ru-RU"/>
+              </w:rPr>
+              <w:t>Р-3</w:t>
+            </w:r>
+          </w:p>
+        </w:tc>
+        <w:tc>
+          <w:tcPr>
+            <w:tcW w:w="0" w:type="auto"/>
+            <w:hideMark/>
+          </w:tcPr>
+          <w:p>
+            <w:pPr>
+              <w:spacing w:after="0" w:line="240" w:lineRule="auto"/>
               <w:jc w:val="both"/>
               <w:rPr>
-                <w:rFonts w:ascii="Times New Roman" w:hAnsi="Times New Roman" w:cs="Times New Roman"/>
-                <w:b/>
-                <w:bCs/>
-                <w:sz w:val="24"/>
-                <w:szCs w:val="24"/>
-              </w:rPr>
-            </w:pPr>
-            <w:r>
-              <w:rPr>
-                <w:rStyle w:val="a5"/>
-                <w:rFonts w:ascii="Times New Roman" w:hAnsi="Times New Roman" w:cs="Times New Roman"/>
-                <w:b w:val="0"/>
-                <w:bCs w:val="0"/>
-                <w:sz w:val="24"/>
-                <w:szCs w:val="24"/>
-              </w:rPr>
-              <w:t>Р-3</w:t>
-            </w:r>
-          </w:p>
-        </w:tc>
-        <w:tc>
-          <w:tcPr>
-            <w:tcW w:w="0" w:type="auto"/>
-            <w:hideMark/>
-          </w:tcPr>
-          <w:p>
-            <w:pPr>
+                <w:rFonts w:ascii="Times New Roman" w:eastAsia="Times New Roman" w:hAnsi="Times New Roman" w:cs="Times New Roman"/>
+                <w:sz w:val="24"/>
+                <w:szCs w:val="24"/>
+                <w:lang w:eastAsia="ru-RU"/>
+              </w:rPr>
+            </w:pPr>
+            <w:r>
+              <w:rPr>
+                <w:rFonts w:ascii="Times New Roman" w:eastAsia="Times New Roman" w:hAnsi="Times New Roman" w:cs="Times New Roman"/>
+                <w:sz w:val="24"/>
+                <w:szCs w:val="24"/>
+                <w:lang w:eastAsia="ru-RU"/>
+              </w:rPr>
+              <w:t>Разработка</w:t>
+            </w:r>
+          </w:p>
+        </w:tc>
+        <w:tc>
+          <w:tcPr>
+            <w:tcW w:w="0" w:type="auto"/>
+            <w:hideMark/>
+          </w:tcPr>
+          <w:p>
+            <w:pPr>
+              <w:spacing w:after="0" w:line="240" w:lineRule="auto"/>
               <w:jc w:val="both"/>
               <w:rPr>
-                <w:rFonts w:ascii="Times New Roman" w:hAnsi="Times New Roman" w:cs="Times New Roman"/>
-                <w:sz w:val="24"/>
-                <w:szCs w:val="24"/>
-              </w:rPr>
-            </w:pPr>
-            <w:r>
-              <w:rPr>
-                <w:rFonts w:ascii="Times New Roman" w:hAnsi="Times New Roman" w:cs="Times New Roman"/>
-                <w:sz w:val="24"/>
-                <w:szCs w:val="24"/>
-              </w:rPr>
-              <w:t xml:space="preserve">Единоличная разработка без регулярного резервного копирования кода за пределами </w:t>
-            </w:r>
-            <w:proofErr w:type="spellStart"/>
-            <w:r>
-              <w:rPr>
-                <w:rFonts w:ascii="Times New Roman" w:hAnsi="Times New Roman" w:cs="Times New Roman"/>
-                <w:sz w:val="24"/>
-                <w:szCs w:val="24"/>
-              </w:rPr>
-              <w:t>GitHub</w:t>
-            </w:r>
-            <w:proofErr w:type="spellEnd"/>
-            <w:r>
-              <w:rPr>
-                <w:rFonts w:ascii="Times New Roman" w:hAnsi="Times New Roman" w:cs="Times New Roman"/>
-                <w:sz w:val="24"/>
-                <w:szCs w:val="24"/>
-              </w:rPr>
-              <w:t>.</w:t>
-            </w:r>
-          </w:p>
-        </w:tc>
-        <w:tc>
-          <w:tcPr>
-            <w:tcW w:w="0" w:type="auto"/>
-            <w:hideMark/>
-          </w:tcPr>
-          <w:p>
-            <w:pPr>
+                <w:rFonts w:ascii="Times New Roman" w:eastAsia="Times New Roman" w:hAnsi="Times New Roman" w:cs="Times New Roman"/>
+                <w:sz w:val="24"/>
+                <w:szCs w:val="24"/>
+                <w:lang w:eastAsia="ru-RU"/>
+              </w:rPr>
+            </w:pPr>
+            <w:r>
+              <w:rPr>
+                <w:rFonts w:ascii="Times New Roman" w:eastAsia="Times New Roman" w:hAnsi="Times New Roman" w:cs="Times New Roman"/>
+                <w:sz w:val="24"/>
+                <w:szCs w:val="24"/>
+                <w:lang w:eastAsia="ru-RU"/>
+              </w:rPr>
+              <w:t>Уязвимости в сторонних Composer-пакетах (библиотеки аутентификации, ORM)</w:t>
+            </w:r>
+          </w:p>
+        </w:tc>
+        <w:tc>
+          <w:tcPr>
+            <w:tcW w:w="0" w:type="auto"/>
+            <w:hideMark/>
+          </w:tcPr>
+          <w:p>
+            <w:pPr>
+              <w:spacing w:after="0" w:line="240" w:lineRule="auto"/>
               <w:jc w:val="both"/>
               <w:rPr>
-                <w:rFonts w:ascii="Times New Roman" w:hAnsi="Times New Roman" w:cs="Times New Roman"/>
-                <w:sz w:val="24"/>
-                <w:szCs w:val="24"/>
-              </w:rPr>
-            </w:pPr>
-            <w:r>
-              <w:rPr>
-                <w:rFonts w:ascii="Times New Roman" w:hAnsi="Times New Roman" w:cs="Times New Roman"/>
-                <w:sz w:val="24"/>
-                <w:szCs w:val="24"/>
-              </w:rPr>
-              <w:t xml:space="preserve">При одновременном сбое локального компьютера и недоступности </w:t>
-            </w:r>
-            <w:proofErr w:type="spellStart"/>
-            <w:r>
-              <w:rPr>
-                <w:rFonts w:ascii="Times New Roman" w:hAnsi="Times New Roman" w:cs="Times New Roman"/>
-                <w:sz w:val="24"/>
-                <w:szCs w:val="24"/>
-              </w:rPr>
-              <w:t>GitHub</w:t>
-            </w:r>
-            <w:proofErr w:type="spellEnd"/>
-            <w:r>
-              <w:rPr>
-                <w:rFonts w:ascii="Times New Roman" w:hAnsi="Times New Roman" w:cs="Times New Roman"/>
-                <w:sz w:val="24"/>
-                <w:szCs w:val="24"/>
-              </w:rPr>
-              <w:t xml:space="preserve"> возможна полная потеря исходного кода и истории изменений.</w:t>
+                <w:rFonts w:ascii="Times New Roman" w:eastAsia="Times New Roman" w:hAnsi="Times New Roman" w:cs="Times New Roman"/>
+                <w:sz w:val="24"/>
+                <w:szCs w:val="24"/>
+                <w:lang w:eastAsia="ru-RU"/>
+              </w:rPr>
+            </w:pPr>
+            <w:r>
+              <w:rPr>
+                <w:rFonts w:ascii="Times New Roman" w:eastAsia="Times New Roman" w:hAnsi="Times New Roman" w:cs="Times New Roman"/>
+                <w:sz w:val="24"/>
+                <w:szCs w:val="24"/>
+                <w:lang w:eastAsia="ru-RU"/>
+              </w:rPr>
+              <w:t>Риск несанкционированного доступа к персональным данным клиентов и финансовой информации</w:t>
             </w:r>
           </w:p>
         </w:tc>
@@ -2430,109 +2423,103 @@
           </w:tcPr>
           <w:p>
             <w:pPr>
+              <w:spacing w:after="0" w:line="240" w:lineRule="auto"/>
+              <w:rPr>
+                <w:rFonts w:ascii="Times New Roman" w:eastAsia="Times New Roman" w:hAnsi="Times New Roman" w:cs="Times New Roman"/>
+                <w:sz w:val="24"/>
+                <w:szCs w:val="24"/>
+                <w:lang w:eastAsia="ru-RU"/>
+              </w:rPr>
+            </w:pPr>
+            <w:r>
+              <w:rPr>
+                <w:rFonts w:ascii="Times New Roman" w:eastAsia="Times New Roman" w:hAnsi="Times New Roman" w:cs="Times New Roman"/>
+                <w:sz w:val="24"/>
+                <w:szCs w:val="24"/>
+                <w:lang w:eastAsia="ru-RU"/>
+              </w:rPr>
+              <w:t>С-1</w:t>
+            </w:r>
+          </w:p>
+        </w:tc>
+        <w:tc>
+          <w:tcPr>
+            <w:tcW w:w="0" w:type="auto"/>
+            <w:hideMark/>
+          </w:tcPr>
+          <w:p>
+            <w:pPr>
+              <w:spacing w:after="0" w:line="240" w:lineRule="auto"/>
               <w:jc w:val="both"/>
               <w:rPr>
-                <w:rFonts w:ascii="Times New Roman" w:hAnsi="Times New Roman" w:cs="Times New Roman"/>
-                <w:b/>
-                <w:bCs/>
-                <w:sz w:val="24"/>
-                <w:szCs w:val="24"/>
-              </w:rPr>
-            </w:pPr>
-            <w:r>
-              <w:rPr>
-                <w:rStyle w:val="a5"/>
-                <w:rFonts w:ascii="Times New Roman" w:hAnsi="Times New Roman" w:cs="Times New Roman"/>
-                <w:b w:val="0"/>
-                <w:bCs w:val="0"/>
-                <w:sz w:val="24"/>
-                <w:szCs w:val="24"/>
-              </w:rPr>
-              <w:t>Р-4</w:t>
-            </w:r>
-          </w:p>
-        </w:tc>
-        <w:tc>
-          <w:tcPr>
-            <w:tcW w:w="0" w:type="auto"/>
-            <w:hideMark/>
-          </w:tcPr>
-          <w:p>
-            <w:pPr>
+                <w:rFonts w:ascii="Times New Roman" w:eastAsia="Times New Roman" w:hAnsi="Times New Roman" w:cs="Times New Roman"/>
+                <w:sz w:val="24"/>
+                <w:szCs w:val="24"/>
+                <w:lang w:eastAsia="ru-RU"/>
+              </w:rPr>
+            </w:pPr>
+            <w:r>
+              <w:rPr>
+                <w:rFonts w:ascii="Times New Roman" w:eastAsia="Times New Roman" w:hAnsi="Times New Roman" w:cs="Times New Roman"/>
+                <w:sz w:val="24"/>
+                <w:szCs w:val="24"/>
+                <w:lang w:eastAsia="ru-RU"/>
+              </w:rPr>
+              <w:t>Внедрение</w:t>
+            </w:r>
+          </w:p>
+        </w:tc>
+        <w:tc>
+          <w:tcPr>
+            <w:tcW w:w="0" w:type="auto"/>
+            <w:hideMark/>
+          </w:tcPr>
+          <w:p>
+            <w:pPr>
+              <w:spacing w:after="0" w:line="240" w:lineRule="auto"/>
               <w:jc w:val="both"/>
               <w:rPr>
-                <w:rFonts w:ascii="Times New Roman" w:hAnsi="Times New Roman" w:cs="Times New Roman"/>
-                <w:sz w:val="24"/>
-                <w:szCs w:val="24"/>
-              </w:rPr>
-            </w:pPr>
-            <w:r>
-              <w:rPr>
-                <w:rFonts w:ascii="Times New Roman" w:hAnsi="Times New Roman" w:cs="Times New Roman"/>
-                <w:sz w:val="24"/>
-                <w:szCs w:val="24"/>
-              </w:rPr>
-              <w:t xml:space="preserve">Недооценка трудоёмкости освоения фреймворка </w:t>
-            </w:r>
-            <w:proofErr w:type="spellStart"/>
-            <w:r>
-              <w:rPr>
-                <w:rFonts w:ascii="Times New Roman" w:hAnsi="Times New Roman" w:cs="Times New Roman"/>
-                <w:sz w:val="24"/>
-                <w:szCs w:val="24"/>
-              </w:rPr>
-              <w:t>Laravel</w:t>
-            </w:r>
-            <w:proofErr w:type="spellEnd"/>
-            <w:r>
-              <w:rPr>
-                <w:rFonts w:ascii="Times New Roman" w:hAnsi="Times New Roman" w:cs="Times New Roman"/>
-                <w:sz w:val="24"/>
-                <w:szCs w:val="24"/>
-              </w:rPr>
-              <w:t xml:space="preserve"> (маршрутизация, </w:t>
-            </w:r>
-            <w:proofErr w:type="spellStart"/>
-            <w:r>
-              <w:rPr>
-                <w:rFonts w:ascii="Times New Roman" w:hAnsi="Times New Roman" w:cs="Times New Roman"/>
-                <w:sz w:val="24"/>
-                <w:szCs w:val="24"/>
-              </w:rPr>
-              <w:t>Middleware</w:t>
-            </w:r>
-            <w:proofErr w:type="spellEnd"/>
-            <w:r>
-              <w:rPr>
-                <w:rFonts w:ascii="Times New Roman" w:hAnsi="Times New Roman" w:cs="Times New Roman"/>
-                <w:sz w:val="24"/>
-                <w:szCs w:val="24"/>
-              </w:rPr>
-              <w:t>, очереди).</w:t>
-            </w:r>
-          </w:p>
-        </w:tc>
-        <w:tc>
-          <w:tcPr>
-            <w:tcW w:w="0" w:type="auto"/>
-            <w:hideMark/>
-          </w:tcPr>
-          <w:p>
-            <w:pPr>
+                <w:rFonts w:ascii="Times New Roman" w:eastAsia="Times New Roman" w:hAnsi="Times New Roman" w:cs="Times New Roman"/>
+                <w:sz w:val="24"/>
+                <w:szCs w:val="24"/>
+                <w:lang w:eastAsia="ru-RU"/>
+              </w:rPr>
+            </w:pPr>
+            <w:r>
+              <w:rPr>
+                <w:rFonts w:ascii="Times New Roman" w:eastAsia="Times New Roman" w:hAnsi="Times New Roman" w:cs="Times New Roman"/>
+                <w:sz w:val="24"/>
+                <w:szCs w:val="24"/>
+                <w:lang w:eastAsia="ru-RU"/>
+              </w:rPr>
+              <w:t>Нестабильная работа сети Интернет при облачном развёртывании</w:t>
+            </w:r>
+          </w:p>
+        </w:tc>
+        <w:tc>
+          <w:tcPr>
+            <w:tcW w:w="0" w:type="auto"/>
+            <w:hideMark/>
+          </w:tcPr>
+          <w:p>
+            <w:pPr>
+              <w:spacing w:after="0" w:line="240" w:lineRule="auto"/>
               <w:jc w:val="both"/>
               <w:rPr>
-                <w:rFonts w:ascii="Times New Roman" w:hAnsi="Times New Roman" w:cs="Times New Roman"/>
-                <w:sz w:val="24"/>
-                <w:szCs w:val="24"/>
-              </w:rPr>
-            </w:pPr>
-            <w:r>
-              <w:rPr>
-                <w:rFonts w:ascii="Times New Roman" w:hAnsi="Times New Roman" w:cs="Times New Roman"/>
-                <w:sz w:val="24"/>
-                <w:szCs w:val="24"/>
-              </w:rPr>
-              <w:t>Срыв календарных сроков выполнения последующих лабораторных работ, невозможность реализовать часть запланированных функций.</w:t>
+                <w:rFonts w:ascii="Times New Roman" w:eastAsia="Times New Roman" w:hAnsi="Times New Roman" w:cs="Times New Roman"/>
+                <w:sz w:val="24"/>
+                <w:szCs w:val="24"/>
+                <w:lang w:eastAsia="ru-RU"/>
+              </w:rPr>
+            </w:pPr>
+            <w:r>
+              <w:rPr>
+                <w:rFonts w:ascii="Times New Roman" w:eastAsia="Times New Roman" w:hAnsi="Times New Roman" w:cs="Times New Roman"/>
+                <w:sz w:val="24"/>
+                <w:szCs w:val="24"/>
+                <w:lang w:eastAsia="ru-RU"/>
+              </w:rPr>
+              <w:t>Невозможность записи клиентов, просмотра расписания, формирования чеков в реальном времени</w:t>
             </w:r>
           </w:p>
         </w:tc>
@@ -2556,14 +2543,11 @@
             <w:r>
               <w:rPr>
                 <w:rFonts w:ascii="Times New Roman" w:eastAsia="Times New Roman" w:hAnsi="Times New Roman" w:cs="Times New Roman"/>
-                <w:b/>
-                <w:bCs/>
-                <w:sz w:val="24"/>
-                <w:szCs w:val="24"/>
-                <w:lang w:eastAsia="ru-RU"/>
-              </w:rPr>
-              <w:lastRenderedPageBreak/>
-              <w:t>С-1</w:t>
+                <w:sz w:val="24"/>
+                <w:szCs w:val="24"/>
+                <w:lang w:eastAsia="ru-RU"/>
+              </w:rPr>
+              <w:t>С-2</w:t>
             </w:r>
           </w:p>
         </w:tc>
@@ -2590,27 +2574,7 @@
                 <w:szCs w:val="24"/>
                 <w:lang w:eastAsia="ru-RU"/>
               </w:rPr>
-              <w:t xml:space="preserve">Недостаточная производительность </w:t>
-            </w:r>
-            <w:proofErr w:type="spellStart"/>
-            <w:r>
-              <w:rPr>
-                <w:rFonts w:ascii="Times New Roman" w:eastAsia="Times New Roman" w:hAnsi="Times New Roman" w:cs="Times New Roman"/>
-                <w:sz w:val="24"/>
-                <w:szCs w:val="24"/>
-                <w:lang w:eastAsia="ru-RU"/>
-              </w:rPr>
-              <w:t>Eloquent</w:t>
-            </w:r>
-            <w:proofErr w:type="spellEnd"/>
-            <w:r>
-              <w:rPr>
-                <w:rFonts w:ascii="Times New Roman" w:eastAsia="Times New Roman" w:hAnsi="Times New Roman" w:cs="Times New Roman"/>
-                <w:sz w:val="24"/>
-                <w:szCs w:val="24"/>
-                <w:lang w:eastAsia="ru-RU"/>
-              </w:rPr>
-              <w:t xml:space="preserve"> ORM при построении сложных аналитических отчётов (загрузка мастеров, выручка по месяцам).</w:t>
+              <w:t>Внедрение</w:t>
             </w:r>
           </w:p>
         </w:tc>
@@ -2637,7 +2601,34 @@
                 <w:szCs w:val="24"/>
                 <w:lang w:eastAsia="ru-RU"/>
               </w:rPr>
-              <w:t>Замедление интерфейса администратора, превышение времени ожидания ответа (более 3 с), возможная блокировка БД при пиковых нагрузках (зафиксировано в ЛР №6 при 50 пользователях).</w:t>
+              <w:t>Недостаточная квалификация персонала для работы с новой ПС</w:t>
+            </w:r>
+          </w:p>
+        </w:tc>
+        <w:tc>
+          <w:tcPr>
+            <w:tcW w:w="0" w:type="auto"/>
+            <w:hideMark/>
+          </w:tcPr>
+          <w:p>
+            <w:pPr>
+              <w:spacing w:after="0" w:line="240" w:lineRule="auto"/>
+              <w:jc w:val="both"/>
+              <w:rPr>
+                <w:rFonts w:ascii="Times New Roman" w:eastAsia="Times New Roman" w:hAnsi="Times New Roman" w:cs="Times New Roman"/>
+                <w:sz w:val="24"/>
+                <w:szCs w:val="24"/>
+                <w:lang w:eastAsia="ru-RU"/>
+              </w:rPr>
+            </w:pPr>
+            <w:r>
+              <w:rPr>
+                <w:rFonts w:ascii="Times New Roman" w:eastAsia="Times New Roman" w:hAnsi="Times New Roman" w:cs="Times New Roman"/>
+                <w:sz w:val="24"/>
+                <w:szCs w:val="24"/>
+                <w:lang w:eastAsia="ru-RU"/>
+              </w:rPr>
+              <w:t>Увеличение времени обучения, ошибки при вводе данных, снижение эффективности внедрения</w:t>
             </w:r>
           </w:p>
         </w:tc>
@@ -2661,13 +2652,11 @@
             <w:r>
               <w:rPr>
                 <w:rFonts w:ascii="Times New Roman" w:eastAsia="Times New Roman" w:hAnsi="Times New Roman" w:cs="Times New Roman"/>
-                <w:b/>
-                <w:bCs/>
-                <w:sz w:val="24"/>
-                <w:szCs w:val="24"/>
-                <w:lang w:eastAsia="ru-RU"/>
-              </w:rPr>
-              <w:t>С-2</w:t>
+                <w:sz w:val="24"/>
+                <w:szCs w:val="24"/>
+                <w:lang w:eastAsia="ru-RU"/>
+              </w:rPr>
+              <w:t>П-1</w:t>
             </w:r>
           </w:p>
         </w:tc>
@@ -2694,27 +2683,7 @@
                 <w:szCs w:val="24"/>
                 <w:lang w:eastAsia="ru-RU"/>
               </w:rPr>
-              <w:t xml:space="preserve">Уязвимости в сторонних </w:t>
-            </w:r>
-            <w:proofErr w:type="spellStart"/>
-            <w:r>
-              <w:rPr>
-                <w:rFonts w:ascii="Times New Roman" w:eastAsia="Times New Roman" w:hAnsi="Times New Roman" w:cs="Times New Roman"/>
-                <w:sz w:val="24"/>
-                <w:szCs w:val="24"/>
-                <w:lang w:eastAsia="ru-RU"/>
-              </w:rPr>
-              <w:t>Composer</w:t>
-            </w:r>
-            <w:proofErr w:type="spellEnd"/>
-            <w:r>
-              <w:rPr>
-                <w:rFonts w:ascii="Times New Roman" w:eastAsia="Times New Roman" w:hAnsi="Times New Roman" w:cs="Times New Roman"/>
-                <w:sz w:val="24"/>
-                <w:szCs w:val="24"/>
-                <w:lang w:eastAsia="ru-RU"/>
-              </w:rPr>
-              <w:t>-пакетах (например, библиотека аутентификации).</w:t>
+              <w:t>Применение</w:t>
             </w:r>
           </w:p>
         </w:tc>
@@ -2741,7 +2710,34 @@
                 <w:szCs w:val="24"/>
                 <w:lang w:eastAsia="ru-RU"/>
               </w:rPr>
-              <w:t>Риск несанкционированного доступа к персональным данным клиентов и финансовой информации, зафиксированным в системе.</w:t>
+              <w:t>Слабая синхронизация бизнес-процессов салона с логикой работы ПС</w:t>
+            </w:r>
+          </w:p>
+        </w:tc>
+        <w:tc>
+          <w:tcPr>
+            <w:tcW w:w="0" w:type="auto"/>
+            <w:hideMark/>
+          </w:tcPr>
+          <w:p>
+            <w:pPr>
+              <w:spacing w:after="0" w:line="240" w:lineRule="auto"/>
+              <w:jc w:val="both"/>
+              <w:rPr>
+                <w:rFonts w:ascii="Times New Roman" w:eastAsia="Times New Roman" w:hAnsi="Times New Roman" w:cs="Times New Roman"/>
+                <w:sz w:val="24"/>
+                <w:szCs w:val="24"/>
+                <w:lang w:eastAsia="ru-RU"/>
+              </w:rPr>
+            </w:pPr>
+            <w:r>
+              <w:rPr>
+                <w:rFonts w:ascii="Times New Roman" w:eastAsia="Times New Roman" w:hAnsi="Times New Roman" w:cs="Times New Roman"/>
+                <w:sz w:val="24"/>
+                <w:szCs w:val="24"/>
+                <w:lang w:eastAsia="ru-RU"/>
+              </w:rPr>
+              <w:t>Дублирование записей в бумажном и электронном журналах, потеря актуальности данных</w:t>
             </w:r>
           </w:p>
         </w:tc>
@@ -2765,13 +2761,11 @@
             <w:r>
               <w:rPr>
                 <w:rFonts w:ascii="Times New Roman" w:eastAsia="Times New Roman" w:hAnsi="Times New Roman" w:cs="Times New Roman"/>
-                <w:b/>
-                <w:bCs/>
-                <w:sz w:val="24"/>
-                <w:szCs w:val="24"/>
-                <w:lang w:eastAsia="ru-RU"/>
-              </w:rPr>
-              <w:t>С-3</w:t>
+                <w:sz w:val="24"/>
+                <w:szCs w:val="24"/>
+                <w:lang w:eastAsia="ru-RU"/>
+              </w:rPr>
+              <w:t>П-2</w:t>
             </w:r>
           </w:p>
         </w:tc>
@@ -2798,27 +2792,7 @@
                 <w:szCs w:val="24"/>
                 <w:lang w:eastAsia="ru-RU"/>
               </w:rPr>
-              <w:t>При быстрой повторной отправке формы записи (</w:t>
-            </w:r>
-            <w:proofErr w:type="spellStart"/>
-            <w:r>
-              <w:rPr>
-                <w:rFonts w:ascii="Times New Roman" w:eastAsia="Times New Roman" w:hAnsi="Times New Roman" w:cs="Times New Roman"/>
-                <w:sz w:val="24"/>
-                <w:szCs w:val="24"/>
-                <w:lang w:eastAsia="ru-RU"/>
-              </w:rPr>
-              <w:t>double-click</w:t>
-            </w:r>
-            <w:proofErr w:type="spellEnd"/>
-            <w:r>
-              <w:rPr>
-                <w:rFonts w:ascii="Times New Roman" w:eastAsia="Times New Roman" w:hAnsi="Times New Roman" w:cs="Times New Roman"/>
-                <w:sz w:val="24"/>
-                <w:szCs w:val="24"/>
-                <w:lang w:eastAsia="ru-RU"/>
-              </w:rPr>
-              <w:t>) создаются дубликаты записей в БД на один и тот же временной слот (дефект BUG-L6-01).</w:t>
+              <w:t>Применение</w:t>
             </w:r>
           </w:p>
         </w:tc>
@@ -2845,7 +2819,34 @@
                 <w:szCs w:val="24"/>
                 <w:lang w:eastAsia="ru-RU"/>
               </w:rPr>
-              <w:t>Конфликт расписания, двойное бронирование мастера, недовольство клиентов.</w:t>
+              <w:t>Отказ мастеров от использования планшетного интерфейса</w:t>
+            </w:r>
+          </w:p>
+        </w:tc>
+        <w:tc>
+          <w:tcPr>
+            <w:tcW w:w="0" w:type="auto"/>
+            <w:hideMark/>
+          </w:tcPr>
+          <w:p>
+            <w:pPr>
+              <w:spacing w:after="0" w:line="240" w:lineRule="auto"/>
+              <w:jc w:val="both"/>
+              <w:rPr>
+                <w:rFonts w:ascii="Times New Roman" w:eastAsia="Times New Roman" w:hAnsi="Times New Roman" w:cs="Times New Roman"/>
+                <w:sz w:val="24"/>
+                <w:szCs w:val="24"/>
+                <w:lang w:eastAsia="ru-RU"/>
+              </w:rPr>
+            </w:pPr>
+            <w:r>
+              <w:rPr>
+                <w:rFonts w:ascii="Times New Roman" w:eastAsia="Times New Roman" w:hAnsi="Times New Roman" w:cs="Times New Roman"/>
+                <w:sz w:val="24"/>
+                <w:szCs w:val="24"/>
+                <w:lang w:eastAsia="ru-RU"/>
+              </w:rPr>
+              <w:t>Неполное отражение фактического выполнения услуг, искажение отчётности</w:t>
             </w:r>
           </w:p>
         </w:tc>
@@ -2869,13 +2870,12 @@
             <w:r>
               <w:rPr>
                 <w:rFonts w:ascii="Times New Roman" w:eastAsia="Times New Roman" w:hAnsi="Times New Roman" w:cs="Times New Roman"/>
-                <w:b/>
-                <w:bCs/>
-                <w:sz w:val="24"/>
-                <w:szCs w:val="24"/>
-                <w:lang w:eastAsia="ru-RU"/>
-              </w:rPr>
-              <w:t>С-4</w:t>
+                <w:sz w:val="24"/>
+                <w:szCs w:val="24"/>
+                <w:lang w:eastAsia="ru-RU"/>
+              </w:rPr>
+              <w:lastRenderedPageBreak/>
+              <w:t>П-3</w:t>
             </w:r>
           </w:p>
         </w:tc>
@@ -2902,7 +2902,7 @@
                 <w:szCs w:val="24"/>
                 <w:lang w:eastAsia="ru-RU"/>
               </w:rPr>
-              <w:t>Отсутствие автоматического резервного копирования БД на внешний носитель (в проекте не реализовано).</w:t>
+              <w:t>Применение</w:t>
             </w:r>
           </w:p>
         </w:tc>
@@ -2929,7 +2929,34 @@
                 <w:szCs w:val="24"/>
                 <w:lang w:eastAsia="ru-RU"/>
               </w:rPr>
-              <w:t>Потеря данных о клиентах, записях и финансовых операциях при сбое диска или вирусной атаке.</w:t>
+              <w:t>Изменение прайс-листа или графика работы без своевременного обновления в ПС</w:t>
+            </w:r>
+          </w:p>
+        </w:tc>
+        <w:tc>
+          <w:tcPr>
+            <w:tcW w:w="0" w:type="auto"/>
+            <w:hideMark/>
+          </w:tcPr>
+          <w:p>
+            <w:pPr>
+              <w:spacing w:after="0" w:line="240" w:lineRule="auto"/>
+              <w:jc w:val="both"/>
+              <w:rPr>
+                <w:rFonts w:ascii="Times New Roman" w:eastAsia="Times New Roman" w:hAnsi="Times New Roman" w:cs="Times New Roman"/>
+                <w:sz w:val="24"/>
+                <w:szCs w:val="24"/>
+                <w:lang w:eastAsia="ru-RU"/>
+              </w:rPr>
+            </w:pPr>
+            <w:r>
+              <w:rPr>
+                <w:rFonts w:ascii="Times New Roman" w:eastAsia="Times New Roman" w:hAnsi="Times New Roman" w:cs="Times New Roman"/>
+                <w:sz w:val="24"/>
+                <w:szCs w:val="24"/>
+                <w:lang w:eastAsia="ru-RU"/>
+              </w:rPr>
+              <w:t>Некорректный расчёт стоимости услуг, конфликты с клиентами</w:t>
             </w:r>
           </w:p>
         </w:tc>
@@ -2938,35 +2965,31 @@
         <w:tc>
           <w:tcPr>
             <w:tcW w:w="0" w:type="auto"/>
-            <w:hideMark/>
-          </w:tcPr>
-          <w:p>
-            <w:pPr>
-              <w:spacing w:after="0" w:line="240" w:lineRule="auto"/>
-              <w:rPr>
-                <w:rFonts w:ascii="Times New Roman" w:eastAsia="Times New Roman" w:hAnsi="Times New Roman" w:cs="Times New Roman"/>
-                <w:sz w:val="24"/>
-                <w:szCs w:val="24"/>
-                <w:lang w:eastAsia="ru-RU"/>
-              </w:rPr>
-            </w:pPr>
-            <w:r>
-              <w:rPr>
-                <w:rFonts w:ascii="Times New Roman" w:eastAsia="Times New Roman" w:hAnsi="Times New Roman" w:cs="Times New Roman"/>
-                <w:b/>
-                <w:bCs/>
-                <w:sz w:val="24"/>
-                <w:szCs w:val="24"/>
-                <w:lang w:eastAsia="ru-RU"/>
-              </w:rPr>
-              <w:t>П-1</w:t>
-            </w:r>
-          </w:p>
-        </w:tc>
-        <w:tc>
-          <w:tcPr>
-            <w:tcW w:w="0" w:type="auto"/>
-            <w:hideMark/>
+          </w:tcPr>
+          <w:p>
+            <w:pPr>
+              <w:spacing w:after="0" w:line="240" w:lineRule="auto"/>
+              <w:rPr>
+                <w:rFonts w:ascii="Times New Roman" w:eastAsia="Times New Roman" w:hAnsi="Times New Roman" w:cs="Times New Roman"/>
+                <w:sz w:val="24"/>
+                <w:szCs w:val="24"/>
+                <w:lang w:eastAsia="ru-RU"/>
+              </w:rPr>
+            </w:pPr>
+            <w:r>
+              <w:rPr>
+                <w:rStyle w:val="qwen-markdown-text"/>
+                <w:rFonts w:ascii="Times New Roman" w:hAnsi="Times New Roman" w:cs="Times New Roman"/>
+                <w:sz w:val="24"/>
+                <w:szCs w:val="24"/>
+              </w:rPr>
+              <w:t>П-4</w:t>
+            </w:r>
+          </w:p>
+        </w:tc>
+        <w:tc>
+          <w:tcPr>
+            <w:tcW w:w="0" w:type="auto"/>
           </w:tcPr>
           <w:p>
             <w:pPr>
@@ -2986,14 +3009,13 @@
                 <w:szCs w:val="24"/>
                 <w:lang w:eastAsia="ru-RU"/>
               </w:rPr>
-              <w:t>Недостаточная компьютерная грамотность администратора парикмахерской.</w:t>
-            </w:r>
-          </w:p>
-        </w:tc>
-        <w:tc>
-          <w:tcPr>
-            <w:tcW w:w="0" w:type="auto"/>
-            <w:hideMark/>
+              <w:t>Применение</w:t>
+            </w:r>
+          </w:p>
+        </w:tc>
+        <w:tc>
+          <w:tcPr>
+            <w:tcW w:w="0" w:type="auto"/>
           </w:tcPr>
           <w:p>
             <w:pPr>
@@ -3013,44 +3035,13 @@
                 <w:szCs w:val="24"/>
                 <w:lang w:eastAsia="ru-RU"/>
               </w:rPr>
-              <w:t>Ошибки при работе с системой (неверный поиск, неправильное оформление чека), увеличение времени обслуживания, отказ от использования.</w:t>
-            </w:r>
-          </w:p>
-        </w:tc>
-      </w:tr>
-      <w:tr>
-        <w:tc>
-          <w:tcPr>
-            <w:tcW w:w="0" w:type="auto"/>
-            <w:hideMark/>
-          </w:tcPr>
-          <w:p>
-            <w:pPr>
-              <w:spacing w:after="0" w:line="240" w:lineRule="auto"/>
-              <w:rPr>
-                <w:rFonts w:ascii="Times New Roman" w:eastAsia="Times New Roman" w:hAnsi="Times New Roman" w:cs="Times New Roman"/>
-                <w:sz w:val="24"/>
-                <w:szCs w:val="24"/>
-                <w:lang w:eastAsia="ru-RU"/>
-              </w:rPr>
-            </w:pPr>
-            <w:r>
-              <w:rPr>
-                <w:rFonts w:ascii="Times New Roman" w:eastAsia="Times New Roman" w:hAnsi="Times New Roman" w:cs="Times New Roman"/>
-                <w:b/>
-                <w:bCs/>
-                <w:sz w:val="24"/>
-                <w:szCs w:val="24"/>
-                <w:lang w:eastAsia="ru-RU"/>
-              </w:rPr>
-              <w:t>П-2</w:t>
-            </w:r>
-          </w:p>
-        </w:tc>
-        <w:tc>
-          <w:tcPr>
-            <w:tcW w:w="0" w:type="auto"/>
-            <w:hideMark/>
+              <w:t>Истечение сессии администратора без предупреждения при длительном вводе данных (например, формирование сложного чека со скидками)</w:t>
+            </w:r>
+          </w:p>
+        </w:tc>
+        <w:tc>
+          <w:tcPr>
+            <w:tcW w:w="0" w:type="auto"/>
           </w:tcPr>
           <w:p>
             <w:pPr>
@@ -3070,202 +3061,7 @@
                 <w:szCs w:val="24"/>
                 <w:lang w:eastAsia="ru-RU"/>
               </w:rPr>
-              <w:t>Низкая мотивация мастеров и администратора к использованию новой системы (привычка к бумажным журналам).</w:t>
-            </w:r>
-          </w:p>
-        </w:tc>
-        <w:tc>
-          <w:tcPr>
-            <w:tcW w:w="0" w:type="auto"/>
-            <w:hideMark/>
-          </w:tcPr>
-          <w:p>
-            <w:pPr>
-              <w:spacing w:after="0" w:line="240" w:lineRule="auto"/>
-              <w:jc w:val="both"/>
-              <w:rPr>
-                <w:rFonts w:ascii="Times New Roman" w:eastAsia="Times New Roman" w:hAnsi="Times New Roman" w:cs="Times New Roman"/>
-                <w:sz w:val="24"/>
-                <w:szCs w:val="24"/>
-                <w:lang w:eastAsia="ru-RU"/>
-              </w:rPr>
-            </w:pPr>
-            <w:r>
-              <w:rPr>
-                <w:rFonts w:ascii="Times New Roman" w:eastAsia="Times New Roman" w:hAnsi="Times New Roman" w:cs="Times New Roman"/>
-                <w:sz w:val="24"/>
-                <w:szCs w:val="24"/>
-                <w:lang w:eastAsia="ru-RU"/>
-              </w:rPr>
-              <w:t>Дублирование данных вручную, неактуальность электронной базы, потеря статистики.</w:t>
-            </w:r>
-          </w:p>
-        </w:tc>
-      </w:tr>
-      <w:tr>
-        <w:tc>
-          <w:tcPr>
-            <w:tcW w:w="0" w:type="auto"/>
-            <w:hideMark/>
-          </w:tcPr>
-          <w:p>
-            <w:pPr>
-              <w:spacing w:after="0" w:line="240" w:lineRule="auto"/>
-              <w:rPr>
-                <w:rFonts w:ascii="Times New Roman" w:eastAsia="Times New Roman" w:hAnsi="Times New Roman" w:cs="Times New Roman"/>
-                <w:sz w:val="24"/>
-                <w:szCs w:val="24"/>
-                <w:lang w:eastAsia="ru-RU"/>
-              </w:rPr>
-            </w:pPr>
-            <w:r>
-              <w:rPr>
-                <w:rFonts w:ascii="Times New Roman" w:eastAsia="Times New Roman" w:hAnsi="Times New Roman" w:cs="Times New Roman"/>
-                <w:b/>
-                <w:bCs/>
-                <w:sz w:val="24"/>
-                <w:szCs w:val="24"/>
-                <w:lang w:eastAsia="ru-RU"/>
-              </w:rPr>
-              <w:t>П-3</w:t>
-            </w:r>
-          </w:p>
-        </w:tc>
-        <w:tc>
-          <w:tcPr>
-            <w:tcW w:w="0" w:type="auto"/>
-            <w:hideMark/>
-          </w:tcPr>
-          <w:p>
-            <w:pPr>
-              <w:spacing w:after="0" w:line="240" w:lineRule="auto"/>
-              <w:jc w:val="both"/>
-              <w:rPr>
-                <w:rFonts w:ascii="Times New Roman" w:eastAsia="Times New Roman" w:hAnsi="Times New Roman" w:cs="Times New Roman"/>
-                <w:sz w:val="24"/>
-                <w:szCs w:val="24"/>
-                <w:lang w:eastAsia="ru-RU"/>
-              </w:rPr>
-            </w:pPr>
-            <w:r>
-              <w:rPr>
-                <w:rFonts w:ascii="Times New Roman" w:eastAsia="Times New Roman" w:hAnsi="Times New Roman" w:cs="Times New Roman"/>
-                <w:sz w:val="24"/>
-                <w:szCs w:val="24"/>
-                <w:lang w:eastAsia="ru-RU"/>
-              </w:rPr>
-              <w:t>Отказ управляющего от использования аналитических отчётов системы (продолжение ручного подсчёта выручки).</w:t>
-            </w:r>
-          </w:p>
-        </w:tc>
-        <w:tc>
-          <w:tcPr>
-            <w:tcW w:w="0" w:type="auto"/>
-            <w:hideMark/>
-          </w:tcPr>
-          <w:p>
-            <w:pPr>
-              <w:spacing w:after="0" w:line="240" w:lineRule="auto"/>
-              <w:jc w:val="both"/>
-              <w:rPr>
-                <w:rFonts w:ascii="Times New Roman" w:eastAsia="Times New Roman" w:hAnsi="Times New Roman" w:cs="Times New Roman"/>
-                <w:sz w:val="24"/>
-                <w:szCs w:val="24"/>
-                <w:lang w:eastAsia="ru-RU"/>
-              </w:rPr>
-            </w:pPr>
-            <w:r>
-              <w:rPr>
-                <w:rFonts w:ascii="Times New Roman" w:eastAsia="Times New Roman" w:hAnsi="Times New Roman" w:cs="Times New Roman"/>
-                <w:sz w:val="24"/>
-                <w:szCs w:val="24"/>
-                <w:lang w:eastAsia="ru-RU"/>
-              </w:rPr>
-              <w:t>Персонал теряет интерес к аккуратному вводу данных, снижается эффективность автоматизации.</w:t>
-            </w:r>
-          </w:p>
-        </w:tc>
-      </w:tr>
-      <w:tr>
-        <w:tc>
-          <w:tcPr>
-            <w:tcW w:w="0" w:type="auto"/>
-            <w:hideMark/>
-          </w:tcPr>
-          <w:p>
-            <w:pPr>
-              <w:spacing w:after="0" w:line="240" w:lineRule="auto"/>
-              <w:rPr>
-                <w:rFonts w:ascii="Times New Roman" w:eastAsia="Times New Roman" w:hAnsi="Times New Roman" w:cs="Times New Roman"/>
-                <w:sz w:val="24"/>
-                <w:szCs w:val="24"/>
-                <w:lang w:eastAsia="ru-RU"/>
-              </w:rPr>
-            </w:pPr>
-            <w:r>
-              <w:rPr>
-                <w:rFonts w:ascii="Times New Roman" w:eastAsia="Times New Roman" w:hAnsi="Times New Roman" w:cs="Times New Roman"/>
-                <w:b/>
-                <w:bCs/>
-                <w:sz w:val="24"/>
-                <w:szCs w:val="24"/>
-                <w:lang w:eastAsia="ru-RU"/>
-              </w:rPr>
-              <w:t>П-4</w:t>
-            </w:r>
-          </w:p>
-        </w:tc>
-        <w:tc>
-          <w:tcPr>
-            <w:tcW w:w="0" w:type="auto"/>
-            <w:hideMark/>
-          </w:tcPr>
-          <w:p>
-            <w:pPr>
-              <w:spacing w:after="0" w:line="240" w:lineRule="auto"/>
-              <w:jc w:val="both"/>
-              <w:rPr>
-                <w:rFonts w:ascii="Times New Roman" w:eastAsia="Times New Roman" w:hAnsi="Times New Roman" w:cs="Times New Roman"/>
-                <w:sz w:val="24"/>
-                <w:szCs w:val="24"/>
-                <w:lang w:eastAsia="ru-RU"/>
-              </w:rPr>
-            </w:pPr>
-            <w:r>
-              <w:rPr>
-                <w:rFonts w:ascii="Times New Roman" w:eastAsia="Times New Roman" w:hAnsi="Times New Roman" w:cs="Times New Roman"/>
-                <w:sz w:val="24"/>
-                <w:szCs w:val="24"/>
-                <w:lang w:eastAsia="ru-RU"/>
-              </w:rPr>
-              <w:t>Текучесть кадров (частная смена администраторов в парикмахерских).</w:t>
-            </w:r>
-          </w:p>
-        </w:tc>
-        <w:tc>
-          <w:tcPr>
-            <w:tcW w:w="0" w:type="auto"/>
-            <w:hideMark/>
-          </w:tcPr>
-          <w:p>
-            <w:pPr>
-              <w:spacing w:after="0" w:line="240" w:lineRule="auto"/>
-              <w:jc w:val="both"/>
-              <w:rPr>
-                <w:rFonts w:ascii="Times New Roman" w:eastAsia="Times New Roman" w:hAnsi="Times New Roman" w:cs="Times New Roman"/>
-                <w:sz w:val="24"/>
-                <w:szCs w:val="24"/>
-                <w:lang w:eastAsia="ru-RU"/>
-              </w:rPr>
-            </w:pPr>
-            <w:r>
-              <w:rPr>
-                <w:rFonts w:ascii="Times New Roman" w:eastAsia="Times New Roman" w:hAnsi="Times New Roman" w:cs="Times New Roman"/>
-                <w:sz w:val="24"/>
-                <w:szCs w:val="24"/>
-                <w:lang w:eastAsia="ru-RU"/>
-              </w:rPr>
-              <w:t>Новый сотрудник не обучен работе с ПС, допускает ошибки, требуется повторное обучение.</w:t>
+              <w:t>Потеря введённой информации, необходимость повторного заполнения форм, увеличение времени обслуживания клиента, риск назначения неверной стоимости из-за спешки</w:t>
             </w:r>
           </w:p>
         </w:tc>
@@ -3293,11 +3089,20 @@
       <w:pPr>
         <w:pStyle w:val="ds-markdown-paragraph"/>
         <w:spacing w:before="0" w:beforeAutospacing="0" w:after="0" w:afterAutospacing="0" w:line="360" w:lineRule="auto"/>
-        <w:rPr>
-          <w:sz w:val="28"/>
-          <w:szCs w:val="28"/>
-        </w:rPr>
-      </w:pPr>
+        <w:ind w:firstLine="708"/>
+        <w:jc w:val="both"/>
+        <w:rPr>
+          <w:sz w:val="28"/>
+          <w:szCs w:val="28"/>
+        </w:rPr>
+      </w:pPr>
+      <w:r>
+        <w:rPr>
+          <w:sz w:val="28"/>
+          <w:szCs w:val="28"/>
+        </w:rPr>
+        <w:t>Все выявленные риски задокументированы в едином реестре, присвоены уникальные шифры для последующего отслеживания в системе управления проектом, и сформулированы с учётом специфики предметной области, что позволяет перейти к этапу качественного оценивания по шкалам вероятности и существенности последствий.</w:t>
+      </w:r>
     </w:p>
     <w:p>
       <w:pPr>
@@ -3308,6 +3113,2306 @@
           <w:szCs w:val="28"/>
         </w:rPr>
       </w:pPr>
+    </w:p>
+    <w:p>
+      <w:pPr>
+        <w:pStyle w:val="paragraph"/>
+        <w:numPr>
+          <w:ilvl w:val="0"/>
+          <w:numId w:val="2"/>
+        </w:numPr>
+        <w:spacing w:beforeAutospacing="0" w:after="0" w:afterAutospacing="0" w:line="360" w:lineRule="auto"/>
+        <w:ind w:left="714" w:hanging="357"/>
+        <w:jc w:val="both"/>
+        <w:rPr>
+          <w:rFonts w:eastAsiaTheme="majorEastAsia"/>
+          <w:b/>
+          <w:bCs/>
+          <w:sz w:val="28"/>
+          <w:szCs w:val="28"/>
+        </w:rPr>
+      </w:pPr>
+      <w:r>
+        <w:rPr>
+          <w:rFonts w:eastAsiaTheme="majorEastAsia"/>
+          <w:b/>
+          <w:bCs/>
+          <w:sz w:val="28"/>
+          <w:szCs w:val="28"/>
+        </w:rPr>
+        <w:t>Оценивание рисков</w:t>
+      </w:r>
+    </w:p>
+    <w:p>
+      <w:pPr>
+        <w:pStyle w:val="ds-markdown-paragraph"/>
+        <w:spacing w:before="0" w:beforeAutospacing="0" w:after="0" w:afterAutospacing="0" w:line="360" w:lineRule="auto"/>
+        <w:ind w:firstLine="709"/>
+        <w:jc w:val="both"/>
+        <w:rPr>
+          <w:sz w:val="28"/>
+          <w:szCs w:val="28"/>
+        </w:rPr>
+      </w:pPr>
+      <w:r>
+        <w:rPr>
+          <w:sz w:val="28"/>
+          <w:szCs w:val="28"/>
+        </w:rPr>
+        <w:t>Оценивание рисков представляет собой систематический процесс анализа идентифицированных рисков с целью определения их приоритетности и разработки соответствующих мер реагирования. Данный процесс включает количественную и качественную оценку вероятности наступления рисковых событий и степени их влияния на проект.</w:t>
+      </w:r>
+    </w:p>
+    <w:p>
+      <w:pPr>
+        <w:pStyle w:val="ds-markdown-paragraph"/>
+        <w:spacing w:before="0" w:beforeAutospacing="0" w:after="0" w:afterAutospacing="0" w:line="360" w:lineRule="auto"/>
+        <w:ind w:firstLine="709"/>
+        <w:jc w:val="both"/>
+        <w:rPr>
+          <w:sz w:val="28"/>
+          <w:szCs w:val="28"/>
+        </w:rPr>
+      </w:pPr>
+      <w:r>
+        <w:rPr>
+          <w:sz w:val="28"/>
+          <w:szCs w:val="28"/>
+        </w:rPr>
+        <w:t>Для оценивания рисков использованы две трёхбалльные ранговые шкалы</w:t>
+      </w:r>
+      <w:r>
+        <w:rPr>
+          <w:sz w:val="28"/>
+          <w:szCs w:val="28"/>
+        </w:rPr>
+        <w:t>:</w:t>
+      </w:r>
+    </w:p>
+    <w:tbl>
+      <w:tblPr>
+        <w:tblStyle w:val="a6"/>
+        <w:tblW w:w="0" w:type="auto"/>
+        <w:tblLook w:val="04A0" w:firstRow="1" w:lastRow="0" w:firstColumn="1" w:lastColumn="0" w:noHBand="0" w:noVBand="1"/>
+      </w:tblPr>
+      <w:tblGrid>
+        <w:gridCol w:w="918"/>
+        <w:gridCol w:w="1952"/>
+        <w:gridCol w:w="1872"/>
+        <w:gridCol w:w="4603"/>
+      </w:tblGrid>
+      <w:tr>
+        <w:tc>
+          <w:tcPr>
+            <w:tcW w:w="0" w:type="auto"/>
+            <w:hideMark/>
+          </w:tcPr>
+          <w:p>
+            <w:pPr>
+              <w:spacing w:after="0" w:line="240" w:lineRule="auto"/>
+              <w:jc w:val="center"/>
+              <w:rPr>
+                <w:rFonts w:ascii="Times New Roman" w:eastAsia="Times New Roman" w:hAnsi="Times New Roman" w:cs="Times New Roman"/>
+                <w:b/>
+                <w:bCs/>
+                <w:sz w:val="24"/>
+                <w:szCs w:val="24"/>
+                <w:lang w:eastAsia="ru-RU"/>
+              </w:rPr>
+            </w:pPr>
+            <w:r>
+              <w:rPr>
+                <w:rFonts w:ascii="Times New Roman" w:eastAsia="Times New Roman" w:hAnsi="Times New Roman" w:cs="Times New Roman"/>
+                <w:b/>
+                <w:bCs/>
+                <w:sz w:val="24"/>
+                <w:szCs w:val="24"/>
+                <w:lang w:eastAsia="ru-RU"/>
+              </w:rPr>
+              <w:t>Шифр</w:t>
+            </w:r>
+          </w:p>
+        </w:tc>
+        <w:tc>
+          <w:tcPr>
+            <w:tcW w:w="0" w:type="auto"/>
+            <w:hideMark/>
+          </w:tcPr>
+          <w:p>
+            <w:pPr>
+              <w:spacing w:after="0" w:line="240" w:lineRule="auto"/>
+              <w:jc w:val="center"/>
+              <w:rPr>
+                <w:rFonts w:ascii="Times New Roman" w:eastAsia="Times New Roman" w:hAnsi="Times New Roman" w:cs="Times New Roman"/>
+                <w:b/>
+                <w:bCs/>
+                <w:sz w:val="24"/>
+                <w:szCs w:val="24"/>
+                <w:lang w:eastAsia="ru-RU"/>
+              </w:rPr>
+            </w:pPr>
+            <w:r>
+              <w:rPr>
+                <w:rFonts w:ascii="Times New Roman" w:eastAsia="Times New Roman" w:hAnsi="Times New Roman" w:cs="Times New Roman"/>
+                <w:b/>
+                <w:bCs/>
+                <w:sz w:val="24"/>
+                <w:szCs w:val="24"/>
+                <w:lang w:eastAsia="ru-RU"/>
+              </w:rPr>
+              <w:t>Вероятность реализации</w:t>
+            </w:r>
+          </w:p>
+        </w:tc>
+        <w:tc>
+          <w:tcPr>
+            <w:tcW w:w="0" w:type="auto"/>
+            <w:hideMark/>
+          </w:tcPr>
+          <w:p>
+            <w:pPr>
+              <w:spacing w:after="0" w:line="240" w:lineRule="auto"/>
+              <w:jc w:val="center"/>
+              <w:rPr>
+                <w:rFonts w:ascii="Times New Roman" w:eastAsia="Times New Roman" w:hAnsi="Times New Roman" w:cs="Times New Roman"/>
+                <w:b/>
+                <w:bCs/>
+                <w:sz w:val="24"/>
+                <w:szCs w:val="24"/>
+                <w:lang w:eastAsia="ru-RU"/>
+              </w:rPr>
+            </w:pPr>
+            <w:r>
+              <w:rPr>
+                <w:rFonts w:ascii="Times New Roman" w:eastAsia="Times New Roman" w:hAnsi="Times New Roman" w:cs="Times New Roman"/>
+                <w:b/>
+                <w:bCs/>
+                <w:sz w:val="24"/>
+                <w:szCs w:val="24"/>
+                <w:lang w:eastAsia="ru-RU"/>
+              </w:rPr>
+              <w:t>Диапазон вероятности</w:t>
+            </w:r>
+          </w:p>
+        </w:tc>
+        <w:tc>
+          <w:tcPr>
+            <w:tcW w:w="0" w:type="auto"/>
+            <w:hideMark/>
+          </w:tcPr>
+          <w:p>
+            <w:pPr>
+              <w:spacing w:after="0" w:line="240" w:lineRule="auto"/>
+              <w:jc w:val="center"/>
+              <w:rPr>
+                <w:rFonts w:ascii="Times New Roman" w:eastAsia="Times New Roman" w:hAnsi="Times New Roman" w:cs="Times New Roman"/>
+                <w:b/>
+                <w:bCs/>
+                <w:sz w:val="24"/>
+                <w:szCs w:val="24"/>
+                <w:lang w:eastAsia="ru-RU"/>
+              </w:rPr>
+            </w:pPr>
+            <w:r>
+              <w:rPr>
+                <w:rFonts w:ascii="Times New Roman" w:eastAsia="Times New Roman" w:hAnsi="Times New Roman" w:cs="Times New Roman"/>
+                <w:b/>
+                <w:bCs/>
+                <w:sz w:val="24"/>
+                <w:szCs w:val="24"/>
+                <w:lang w:eastAsia="ru-RU"/>
+              </w:rPr>
+              <w:t>Характеристика</w:t>
+            </w:r>
+          </w:p>
+        </w:tc>
+      </w:tr>
+      <w:tr>
+        <w:tc>
+          <w:tcPr>
+            <w:tcW w:w="0" w:type="auto"/>
+            <w:hideMark/>
+          </w:tcPr>
+          <w:p>
+            <w:pPr>
+              <w:spacing w:after="0" w:line="240" w:lineRule="auto"/>
+              <w:rPr>
+                <w:rFonts w:ascii="Times New Roman" w:eastAsia="Times New Roman" w:hAnsi="Times New Roman" w:cs="Times New Roman"/>
+                <w:sz w:val="24"/>
+                <w:szCs w:val="24"/>
+                <w:lang w:eastAsia="ru-RU"/>
+              </w:rPr>
+            </w:pPr>
+            <w:r>
+              <w:rPr>
+                <w:rFonts w:ascii="Times New Roman" w:eastAsia="Times New Roman" w:hAnsi="Times New Roman" w:cs="Times New Roman"/>
+                <w:sz w:val="24"/>
+                <w:szCs w:val="24"/>
+                <w:lang w:eastAsia="ru-RU"/>
+              </w:rPr>
+              <w:t>В-1</w:t>
+            </w:r>
+          </w:p>
+        </w:tc>
+        <w:tc>
+          <w:tcPr>
+            <w:tcW w:w="0" w:type="auto"/>
+            <w:hideMark/>
+          </w:tcPr>
+          <w:p>
+            <w:pPr>
+              <w:spacing w:after="0" w:line="240" w:lineRule="auto"/>
+              <w:rPr>
+                <w:rFonts w:ascii="Times New Roman" w:eastAsia="Times New Roman" w:hAnsi="Times New Roman" w:cs="Times New Roman"/>
+                <w:sz w:val="24"/>
+                <w:szCs w:val="24"/>
+                <w:lang w:eastAsia="ru-RU"/>
+              </w:rPr>
+            </w:pPr>
+            <w:r>
+              <w:rPr>
+                <w:rFonts w:ascii="Times New Roman" w:eastAsia="Times New Roman" w:hAnsi="Times New Roman" w:cs="Times New Roman"/>
+                <w:sz w:val="24"/>
+                <w:szCs w:val="24"/>
+                <w:lang w:eastAsia="ru-RU"/>
+              </w:rPr>
+              <w:t>Низкая</w:t>
+            </w:r>
+          </w:p>
+        </w:tc>
+        <w:tc>
+          <w:tcPr>
+            <w:tcW w:w="0" w:type="auto"/>
+            <w:hideMark/>
+          </w:tcPr>
+          <w:p>
+            <w:pPr>
+              <w:spacing w:after="0" w:line="240" w:lineRule="auto"/>
+              <w:rPr>
+                <w:rFonts w:ascii="Times New Roman" w:eastAsia="Times New Roman" w:hAnsi="Times New Roman" w:cs="Times New Roman"/>
+                <w:sz w:val="24"/>
+                <w:szCs w:val="24"/>
+                <w:lang w:eastAsia="ru-RU"/>
+              </w:rPr>
+            </w:pPr>
+            <w:r>
+              <w:rPr>
+                <w:rFonts w:ascii="Times New Roman" w:eastAsia="Times New Roman" w:hAnsi="Times New Roman" w:cs="Times New Roman"/>
+                <w:sz w:val="24"/>
+                <w:szCs w:val="24"/>
+                <w:lang w:eastAsia="ru-RU"/>
+              </w:rPr>
+              <w:t>0–30%</w:t>
+            </w:r>
+          </w:p>
+        </w:tc>
+        <w:tc>
+          <w:tcPr>
+            <w:tcW w:w="0" w:type="auto"/>
+            <w:hideMark/>
+          </w:tcPr>
+          <w:p>
+            <w:pPr>
+              <w:spacing w:after="0" w:line="240" w:lineRule="auto"/>
+              <w:rPr>
+                <w:rFonts w:ascii="Times New Roman" w:eastAsia="Times New Roman" w:hAnsi="Times New Roman" w:cs="Times New Roman"/>
+                <w:sz w:val="24"/>
+                <w:szCs w:val="24"/>
+                <w:lang w:eastAsia="ru-RU"/>
+              </w:rPr>
+            </w:pPr>
+            <w:r>
+              <w:rPr>
+                <w:rFonts w:ascii="Times New Roman" w:eastAsia="Times New Roman" w:hAnsi="Times New Roman" w:cs="Times New Roman"/>
+                <w:sz w:val="24"/>
+                <w:szCs w:val="24"/>
+                <w:lang w:eastAsia="ru-RU"/>
+              </w:rPr>
+              <w:t>Риск маловероятен, наступление не ожидается в рамках текущего этапа ЖЦ при сохранении текущих условий</w:t>
+            </w:r>
+          </w:p>
+        </w:tc>
+      </w:tr>
+      <w:tr>
+        <w:tc>
+          <w:tcPr>
+            <w:tcW w:w="0" w:type="auto"/>
+            <w:hideMark/>
+          </w:tcPr>
+          <w:p>
+            <w:pPr>
+              <w:spacing w:after="0" w:line="240" w:lineRule="auto"/>
+              <w:rPr>
+                <w:rFonts w:ascii="Times New Roman" w:eastAsia="Times New Roman" w:hAnsi="Times New Roman" w:cs="Times New Roman"/>
+                <w:sz w:val="24"/>
+                <w:szCs w:val="24"/>
+                <w:lang w:eastAsia="ru-RU"/>
+              </w:rPr>
+            </w:pPr>
+            <w:r>
+              <w:rPr>
+                <w:rFonts w:ascii="Times New Roman" w:eastAsia="Times New Roman" w:hAnsi="Times New Roman" w:cs="Times New Roman"/>
+                <w:sz w:val="24"/>
+                <w:szCs w:val="24"/>
+                <w:lang w:eastAsia="ru-RU"/>
+              </w:rPr>
+              <w:t>В-2</w:t>
+            </w:r>
+          </w:p>
+        </w:tc>
+        <w:tc>
+          <w:tcPr>
+            <w:tcW w:w="0" w:type="auto"/>
+            <w:hideMark/>
+          </w:tcPr>
+          <w:p>
+            <w:pPr>
+              <w:spacing w:after="0" w:line="240" w:lineRule="auto"/>
+              <w:rPr>
+                <w:rFonts w:ascii="Times New Roman" w:eastAsia="Times New Roman" w:hAnsi="Times New Roman" w:cs="Times New Roman"/>
+                <w:sz w:val="24"/>
+                <w:szCs w:val="24"/>
+                <w:lang w:eastAsia="ru-RU"/>
+              </w:rPr>
+            </w:pPr>
+            <w:r>
+              <w:rPr>
+                <w:rFonts w:ascii="Times New Roman" w:eastAsia="Times New Roman" w:hAnsi="Times New Roman" w:cs="Times New Roman"/>
+                <w:sz w:val="24"/>
+                <w:szCs w:val="24"/>
+                <w:lang w:eastAsia="ru-RU"/>
+              </w:rPr>
+              <w:t>Средняя</w:t>
+            </w:r>
+          </w:p>
+        </w:tc>
+        <w:tc>
+          <w:tcPr>
+            <w:tcW w:w="0" w:type="auto"/>
+            <w:hideMark/>
+          </w:tcPr>
+          <w:p>
+            <w:pPr>
+              <w:spacing w:after="0" w:line="240" w:lineRule="auto"/>
+              <w:rPr>
+                <w:rFonts w:ascii="Times New Roman" w:eastAsia="Times New Roman" w:hAnsi="Times New Roman" w:cs="Times New Roman"/>
+                <w:sz w:val="24"/>
+                <w:szCs w:val="24"/>
+                <w:lang w:eastAsia="ru-RU"/>
+              </w:rPr>
+            </w:pPr>
+            <w:r>
+              <w:rPr>
+                <w:rFonts w:ascii="Times New Roman" w:eastAsia="Times New Roman" w:hAnsi="Times New Roman" w:cs="Times New Roman"/>
+                <w:sz w:val="24"/>
+                <w:szCs w:val="24"/>
+                <w:lang w:eastAsia="ru-RU"/>
+              </w:rPr>
+              <w:t>31–70%</w:t>
+            </w:r>
+          </w:p>
+        </w:tc>
+        <w:tc>
+          <w:tcPr>
+            <w:tcW w:w="0" w:type="auto"/>
+            <w:hideMark/>
+          </w:tcPr>
+          <w:p>
+            <w:pPr>
+              <w:spacing w:after="0" w:line="240" w:lineRule="auto"/>
+              <w:rPr>
+                <w:rFonts w:ascii="Times New Roman" w:eastAsia="Times New Roman" w:hAnsi="Times New Roman" w:cs="Times New Roman"/>
+                <w:sz w:val="24"/>
+                <w:szCs w:val="24"/>
+                <w:lang w:eastAsia="ru-RU"/>
+              </w:rPr>
+            </w:pPr>
+            <w:r>
+              <w:rPr>
+                <w:rFonts w:ascii="Times New Roman" w:eastAsia="Times New Roman" w:hAnsi="Times New Roman" w:cs="Times New Roman"/>
+                <w:sz w:val="24"/>
+                <w:szCs w:val="24"/>
+                <w:lang w:eastAsia="ru-RU"/>
+              </w:rPr>
+              <w:t>Риск может наступить при определённых условиях, требует регулярного контроля и плановых мер</w:t>
+            </w:r>
+          </w:p>
+        </w:tc>
+      </w:tr>
+      <w:tr>
+        <w:tc>
+          <w:tcPr>
+            <w:tcW w:w="0" w:type="auto"/>
+            <w:hideMark/>
+          </w:tcPr>
+          <w:p>
+            <w:pPr>
+              <w:spacing w:after="0" w:line="240" w:lineRule="auto"/>
+              <w:rPr>
+                <w:rFonts w:ascii="Times New Roman" w:eastAsia="Times New Roman" w:hAnsi="Times New Roman" w:cs="Times New Roman"/>
+                <w:sz w:val="24"/>
+                <w:szCs w:val="24"/>
+                <w:lang w:eastAsia="ru-RU"/>
+              </w:rPr>
+            </w:pPr>
+            <w:r>
+              <w:rPr>
+                <w:rFonts w:ascii="Times New Roman" w:eastAsia="Times New Roman" w:hAnsi="Times New Roman" w:cs="Times New Roman"/>
+                <w:sz w:val="24"/>
+                <w:szCs w:val="24"/>
+                <w:lang w:eastAsia="ru-RU"/>
+              </w:rPr>
+              <w:t>В-3</w:t>
+            </w:r>
+          </w:p>
+        </w:tc>
+        <w:tc>
+          <w:tcPr>
+            <w:tcW w:w="0" w:type="auto"/>
+            <w:hideMark/>
+          </w:tcPr>
+          <w:p>
+            <w:pPr>
+              <w:spacing w:after="0" w:line="240" w:lineRule="auto"/>
+              <w:rPr>
+                <w:rFonts w:ascii="Times New Roman" w:eastAsia="Times New Roman" w:hAnsi="Times New Roman" w:cs="Times New Roman"/>
+                <w:sz w:val="24"/>
+                <w:szCs w:val="24"/>
+                <w:lang w:eastAsia="ru-RU"/>
+              </w:rPr>
+            </w:pPr>
+            <w:r>
+              <w:rPr>
+                <w:rFonts w:ascii="Times New Roman" w:eastAsia="Times New Roman" w:hAnsi="Times New Roman" w:cs="Times New Roman"/>
+                <w:sz w:val="24"/>
+                <w:szCs w:val="24"/>
+                <w:lang w:eastAsia="ru-RU"/>
+              </w:rPr>
+              <w:t>Высокая</w:t>
+            </w:r>
+          </w:p>
+        </w:tc>
+        <w:tc>
+          <w:tcPr>
+            <w:tcW w:w="0" w:type="auto"/>
+            <w:hideMark/>
+          </w:tcPr>
+          <w:p>
+            <w:pPr>
+              <w:spacing w:after="0" w:line="240" w:lineRule="auto"/>
+              <w:rPr>
+                <w:rFonts w:ascii="Times New Roman" w:eastAsia="Times New Roman" w:hAnsi="Times New Roman" w:cs="Times New Roman"/>
+                <w:sz w:val="24"/>
+                <w:szCs w:val="24"/>
+                <w:lang w:eastAsia="ru-RU"/>
+              </w:rPr>
+            </w:pPr>
+            <w:r>
+              <w:rPr>
+                <w:rFonts w:ascii="Times New Roman" w:eastAsia="Times New Roman" w:hAnsi="Times New Roman" w:cs="Times New Roman"/>
+                <w:sz w:val="24"/>
+                <w:szCs w:val="24"/>
+                <w:lang w:eastAsia="ru-RU"/>
+              </w:rPr>
+              <w:t>71–100%</w:t>
+            </w:r>
+          </w:p>
+        </w:tc>
+        <w:tc>
+          <w:tcPr>
+            <w:tcW w:w="0" w:type="auto"/>
+            <w:hideMark/>
+          </w:tcPr>
+          <w:p>
+            <w:pPr>
+              <w:spacing w:after="0" w:line="240" w:lineRule="auto"/>
+              <w:rPr>
+                <w:rFonts w:ascii="Times New Roman" w:eastAsia="Times New Roman" w:hAnsi="Times New Roman" w:cs="Times New Roman"/>
+                <w:sz w:val="24"/>
+                <w:szCs w:val="24"/>
+                <w:lang w:eastAsia="ru-RU"/>
+              </w:rPr>
+            </w:pPr>
+            <w:r>
+              <w:rPr>
+                <w:rFonts w:ascii="Times New Roman" w:eastAsia="Times New Roman" w:hAnsi="Times New Roman" w:cs="Times New Roman"/>
+                <w:sz w:val="24"/>
+                <w:szCs w:val="24"/>
+                <w:lang w:eastAsia="ru-RU"/>
+              </w:rPr>
+              <w:t>Риск весьма вероятен, наступление ожидается без внедрения превентивных мероприятий</w:t>
+            </w:r>
+          </w:p>
+        </w:tc>
+      </w:tr>
+    </w:tbl>
+    <w:p>
+      <w:pPr>
+        <w:pStyle w:val="paragraph"/>
+        <w:spacing w:beforeAutospacing="0" w:after="0" w:afterAutospacing="0" w:line="360" w:lineRule="auto"/>
+        <w:jc w:val="center"/>
+        <w:rPr>
+          <w:sz w:val="28"/>
+          <w:szCs w:val="28"/>
+        </w:rPr>
+      </w:pPr>
+      <w:r>
+        <w:rPr>
+          <w:sz w:val="28"/>
+          <w:szCs w:val="28"/>
+        </w:rPr>
+        <w:t>Таблица 2 – Шкала оценивания вероятности реализации риска</w:t>
+      </w:r>
+    </w:p>
+    <w:tbl>
+      <w:tblPr>
+        <w:tblStyle w:val="a6"/>
+        <w:tblW w:w="0" w:type="auto"/>
+        <w:tblLook w:val="04A0" w:firstRow="1" w:lastRow="0" w:firstColumn="1" w:lastColumn="0" w:noHBand="0" w:noVBand="1"/>
+      </w:tblPr>
+      <w:tblGrid>
+        <w:gridCol w:w="918"/>
+        <w:gridCol w:w="2212"/>
+        <w:gridCol w:w="6215"/>
+      </w:tblGrid>
+      <w:tr>
+        <w:tc>
+          <w:tcPr>
+            <w:tcW w:w="0" w:type="auto"/>
+            <w:hideMark/>
+          </w:tcPr>
+          <w:p>
+            <w:pPr>
+              <w:spacing w:after="0" w:line="240" w:lineRule="auto"/>
+              <w:jc w:val="center"/>
+              <w:rPr>
+                <w:rFonts w:ascii="Times New Roman" w:eastAsia="Times New Roman" w:hAnsi="Times New Roman" w:cs="Times New Roman"/>
+                <w:b/>
+                <w:bCs/>
+                <w:sz w:val="24"/>
+                <w:szCs w:val="24"/>
+                <w:lang w:eastAsia="ru-RU"/>
+              </w:rPr>
+            </w:pPr>
+            <w:r>
+              <w:rPr>
+                <w:rFonts w:ascii="Times New Roman" w:eastAsia="Times New Roman" w:hAnsi="Times New Roman" w:cs="Times New Roman"/>
+                <w:b/>
+                <w:bCs/>
+                <w:sz w:val="24"/>
+                <w:szCs w:val="24"/>
+                <w:lang w:eastAsia="ru-RU"/>
+              </w:rPr>
+              <w:t>Шифр</w:t>
+            </w:r>
+          </w:p>
+        </w:tc>
+        <w:tc>
+          <w:tcPr>
+            <w:tcW w:w="0" w:type="auto"/>
+            <w:hideMark/>
+          </w:tcPr>
+          <w:p>
+            <w:pPr>
+              <w:spacing w:after="0" w:line="240" w:lineRule="auto"/>
+              <w:jc w:val="center"/>
+              <w:rPr>
+                <w:rFonts w:ascii="Times New Roman" w:eastAsia="Times New Roman" w:hAnsi="Times New Roman" w:cs="Times New Roman"/>
+                <w:b/>
+                <w:bCs/>
+                <w:sz w:val="24"/>
+                <w:szCs w:val="24"/>
+                <w:lang w:eastAsia="ru-RU"/>
+              </w:rPr>
+            </w:pPr>
+            <w:r>
+              <w:rPr>
+                <w:rFonts w:ascii="Times New Roman" w:eastAsia="Times New Roman" w:hAnsi="Times New Roman" w:cs="Times New Roman"/>
+                <w:b/>
+                <w:bCs/>
+                <w:sz w:val="24"/>
+                <w:szCs w:val="24"/>
+                <w:lang w:eastAsia="ru-RU"/>
+              </w:rPr>
+              <w:t>Оценка существенности</w:t>
+            </w:r>
+          </w:p>
+        </w:tc>
+        <w:tc>
+          <w:tcPr>
+            <w:tcW w:w="0" w:type="auto"/>
+            <w:hideMark/>
+          </w:tcPr>
+          <w:p>
+            <w:pPr>
+              <w:spacing w:after="0" w:line="240" w:lineRule="auto"/>
+              <w:jc w:val="center"/>
+              <w:rPr>
+                <w:rFonts w:ascii="Times New Roman" w:eastAsia="Times New Roman" w:hAnsi="Times New Roman" w:cs="Times New Roman"/>
+                <w:b/>
+                <w:bCs/>
+                <w:sz w:val="24"/>
+                <w:szCs w:val="24"/>
+                <w:lang w:eastAsia="ru-RU"/>
+              </w:rPr>
+            </w:pPr>
+            <w:r>
+              <w:rPr>
+                <w:rFonts w:ascii="Times New Roman" w:eastAsia="Times New Roman" w:hAnsi="Times New Roman" w:cs="Times New Roman"/>
+                <w:b/>
+                <w:bCs/>
+                <w:sz w:val="24"/>
+                <w:szCs w:val="24"/>
+                <w:lang w:eastAsia="ru-RU"/>
+              </w:rPr>
+              <w:t>Характеристика последствий</w:t>
+            </w:r>
+          </w:p>
+        </w:tc>
+      </w:tr>
+      <w:tr>
+        <w:tc>
+          <w:tcPr>
+            <w:tcW w:w="0" w:type="auto"/>
+            <w:hideMark/>
+          </w:tcPr>
+          <w:p>
+            <w:pPr>
+              <w:spacing w:after="0" w:line="240" w:lineRule="auto"/>
+              <w:rPr>
+                <w:rFonts w:ascii="Times New Roman" w:eastAsia="Times New Roman" w:hAnsi="Times New Roman" w:cs="Times New Roman"/>
+                <w:sz w:val="24"/>
+                <w:szCs w:val="24"/>
+                <w:lang w:eastAsia="ru-RU"/>
+              </w:rPr>
+            </w:pPr>
+            <w:r>
+              <w:rPr>
+                <w:rFonts w:ascii="Times New Roman" w:eastAsia="Times New Roman" w:hAnsi="Times New Roman" w:cs="Times New Roman"/>
+                <w:sz w:val="24"/>
+                <w:szCs w:val="24"/>
+                <w:lang w:eastAsia="ru-RU"/>
+              </w:rPr>
+              <w:lastRenderedPageBreak/>
+              <w:t>С-1</w:t>
+            </w:r>
+          </w:p>
+        </w:tc>
+        <w:tc>
+          <w:tcPr>
+            <w:tcW w:w="0" w:type="auto"/>
+            <w:hideMark/>
+          </w:tcPr>
+          <w:p>
+            <w:pPr>
+              <w:spacing w:after="0" w:line="240" w:lineRule="auto"/>
+              <w:rPr>
+                <w:rFonts w:ascii="Times New Roman" w:eastAsia="Times New Roman" w:hAnsi="Times New Roman" w:cs="Times New Roman"/>
+                <w:sz w:val="24"/>
+                <w:szCs w:val="24"/>
+                <w:lang w:eastAsia="ru-RU"/>
+              </w:rPr>
+            </w:pPr>
+            <w:r>
+              <w:rPr>
+                <w:rFonts w:ascii="Times New Roman" w:eastAsia="Times New Roman" w:hAnsi="Times New Roman" w:cs="Times New Roman"/>
+                <w:sz w:val="24"/>
+                <w:szCs w:val="24"/>
+                <w:lang w:eastAsia="ru-RU"/>
+              </w:rPr>
+              <w:t>Незначительная</w:t>
+            </w:r>
+          </w:p>
+        </w:tc>
+        <w:tc>
+          <w:tcPr>
+            <w:tcW w:w="0" w:type="auto"/>
+            <w:hideMark/>
+          </w:tcPr>
+          <w:p>
+            <w:pPr>
+              <w:spacing w:after="0" w:line="240" w:lineRule="auto"/>
+              <w:rPr>
+                <w:rFonts w:ascii="Times New Roman" w:eastAsia="Times New Roman" w:hAnsi="Times New Roman" w:cs="Times New Roman"/>
+                <w:sz w:val="24"/>
+                <w:szCs w:val="24"/>
+                <w:lang w:eastAsia="ru-RU"/>
+              </w:rPr>
+            </w:pPr>
+            <w:r>
+              <w:rPr>
+                <w:rFonts w:ascii="Times New Roman" w:eastAsia="Times New Roman" w:hAnsi="Times New Roman" w:cs="Times New Roman"/>
+                <w:sz w:val="24"/>
+                <w:szCs w:val="24"/>
+                <w:lang w:eastAsia="ru-RU"/>
+              </w:rPr>
+              <w:t>Локальные неудобства, легко устраняются в рабочем порядке без срыва сроков и бюджета</w:t>
+            </w:r>
+          </w:p>
+        </w:tc>
+      </w:tr>
+      <w:tr>
+        <w:tc>
+          <w:tcPr>
+            <w:tcW w:w="0" w:type="auto"/>
+            <w:hideMark/>
+          </w:tcPr>
+          <w:p>
+            <w:pPr>
+              <w:spacing w:after="0" w:line="240" w:lineRule="auto"/>
+              <w:rPr>
+                <w:rFonts w:ascii="Times New Roman" w:eastAsia="Times New Roman" w:hAnsi="Times New Roman" w:cs="Times New Roman"/>
+                <w:sz w:val="24"/>
+                <w:szCs w:val="24"/>
+                <w:lang w:eastAsia="ru-RU"/>
+              </w:rPr>
+            </w:pPr>
+            <w:r>
+              <w:rPr>
+                <w:rFonts w:ascii="Times New Roman" w:eastAsia="Times New Roman" w:hAnsi="Times New Roman" w:cs="Times New Roman"/>
+                <w:sz w:val="24"/>
+                <w:szCs w:val="24"/>
+                <w:lang w:eastAsia="ru-RU"/>
+              </w:rPr>
+              <w:t>С-2</w:t>
+            </w:r>
+          </w:p>
+        </w:tc>
+        <w:tc>
+          <w:tcPr>
+            <w:tcW w:w="0" w:type="auto"/>
+            <w:hideMark/>
+          </w:tcPr>
+          <w:p>
+            <w:pPr>
+              <w:spacing w:after="0" w:line="240" w:lineRule="auto"/>
+              <w:rPr>
+                <w:rFonts w:ascii="Times New Roman" w:eastAsia="Times New Roman" w:hAnsi="Times New Roman" w:cs="Times New Roman"/>
+                <w:sz w:val="24"/>
+                <w:szCs w:val="24"/>
+                <w:lang w:eastAsia="ru-RU"/>
+              </w:rPr>
+            </w:pPr>
+            <w:r>
+              <w:rPr>
+                <w:rFonts w:ascii="Times New Roman" w:eastAsia="Times New Roman" w:hAnsi="Times New Roman" w:cs="Times New Roman"/>
+                <w:sz w:val="24"/>
+                <w:szCs w:val="24"/>
+                <w:lang w:eastAsia="ru-RU"/>
+              </w:rPr>
+              <w:t>Умеренная</w:t>
+            </w:r>
+          </w:p>
+        </w:tc>
+        <w:tc>
+          <w:tcPr>
+            <w:tcW w:w="0" w:type="auto"/>
+            <w:hideMark/>
+          </w:tcPr>
+          <w:p>
+            <w:pPr>
+              <w:spacing w:after="0" w:line="240" w:lineRule="auto"/>
+              <w:rPr>
+                <w:rFonts w:ascii="Times New Roman" w:eastAsia="Times New Roman" w:hAnsi="Times New Roman" w:cs="Times New Roman"/>
+                <w:sz w:val="24"/>
+                <w:szCs w:val="24"/>
+                <w:lang w:eastAsia="ru-RU"/>
+              </w:rPr>
+            </w:pPr>
+            <w:r>
+              <w:rPr>
+                <w:rFonts w:ascii="Times New Roman" w:eastAsia="Times New Roman" w:hAnsi="Times New Roman" w:cs="Times New Roman"/>
+                <w:sz w:val="24"/>
+                <w:szCs w:val="24"/>
+                <w:lang w:eastAsia="ru-RU"/>
+              </w:rPr>
+              <w:t>Задержки в разработке/внедрении, дополнительные трудозатраты, частичное снижение качества или удобства эксплуатации</w:t>
+            </w:r>
+          </w:p>
+        </w:tc>
+      </w:tr>
+      <w:tr>
+        <w:tc>
+          <w:tcPr>
+            <w:tcW w:w="0" w:type="auto"/>
+            <w:hideMark/>
+          </w:tcPr>
+          <w:p>
+            <w:pPr>
+              <w:spacing w:after="0" w:line="240" w:lineRule="auto"/>
+              <w:rPr>
+                <w:rFonts w:ascii="Times New Roman" w:eastAsia="Times New Roman" w:hAnsi="Times New Roman" w:cs="Times New Roman"/>
+                <w:sz w:val="24"/>
+                <w:szCs w:val="24"/>
+                <w:lang w:eastAsia="ru-RU"/>
+              </w:rPr>
+            </w:pPr>
+            <w:r>
+              <w:rPr>
+                <w:rFonts w:ascii="Times New Roman" w:eastAsia="Times New Roman" w:hAnsi="Times New Roman" w:cs="Times New Roman"/>
+                <w:sz w:val="24"/>
+                <w:szCs w:val="24"/>
+                <w:lang w:eastAsia="ru-RU"/>
+              </w:rPr>
+              <w:t>С-3</w:t>
+            </w:r>
+          </w:p>
+        </w:tc>
+        <w:tc>
+          <w:tcPr>
+            <w:tcW w:w="0" w:type="auto"/>
+            <w:hideMark/>
+          </w:tcPr>
+          <w:p>
+            <w:pPr>
+              <w:spacing w:after="0" w:line="240" w:lineRule="auto"/>
+              <w:rPr>
+                <w:rFonts w:ascii="Times New Roman" w:eastAsia="Times New Roman" w:hAnsi="Times New Roman" w:cs="Times New Roman"/>
+                <w:sz w:val="24"/>
+                <w:szCs w:val="24"/>
+                <w:lang w:eastAsia="ru-RU"/>
+              </w:rPr>
+            </w:pPr>
+            <w:r>
+              <w:rPr>
+                <w:rFonts w:ascii="Times New Roman" w:eastAsia="Times New Roman" w:hAnsi="Times New Roman" w:cs="Times New Roman"/>
+                <w:sz w:val="24"/>
+                <w:szCs w:val="24"/>
+                <w:lang w:eastAsia="ru-RU"/>
+              </w:rPr>
+              <w:t>Критическая</w:t>
+            </w:r>
+          </w:p>
+        </w:tc>
+        <w:tc>
+          <w:tcPr>
+            <w:tcW w:w="0" w:type="auto"/>
+            <w:hideMark/>
+          </w:tcPr>
+          <w:p>
+            <w:pPr>
+              <w:spacing w:after="0" w:line="240" w:lineRule="auto"/>
+              <w:rPr>
+                <w:rFonts w:ascii="Times New Roman" w:eastAsia="Times New Roman" w:hAnsi="Times New Roman" w:cs="Times New Roman"/>
+                <w:sz w:val="24"/>
+                <w:szCs w:val="24"/>
+                <w:lang w:eastAsia="ru-RU"/>
+              </w:rPr>
+            </w:pPr>
+            <w:r>
+              <w:rPr>
+                <w:rFonts w:ascii="Times New Roman" w:eastAsia="Times New Roman" w:hAnsi="Times New Roman" w:cs="Times New Roman"/>
+                <w:sz w:val="24"/>
+                <w:szCs w:val="24"/>
+                <w:lang w:eastAsia="ru-RU"/>
+              </w:rPr>
+              <w:t>Срыв бизнес-процессов салона, потеря или компрометация данных, нарушение законодательных норм, репутационные/финансовые потери</w:t>
+            </w:r>
+          </w:p>
+        </w:tc>
+      </w:tr>
+    </w:tbl>
+    <w:p>
+      <w:pPr>
+        <w:pStyle w:val="paragraph"/>
+        <w:spacing w:beforeAutospacing="0" w:after="0" w:afterAutospacing="0" w:line="360" w:lineRule="auto"/>
+        <w:jc w:val="center"/>
+        <w:rPr>
+          <w:sz w:val="28"/>
+          <w:szCs w:val="28"/>
+        </w:rPr>
+      </w:pPr>
+      <w:r>
+        <w:rPr>
+          <w:sz w:val="28"/>
+          <w:szCs w:val="28"/>
+        </w:rPr>
+        <w:t xml:space="preserve">Таблица </w:t>
+      </w:r>
+      <w:r>
+        <w:rPr>
+          <w:sz w:val="28"/>
+          <w:szCs w:val="28"/>
+        </w:rPr>
+        <w:t>3</w:t>
+      </w:r>
+      <w:r>
+        <w:rPr>
+          <w:sz w:val="28"/>
+          <w:szCs w:val="28"/>
+        </w:rPr>
+        <w:t xml:space="preserve"> – Шкала оценивания существенности последствий риска</w:t>
+      </w:r>
+    </w:p>
+    <w:p>
+      <w:pPr>
+        <w:pStyle w:val="paragraph"/>
+        <w:spacing w:beforeAutospacing="0" w:after="0" w:afterAutospacing="0" w:line="360" w:lineRule="auto"/>
+        <w:ind w:firstLine="708"/>
+        <w:jc w:val="both"/>
+        <w:rPr>
+          <w:sz w:val="28"/>
+          <w:szCs w:val="28"/>
+        </w:rPr>
+      </w:pPr>
+      <w:r>
+        <w:rPr>
+          <w:sz w:val="28"/>
+          <w:szCs w:val="28"/>
+        </w:rPr>
+        <w:t>Каждому идентифицированному риску присваивается код вероятности (В) и код существенности (С) на основе комплексного анализа:</w:t>
+      </w:r>
+    </w:p>
+    <w:p>
+      <w:pPr>
+        <w:pStyle w:val="paragraph"/>
+        <w:numPr>
+          <w:ilvl w:val="0"/>
+          <w:numId w:val="5"/>
+        </w:numPr>
+        <w:tabs>
+          <w:tab w:val="left" w:pos="1134"/>
+        </w:tabs>
+        <w:spacing w:beforeAutospacing="0" w:after="0" w:afterAutospacing="0" w:line="360" w:lineRule="auto"/>
+        <w:ind w:left="0" w:firstLine="709"/>
+        <w:jc w:val="both"/>
+        <w:rPr>
+          <w:sz w:val="28"/>
+          <w:szCs w:val="28"/>
+        </w:rPr>
+      </w:pPr>
+      <w:r>
+        <w:rPr>
+          <w:sz w:val="28"/>
+          <w:szCs w:val="28"/>
+        </w:rPr>
+        <w:t>Вероятность определяется частотой проявления фактора в аналогичных проектах, зрелостью выбранных технологий, наличием контрольных механизмов и историей инцидентов при обновлении зависимостей.</w:t>
+      </w:r>
+    </w:p>
+    <w:p>
+      <w:pPr>
+        <w:pStyle w:val="paragraph"/>
+        <w:numPr>
+          <w:ilvl w:val="0"/>
+          <w:numId w:val="5"/>
+        </w:numPr>
+        <w:tabs>
+          <w:tab w:val="left" w:pos="1134"/>
+        </w:tabs>
+        <w:spacing w:beforeAutospacing="0" w:after="0" w:afterAutospacing="0" w:line="360" w:lineRule="auto"/>
+        <w:ind w:left="0" w:firstLine="709"/>
+        <w:jc w:val="both"/>
+        <w:rPr>
+          <w:sz w:val="28"/>
+          <w:szCs w:val="28"/>
+        </w:rPr>
+      </w:pPr>
+      <w:r>
+        <w:rPr>
+          <w:sz w:val="28"/>
+          <w:szCs w:val="28"/>
+        </w:rPr>
+        <w:t>Существенность оценивается по степени воздействия на работоспособность ПС, безопасность персональных данных, соблюдение кассовой дисциплины и удовлетворённость конечных пользователей (администраторов, мастеров, клиентов).</w:t>
+      </w:r>
+    </w:p>
+    <w:p>
+      <w:pPr>
+        <w:pStyle w:val="paragraph"/>
+        <w:tabs>
+          <w:tab w:val="left" w:pos="1134"/>
+        </w:tabs>
+        <w:spacing w:beforeAutospacing="0" w:after="0" w:afterAutospacing="0" w:line="360" w:lineRule="auto"/>
+        <w:ind w:firstLine="709"/>
+        <w:jc w:val="both"/>
+        <w:rPr>
+          <w:sz w:val="28"/>
+          <w:szCs w:val="28"/>
+        </w:rPr>
+      </w:pPr>
+      <w:r>
+        <w:rPr>
+          <w:sz w:val="28"/>
+          <w:szCs w:val="28"/>
+        </w:rPr>
+        <w:t>В результате получаем следующую таблицу рисков</w:t>
+      </w:r>
+      <w:r>
+        <w:rPr>
+          <w:sz w:val="28"/>
+          <w:szCs w:val="28"/>
+        </w:rPr>
+        <w:t>:</w:t>
+      </w:r>
+    </w:p>
+    <w:tbl>
+      <w:tblPr>
+        <w:tblStyle w:val="a6"/>
+        <w:tblW w:w="0" w:type="auto"/>
+        <w:tblLook w:val="04A0" w:firstRow="1" w:lastRow="0" w:firstColumn="1" w:lastColumn="0" w:noHBand="0" w:noVBand="1"/>
+      </w:tblPr>
+      <w:tblGrid>
+        <w:gridCol w:w="918"/>
+        <w:gridCol w:w="4344"/>
+        <w:gridCol w:w="1821"/>
+        <w:gridCol w:w="2262"/>
+      </w:tblGrid>
+      <w:tr>
+        <w:tc>
+          <w:tcPr>
+            <w:tcW w:w="0" w:type="auto"/>
+            <w:hideMark/>
+          </w:tcPr>
+          <w:p>
+            <w:pPr>
+              <w:spacing w:after="0" w:line="240" w:lineRule="auto"/>
+              <w:jc w:val="center"/>
+              <w:rPr>
+                <w:rFonts w:ascii="Times New Roman" w:eastAsia="Times New Roman" w:hAnsi="Times New Roman" w:cs="Times New Roman"/>
+                <w:b/>
+                <w:bCs/>
+                <w:sz w:val="24"/>
+                <w:szCs w:val="24"/>
+                <w:lang w:eastAsia="ru-RU"/>
+              </w:rPr>
+            </w:pPr>
+            <w:r>
+              <w:rPr>
+                <w:rFonts w:ascii="Times New Roman" w:eastAsia="Times New Roman" w:hAnsi="Times New Roman" w:cs="Times New Roman"/>
+                <w:b/>
+                <w:bCs/>
+                <w:sz w:val="24"/>
+                <w:szCs w:val="24"/>
+                <w:lang w:eastAsia="ru-RU"/>
+              </w:rPr>
+              <w:t>Шифр</w:t>
+            </w:r>
+          </w:p>
+        </w:tc>
+        <w:tc>
+          <w:tcPr>
+            <w:tcW w:w="0" w:type="auto"/>
+            <w:hideMark/>
+          </w:tcPr>
+          <w:p>
+            <w:pPr>
+              <w:spacing w:after="0" w:line="240" w:lineRule="auto"/>
+              <w:jc w:val="center"/>
+              <w:rPr>
+                <w:rFonts w:ascii="Times New Roman" w:eastAsia="Times New Roman" w:hAnsi="Times New Roman" w:cs="Times New Roman"/>
+                <w:b/>
+                <w:bCs/>
+                <w:sz w:val="24"/>
+                <w:szCs w:val="24"/>
+                <w:lang w:eastAsia="ru-RU"/>
+              </w:rPr>
+            </w:pPr>
+            <w:r>
+              <w:rPr>
+                <w:rFonts w:ascii="Times New Roman" w:eastAsia="Times New Roman" w:hAnsi="Times New Roman" w:cs="Times New Roman"/>
+                <w:b/>
+                <w:bCs/>
+                <w:sz w:val="24"/>
+                <w:szCs w:val="24"/>
+                <w:lang w:eastAsia="ru-RU"/>
+              </w:rPr>
+              <w:t>Риск</w:t>
+            </w:r>
+          </w:p>
+        </w:tc>
+        <w:tc>
+          <w:tcPr>
+            <w:tcW w:w="0" w:type="auto"/>
+            <w:hideMark/>
+          </w:tcPr>
+          <w:p>
+            <w:pPr>
+              <w:spacing w:after="0" w:line="240" w:lineRule="auto"/>
+              <w:jc w:val="center"/>
+              <w:rPr>
+                <w:rFonts w:ascii="Times New Roman" w:eastAsia="Times New Roman" w:hAnsi="Times New Roman" w:cs="Times New Roman"/>
+                <w:b/>
+                <w:bCs/>
+                <w:sz w:val="24"/>
+                <w:szCs w:val="24"/>
+                <w:lang w:eastAsia="ru-RU"/>
+              </w:rPr>
+            </w:pPr>
+            <w:r>
+              <w:rPr>
+                <w:rFonts w:ascii="Times New Roman" w:eastAsia="Times New Roman" w:hAnsi="Times New Roman" w:cs="Times New Roman"/>
+                <w:b/>
+                <w:bCs/>
+                <w:sz w:val="24"/>
+                <w:szCs w:val="24"/>
+                <w:lang w:eastAsia="ru-RU"/>
+              </w:rPr>
+              <w:t>Вероятность (В)</w:t>
+            </w:r>
+          </w:p>
+        </w:tc>
+        <w:tc>
+          <w:tcPr>
+            <w:tcW w:w="0" w:type="auto"/>
+            <w:hideMark/>
+          </w:tcPr>
+          <w:p>
+            <w:pPr>
+              <w:spacing w:after="0" w:line="240" w:lineRule="auto"/>
+              <w:jc w:val="center"/>
+              <w:rPr>
+                <w:rFonts w:ascii="Times New Roman" w:eastAsia="Times New Roman" w:hAnsi="Times New Roman" w:cs="Times New Roman"/>
+                <w:b/>
+                <w:bCs/>
+                <w:sz w:val="24"/>
+                <w:szCs w:val="24"/>
+                <w:lang w:eastAsia="ru-RU"/>
+              </w:rPr>
+            </w:pPr>
+            <w:r>
+              <w:rPr>
+                <w:rFonts w:ascii="Times New Roman" w:eastAsia="Times New Roman" w:hAnsi="Times New Roman" w:cs="Times New Roman"/>
+                <w:b/>
+                <w:bCs/>
+                <w:sz w:val="24"/>
+                <w:szCs w:val="24"/>
+                <w:lang w:eastAsia="ru-RU"/>
+              </w:rPr>
+              <w:t>Существенность (С)</w:t>
+            </w:r>
+          </w:p>
+        </w:tc>
+      </w:tr>
+      <w:tr>
+        <w:tc>
+          <w:tcPr>
+            <w:tcW w:w="0" w:type="auto"/>
+            <w:hideMark/>
+          </w:tcPr>
+          <w:p>
+            <w:pPr>
+              <w:spacing w:after="0" w:line="240" w:lineRule="auto"/>
+              <w:rPr>
+                <w:rFonts w:ascii="Times New Roman" w:eastAsia="Times New Roman" w:hAnsi="Times New Roman" w:cs="Times New Roman"/>
+                <w:sz w:val="24"/>
+                <w:szCs w:val="24"/>
+                <w:lang w:eastAsia="ru-RU"/>
+              </w:rPr>
+            </w:pPr>
+            <w:r>
+              <w:rPr>
+                <w:rFonts w:ascii="Times New Roman" w:eastAsia="Times New Roman" w:hAnsi="Times New Roman" w:cs="Times New Roman"/>
+                <w:sz w:val="24"/>
+                <w:szCs w:val="24"/>
+                <w:lang w:eastAsia="ru-RU"/>
+              </w:rPr>
+              <w:t>Р-1</w:t>
+            </w:r>
+          </w:p>
+        </w:tc>
+        <w:tc>
+          <w:tcPr>
+            <w:tcW w:w="0" w:type="auto"/>
+            <w:hideMark/>
+          </w:tcPr>
+          <w:p>
+            <w:pPr>
+              <w:spacing w:after="0" w:line="240" w:lineRule="auto"/>
+              <w:rPr>
+                <w:rFonts w:ascii="Times New Roman" w:eastAsia="Times New Roman" w:hAnsi="Times New Roman" w:cs="Times New Roman"/>
+                <w:sz w:val="24"/>
+                <w:szCs w:val="24"/>
+                <w:lang w:eastAsia="ru-RU"/>
+              </w:rPr>
+            </w:pPr>
+            <w:r>
+              <w:rPr>
+                <w:rFonts w:ascii="Times New Roman" w:eastAsia="Times New Roman" w:hAnsi="Times New Roman" w:cs="Times New Roman"/>
+                <w:sz w:val="24"/>
+                <w:szCs w:val="24"/>
+                <w:lang w:eastAsia="ru-RU"/>
+              </w:rPr>
+              <w:t>Несовместимость версий PHP и библиотек Laravel</w:t>
+            </w:r>
+          </w:p>
+        </w:tc>
+        <w:tc>
+          <w:tcPr>
+            <w:tcW w:w="0" w:type="auto"/>
+            <w:hideMark/>
+          </w:tcPr>
+          <w:p>
+            <w:pPr>
+              <w:spacing w:after="0" w:line="240" w:lineRule="auto"/>
+              <w:rPr>
+                <w:rFonts w:ascii="Times New Roman" w:eastAsia="Times New Roman" w:hAnsi="Times New Roman" w:cs="Times New Roman"/>
+                <w:sz w:val="24"/>
+                <w:szCs w:val="24"/>
+                <w:lang w:eastAsia="ru-RU"/>
+              </w:rPr>
+            </w:pPr>
+            <w:r>
+              <w:rPr>
+                <w:rFonts w:ascii="Times New Roman" w:eastAsia="Times New Roman" w:hAnsi="Times New Roman" w:cs="Times New Roman"/>
+                <w:sz w:val="24"/>
+                <w:szCs w:val="24"/>
+                <w:lang w:eastAsia="ru-RU"/>
+              </w:rPr>
+              <w:t>В-2</w:t>
+            </w:r>
+          </w:p>
+        </w:tc>
+        <w:tc>
+          <w:tcPr>
+            <w:tcW w:w="0" w:type="auto"/>
+            <w:hideMark/>
+          </w:tcPr>
+          <w:p>
+            <w:pPr>
+              <w:spacing w:after="0" w:line="240" w:lineRule="auto"/>
+              <w:rPr>
+                <w:rFonts w:ascii="Times New Roman" w:eastAsia="Times New Roman" w:hAnsi="Times New Roman" w:cs="Times New Roman"/>
+                <w:sz w:val="24"/>
+                <w:szCs w:val="24"/>
+                <w:lang w:eastAsia="ru-RU"/>
+              </w:rPr>
+            </w:pPr>
+            <w:r>
+              <w:rPr>
+                <w:rFonts w:ascii="Times New Roman" w:eastAsia="Times New Roman" w:hAnsi="Times New Roman" w:cs="Times New Roman"/>
+                <w:sz w:val="24"/>
+                <w:szCs w:val="24"/>
+                <w:lang w:eastAsia="ru-RU"/>
+              </w:rPr>
+              <w:t>С-2</w:t>
+            </w:r>
+          </w:p>
+        </w:tc>
+      </w:tr>
+      <w:tr>
+        <w:tc>
+          <w:tcPr>
+            <w:tcW w:w="0" w:type="auto"/>
+            <w:hideMark/>
+          </w:tcPr>
+          <w:p>
+            <w:pPr>
+              <w:spacing w:after="0" w:line="240" w:lineRule="auto"/>
+              <w:rPr>
+                <w:rFonts w:ascii="Times New Roman" w:eastAsia="Times New Roman" w:hAnsi="Times New Roman" w:cs="Times New Roman"/>
+                <w:sz w:val="24"/>
+                <w:szCs w:val="24"/>
+                <w:lang w:eastAsia="ru-RU"/>
+              </w:rPr>
+            </w:pPr>
+            <w:r>
+              <w:rPr>
+                <w:rFonts w:ascii="Times New Roman" w:eastAsia="Times New Roman" w:hAnsi="Times New Roman" w:cs="Times New Roman"/>
+                <w:sz w:val="24"/>
+                <w:szCs w:val="24"/>
+                <w:lang w:eastAsia="ru-RU"/>
+              </w:rPr>
+              <w:t>Р-2</w:t>
+            </w:r>
+          </w:p>
+        </w:tc>
+        <w:tc>
+          <w:tcPr>
+            <w:tcW w:w="0" w:type="auto"/>
+            <w:hideMark/>
+          </w:tcPr>
+          <w:p>
+            <w:pPr>
+              <w:spacing w:after="0" w:line="240" w:lineRule="auto"/>
+              <w:rPr>
+                <w:rFonts w:ascii="Times New Roman" w:eastAsia="Times New Roman" w:hAnsi="Times New Roman" w:cs="Times New Roman"/>
+                <w:sz w:val="24"/>
+                <w:szCs w:val="24"/>
+                <w:lang w:eastAsia="ru-RU"/>
+              </w:rPr>
+            </w:pPr>
+            <w:r>
+              <w:rPr>
+                <w:rFonts w:ascii="Times New Roman" w:eastAsia="Times New Roman" w:hAnsi="Times New Roman" w:cs="Times New Roman"/>
+                <w:sz w:val="24"/>
+                <w:szCs w:val="24"/>
+                <w:lang w:eastAsia="ru-RU"/>
+              </w:rPr>
+              <w:t>Отсутствие автогенерации SQL из Draw.io</w:t>
+            </w:r>
+          </w:p>
+        </w:tc>
+        <w:tc>
+          <w:tcPr>
+            <w:tcW w:w="0" w:type="auto"/>
+            <w:hideMark/>
+          </w:tcPr>
+          <w:p>
+            <w:pPr>
+              <w:spacing w:after="0" w:line="240" w:lineRule="auto"/>
+              <w:rPr>
+                <w:rFonts w:ascii="Times New Roman" w:eastAsia="Times New Roman" w:hAnsi="Times New Roman" w:cs="Times New Roman"/>
+                <w:sz w:val="24"/>
+                <w:szCs w:val="24"/>
+                <w:lang w:eastAsia="ru-RU"/>
+              </w:rPr>
+            </w:pPr>
+            <w:r>
+              <w:rPr>
+                <w:rFonts w:ascii="Times New Roman" w:eastAsia="Times New Roman" w:hAnsi="Times New Roman" w:cs="Times New Roman"/>
+                <w:sz w:val="24"/>
+                <w:szCs w:val="24"/>
+                <w:lang w:eastAsia="ru-RU"/>
+              </w:rPr>
+              <w:t>В-3</w:t>
+            </w:r>
+          </w:p>
+        </w:tc>
+        <w:tc>
+          <w:tcPr>
+            <w:tcW w:w="0" w:type="auto"/>
+            <w:hideMark/>
+          </w:tcPr>
+          <w:p>
+            <w:pPr>
+              <w:spacing w:after="0" w:line="240" w:lineRule="auto"/>
+              <w:rPr>
+                <w:rFonts w:ascii="Times New Roman" w:eastAsia="Times New Roman" w:hAnsi="Times New Roman" w:cs="Times New Roman"/>
+                <w:sz w:val="24"/>
+                <w:szCs w:val="24"/>
+                <w:lang w:eastAsia="ru-RU"/>
+              </w:rPr>
+            </w:pPr>
+            <w:r>
+              <w:rPr>
+                <w:rFonts w:ascii="Times New Roman" w:eastAsia="Times New Roman" w:hAnsi="Times New Roman" w:cs="Times New Roman"/>
+                <w:sz w:val="24"/>
+                <w:szCs w:val="24"/>
+                <w:lang w:eastAsia="ru-RU"/>
+              </w:rPr>
+              <w:t>С-1</w:t>
+            </w:r>
+          </w:p>
+        </w:tc>
+      </w:tr>
+      <w:tr>
+        <w:tc>
+          <w:tcPr>
+            <w:tcW w:w="0" w:type="auto"/>
+            <w:hideMark/>
+          </w:tcPr>
+          <w:p>
+            <w:pPr>
+              <w:spacing w:after="0" w:line="240" w:lineRule="auto"/>
+              <w:rPr>
+                <w:rFonts w:ascii="Times New Roman" w:eastAsia="Times New Roman" w:hAnsi="Times New Roman" w:cs="Times New Roman"/>
+                <w:sz w:val="24"/>
+                <w:szCs w:val="24"/>
+                <w:lang w:eastAsia="ru-RU"/>
+              </w:rPr>
+            </w:pPr>
+            <w:r>
+              <w:rPr>
+                <w:rFonts w:ascii="Times New Roman" w:eastAsia="Times New Roman" w:hAnsi="Times New Roman" w:cs="Times New Roman"/>
+                <w:sz w:val="24"/>
+                <w:szCs w:val="24"/>
+                <w:lang w:eastAsia="ru-RU"/>
+              </w:rPr>
+              <w:t>Р-3</w:t>
+            </w:r>
+          </w:p>
+        </w:tc>
+        <w:tc>
+          <w:tcPr>
+            <w:tcW w:w="0" w:type="auto"/>
+            <w:hideMark/>
+          </w:tcPr>
+          <w:p>
+            <w:pPr>
+              <w:spacing w:after="0" w:line="240" w:lineRule="auto"/>
+              <w:rPr>
+                <w:rFonts w:ascii="Times New Roman" w:eastAsia="Times New Roman" w:hAnsi="Times New Roman" w:cs="Times New Roman"/>
+                <w:sz w:val="24"/>
+                <w:szCs w:val="24"/>
+                <w:lang w:eastAsia="ru-RU"/>
+              </w:rPr>
+            </w:pPr>
+            <w:r>
+              <w:rPr>
+                <w:rFonts w:ascii="Times New Roman" w:eastAsia="Times New Roman" w:hAnsi="Times New Roman" w:cs="Times New Roman"/>
+                <w:sz w:val="24"/>
+                <w:szCs w:val="24"/>
+                <w:lang w:eastAsia="ru-RU"/>
+              </w:rPr>
+              <w:t>Уязвимости в Composer-пакетах</w:t>
+            </w:r>
+          </w:p>
+        </w:tc>
+        <w:tc>
+          <w:tcPr>
+            <w:tcW w:w="0" w:type="auto"/>
+            <w:hideMark/>
+          </w:tcPr>
+          <w:p>
+            <w:pPr>
+              <w:spacing w:after="0" w:line="240" w:lineRule="auto"/>
+              <w:rPr>
+                <w:rFonts w:ascii="Times New Roman" w:eastAsia="Times New Roman" w:hAnsi="Times New Roman" w:cs="Times New Roman"/>
+                <w:sz w:val="24"/>
+                <w:szCs w:val="24"/>
+                <w:lang w:eastAsia="ru-RU"/>
+              </w:rPr>
+            </w:pPr>
+            <w:r>
+              <w:rPr>
+                <w:rFonts w:ascii="Times New Roman" w:eastAsia="Times New Roman" w:hAnsi="Times New Roman" w:cs="Times New Roman"/>
+                <w:sz w:val="24"/>
+                <w:szCs w:val="24"/>
+                <w:lang w:eastAsia="ru-RU"/>
+              </w:rPr>
+              <w:t>В-2</w:t>
+            </w:r>
+          </w:p>
+        </w:tc>
+        <w:tc>
+          <w:tcPr>
+            <w:tcW w:w="0" w:type="auto"/>
+            <w:hideMark/>
+          </w:tcPr>
+          <w:p>
+            <w:pPr>
+              <w:spacing w:after="0" w:line="240" w:lineRule="auto"/>
+              <w:rPr>
+                <w:rFonts w:ascii="Times New Roman" w:eastAsia="Times New Roman" w:hAnsi="Times New Roman" w:cs="Times New Roman"/>
+                <w:sz w:val="24"/>
+                <w:szCs w:val="24"/>
+                <w:lang w:eastAsia="ru-RU"/>
+              </w:rPr>
+            </w:pPr>
+            <w:r>
+              <w:rPr>
+                <w:rFonts w:ascii="Times New Roman" w:eastAsia="Times New Roman" w:hAnsi="Times New Roman" w:cs="Times New Roman"/>
+                <w:sz w:val="24"/>
+                <w:szCs w:val="24"/>
+                <w:lang w:eastAsia="ru-RU"/>
+              </w:rPr>
+              <w:t>С-3</w:t>
+            </w:r>
+          </w:p>
+        </w:tc>
+      </w:tr>
+      <w:tr>
+        <w:tc>
+          <w:tcPr>
+            <w:tcW w:w="0" w:type="auto"/>
+            <w:hideMark/>
+          </w:tcPr>
+          <w:p>
+            <w:pPr>
+              <w:spacing w:after="0" w:line="240" w:lineRule="auto"/>
+              <w:rPr>
+                <w:rFonts w:ascii="Times New Roman" w:eastAsia="Times New Roman" w:hAnsi="Times New Roman" w:cs="Times New Roman"/>
+                <w:sz w:val="24"/>
+                <w:szCs w:val="24"/>
+                <w:lang w:eastAsia="ru-RU"/>
+              </w:rPr>
+            </w:pPr>
+            <w:r>
+              <w:rPr>
+                <w:rFonts w:ascii="Times New Roman" w:eastAsia="Times New Roman" w:hAnsi="Times New Roman" w:cs="Times New Roman"/>
+                <w:sz w:val="24"/>
+                <w:szCs w:val="24"/>
+                <w:lang w:eastAsia="ru-RU"/>
+              </w:rPr>
+              <w:t>С-1</w:t>
+            </w:r>
+          </w:p>
+        </w:tc>
+        <w:tc>
+          <w:tcPr>
+            <w:tcW w:w="0" w:type="auto"/>
+            <w:hideMark/>
+          </w:tcPr>
+          <w:p>
+            <w:pPr>
+              <w:spacing w:after="0" w:line="240" w:lineRule="auto"/>
+              <w:rPr>
+                <w:rFonts w:ascii="Times New Roman" w:eastAsia="Times New Roman" w:hAnsi="Times New Roman" w:cs="Times New Roman"/>
+                <w:sz w:val="24"/>
+                <w:szCs w:val="24"/>
+                <w:lang w:eastAsia="ru-RU"/>
+              </w:rPr>
+            </w:pPr>
+            <w:r>
+              <w:rPr>
+                <w:rFonts w:ascii="Times New Roman" w:eastAsia="Times New Roman" w:hAnsi="Times New Roman" w:cs="Times New Roman"/>
+                <w:sz w:val="24"/>
+                <w:szCs w:val="24"/>
+                <w:lang w:eastAsia="ru-RU"/>
+              </w:rPr>
+              <w:t>Нестабильная работа сети Интернет</w:t>
+            </w:r>
+          </w:p>
+        </w:tc>
+        <w:tc>
+          <w:tcPr>
+            <w:tcW w:w="0" w:type="auto"/>
+            <w:hideMark/>
+          </w:tcPr>
+          <w:p>
+            <w:pPr>
+              <w:spacing w:after="0" w:line="240" w:lineRule="auto"/>
+              <w:rPr>
+                <w:rFonts w:ascii="Times New Roman" w:eastAsia="Times New Roman" w:hAnsi="Times New Roman" w:cs="Times New Roman"/>
+                <w:sz w:val="24"/>
+                <w:szCs w:val="24"/>
+                <w:lang w:eastAsia="ru-RU"/>
+              </w:rPr>
+            </w:pPr>
+            <w:r>
+              <w:rPr>
+                <w:rFonts w:ascii="Times New Roman" w:eastAsia="Times New Roman" w:hAnsi="Times New Roman" w:cs="Times New Roman"/>
+                <w:sz w:val="24"/>
+                <w:szCs w:val="24"/>
+                <w:lang w:eastAsia="ru-RU"/>
+              </w:rPr>
+              <w:t>В-2</w:t>
+            </w:r>
+          </w:p>
+        </w:tc>
+        <w:tc>
+          <w:tcPr>
+            <w:tcW w:w="0" w:type="auto"/>
+            <w:hideMark/>
+          </w:tcPr>
+          <w:p>
+            <w:pPr>
+              <w:spacing w:after="0" w:line="240" w:lineRule="auto"/>
+              <w:rPr>
+                <w:rFonts w:ascii="Times New Roman" w:eastAsia="Times New Roman" w:hAnsi="Times New Roman" w:cs="Times New Roman"/>
+                <w:sz w:val="24"/>
+                <w:szCs w:val="24"/>
+                <w:lang w:eastAsia="ru-RU"/>
+              </w:rPr>
+            </w:pPr>
+            <w:r>
+              <w:rPr>
+                <w:rFonts w:ascii="Times New Roman" w:eastAsia="Times New Roman" w:hAnsi="Times New Roman" w:cs="Times New Roman"/>
+                <w:sz w:val="24"/>
+                <w:szCs w:val="24"/>
+                <w:lang w:eastAsia="ru-RU"/>
+              </w:rPr>
+              <w:t>С-3</w:t>
+            </w:r>
+          </w:p>
+        </w:tc>
+      </w:tr>
+      <w:tr>
+        <w:tc>
+          <w:tcPr>
+            <w:tcW w:w="0" w:type="auto"/>
+            <w:hideMark/>
+          </w:tcPr>
+          <w:p>
+            <w:pPr>
+              <w:spacing w:after="0" w:line="240" w:lineRule="auto"/>
+              <w:rPr>
+                <w:rFonts w:ascii="Times New Roman" w:eastAsia="Times New Roman" w:hAnsi="Times New Roman" w:cs="Times New Roman"/>
+                <w:sz w:val="24"/>
+                <w:szCs w:val="24"/>
+                <w:lang w:eastAsia="ru-RU"/>
+              </w:rPr>
+            </w:pPr>
+            <w:r>
+              <w:rPr>
+                <w:rFonts w:ascii="Times New Roman" w:eastAsia="Times New Roman" w:hAnsi="Times New Roman" w:cs="Times New Roman"/>
+                <w:sz w:val="24"/>
+                <w:szCs w:val="24"/>
+                <w:lang w:eastAsia="ru-RU"/>
+              </w:rPr>
+              <w:t>С-2</w:t>
+            </w:r>
+          </w:p>
+        </w:tc>
+        <w:tc>
+          <w:tcPr>
+            <w:tcW w:w="0" w:type="auto"/>
+            <w:hideMark/>
+          </w:tcPr>
+          <w:p>
+            <w:pPr>
+              <w:spacing w:after="0" w:line="240" w:lineRule="auto"/>
+              <w:rPr>
+                <w:rFonts w:ascii="Times New Roman" w:eastAsia="Times New Roman" w:hAnsi="Times New Roman" w:cs="Times New Roman"/>
+                <w:sz w:val="24"/>
+                <w:szCs w:val="24"/>
+                <w:lang w:eastAsia="ru-RU"/>
+              </w:rPr>
+            </w:pPr>
+            <w:r>
+              <w:rPr>
+                <w:rFonts w:ascii="Times New Roman" w:eastAsia="Times New Roman" w:hAnsi="Times New Roman" w:cs="Times New Roman"/>
+                <w:sz w:val="24"/>
+                <w:szCs w:val="24"/>
+                <w:lang w:eastAsia="ru-RU"/>
+              </w:rPr>
+              <w:t>Недостаточная квалификация персонала</w:t>
+            </w:r>
+          </w:p>
+        </w:tc>
+        <w:tc>
+          <w:tcPr>
+            <w:tcW w:w="0" w:type="auto"/>
+            <w:hideMark/>
+          </w:tcPr>
+          <w:p>
+            <w:pPr>
+              <w:spacing w:after="0" w:line="240" w:lineRule="auto"/>
+              <w:rPr>
+                <w:rFonts w:ascii="Times New Roman" w:eastAsia="Times New Roman" w:hAnsi="Times New Roman" w:cs="Times New Roman"/>
+                <w:sz w:val="24"/>
+                <w:szCs w:val="24"/>
+                <w:lang w:eastAsia="ru-RU"/>
+              </w:rPr>
+            </w:pPr>
+            <w:r>
+              <w:rPr>
+                <w:rFonts w:ascii="Times New Roman" w:eastAsia="Times New Roman" w:hAnsi="Times New Roman" w:cs="Times New Roman"/>
+                <w:sz w:val="24"/>
+                <w:szCs w:val="24"/>
+                <w:lang w:eastAsia="ru-RU"/>
+              </w:rPr>
+              <w:t>В-3</w:t>
+            </w:r>
+          </w:p>
+        </w:tc>
+        <w:tc>
+          <w:tcPr>
+            <w:tcW w:w="0" w:type="auto"/>
+            <w:hideMark/>
+          </w:tcPr>
+          <w:p>
+            <w:pPr>
+              <w:spacing w:after="0" w:line="240" w:lineRule="auto"/>
+              <w:rPr>
+                <w:rFonts w:ascii="Times New Roman" w:eastAsia="Times New Roman" w:hAnsi="Times New Roman" w:cs="Times New Roman"/>
+                <w:sz w:val="24"/>
+                <w:szCs w:val="24"/>
+                <w:lang w:eastAsia="ru-RU"/>
+              </w:rPr>
+            </w:pPr>
+            <w:r>
+              <w:rPr>
+                <w:rFonts w:ascii="Times New Roman" w:eastAsia="Times New Roman" w:hAnsi="Times New Roman" w:cs="Times New Roman"/>
+                <w:sz w:val="24"/>
+                <w:szCs w:val="24"/>
+                <w:lang w:eastAsia="ru-RU"/>
+              </w:rPr>
+              <w:t>С-2</w:t>
+            </w:r>
+          </w:p>
+        </w:tc>
+      </w:tr>
+      <w:tr>
+        <w:tc>
+          <w:tcPr>
+            <w:tcW w:w="0" w:type="auto"/>
+            <w:hideMark/>
+          </w:tcPr>
+          <w:p>
+            <w:pPr>
+              <w:spacing w:after="0" w:line="240" w:lineRule="auto"/>
+              <w:rPr>
+                <w:rFonts w:ascii="Times New Roman" w:eastAsia="Times New Roman" w:hAnsi="Times New Roman" w:cs="Times New Roman"/>
+                <w:sz w:val="24"/>
+                <w:szCs w:val="24"/>
+                <w:lang w:eastAsia="ru-RU"/>
+              </w:rPr>
+            </w:pPr>
+            <w:r>
+              <w:rPr>
+                <w:rFonts w:ascii="Times New Roman" w:eastAsia="Times New Roman" w:hAnsi="Times New Roman" w:cs="Times New Roman"/>
+                <w:sz w:val="24"/>
+                <w:szCs w:val="24"/>
+                <w:lang w:eastAsia="ru-RU"/>
+              </w:rPr>
+              <w:t>П-1</w:t>
+            </w:r>
+          </w:p>
+        </w:tc>
+        <w:tc>
+          <w:tcPr>
+            <w:tcW w:w="0" w:type="auto"/>
+            <w:hideMark/>
+          </w:tcPr>
+          <w:p>
+            <w:pPr>
+              <w:spacing w:after="0" w:line="240" w:lineRule="auto"/>
+              <w:rPr>
+                <w:rFonts w:ascii="Times New Roman" w:eastAsia="Times New Roman" w:hAnsi="Times New Roman" w:cs="Times New Roman"/>
+                <w:sz w:val="24"/>
+                <w:szCs w:val="24"/>
+                <w:lang w:eastAsia="ru-RU"/>
+              </w:rPr>
+            </w:pPr>
+            <w:r>
+              <w:rPr>
+                <w:rFonts w:ascii="Times New Roman" w:eastAsia="Times New Roman" w:hAnsi="Times New Roman" w:cs="Times New Roman"/>
+                <w:sz w:val="24"/>
+                <w:szCs w:val="24"/>
+                <w:lang w:eastAsia="ru-RU"/>
+              </w:rPr>
+              <w:t>Слабая синхронизация бизнес-процессов</w:t>
+            </w:r>
+          </w:p>
+        </w:tc>
+        <w:tc>
+          <w:tcPr>
+            <w:tcW w:w="0" w:type="auto"/>
+            <w:hideMark/>
+          </w:tcPr>
+          <w:p>
+            <w:pPr>
+              <w:spacing w:after="0" w:line="240" w:lineRule="auto"/>
+              <w:rPr>
+                <w:rFonts w:ascii="Times New Roman" w:eastAsia="Times New Roman" w:hAnsi="Times New Roman" w:cs="Times New Roman"/>
+                <w:sz w:val="24"/>
+                <w:szCs w:val="24"/>
+                <w:lang w:eastAsia="ru-RU"/>
+              </w:rPr>
+            </w:pPr>
+            <w:r>
+              <w:rPr>
+                <w:rFonts w:ascii="Times New Roman" w:eastAsia="Times New Roman" w:hAnsi="Times New Roman" w:cs="Times New Roman"/>
+                <w:sz w:val="24"/>
+                <w:szCs w:val="24"/>
+                <w:lang w:eastAsia="ru-RU"/>
+              </w:rPr>
+              <w:t>В-3</w:t>
+            </w:r>
+          </w:p>
+        </w:tc>
+        <w:tc>
+          <w:tcPr>
+            <w:tcW w:w="0" w:type="auto"/>
+            <w:hideMark/>
+          </w:tcPr>
+          <w:p>
+            <w:pPr>
+              <w:spacing w:after="0" w:line="240" w:lineRule="auto"/>
+              <w:rPr>
+                <w:rFonts w:ascii="Times New Roman" w:eastAsia="Times New Roman" w:hAnsi="Times New Roman" w:cs="Times New Roman"/>
+                <w:sz w:val="24"/>
+                <w:szCs w:val="24"/>
+                <w:lang w:eastAsia="ru-RU"/>
+              </w:rPr>
+            </w:pPr>
+            <w:r>
+              <w:rPr>
+                <w:rFonts w:ascii="Times New Roman" w:eastAsia="Times New Roman" w:hAnsi="Times New Roman" w:cs="Times New Roman"/>
+                <w:sz w:val="24"/>
+                <w:szCs w:val="24"/>
+                <w:lang w:eastAsia="ru-RU"/>
+              </w:rPr>
+              <w:t>С-2</w:t>
+            </w:r>
+          </w:p>
+        </w:tc>
+      </w:tr>
+      <w:tr>
+        <w:tc>
+          <w:tcPr>
+            <w:tcW w:w="0" w:type="auto"/>
+            <w:hideMark/>
+          </w:tcPr>
+          <w:p>
+            <w:pPr>
+              <w:spacing w:after="0" w:line="240" w:lineRule="auto"/>
+              <w:rPr>
+                <w:rFonts w:ascii="Times New Roman" w:eastAsia="Times New Roman" w:hAnsi="Times New Roman" w:cs="Times New Roman"/>
+                <w:sz w:val="24"/>
+                <w:szCs w:val="24"/>
+                <w:lang w:eastAsia="ru-RU"/>
+              </w:rPr>
+            </w:pPr>
+            <w:r>
+              <w:rPr>
+                <w:rFonts w:ascii="Times New Roman" w:eastAsia="Times New Roman" w:hAnsi="Times New Roman" w:cs="Times New Roman"/>
+                <w:sz w:val="24"/>
+                <w:szCs w:val="24"/>
+                <w:lang w:eastAsia="ru-RU"/>
+              </w:rPr>
+              <w:t>П-2</w:t>
+            </w:r>
+          </w:p>
+        </w:tc>
+        <w:tc>
+          <w:tcPr>
+            <w:tcW w:w="0" w:type="auto"/>
+            <w:hideMark/>
+          </w:tcPr>
+          <w:p>
+            <w:pPr>
+              <w:spacing w:after="0" w:line="240" w:lineRule="auto"/>
+              <w:rPr>
+                <w:rFonts w:ascii="Times New Roman" w:eastAsia="Times New Roman" w:hAnsi="Times New Roman" w:cs="Times New Roman"/>
+                <w:sz w:val="24"/>
+                <w:szCs w:val="24"/>
+                <w:lang w:eastAsia="ru-RU"/>
+              </w:rPr>
+            </w:pPr>
+            <w:r>
+              <w:rPr>
+                <w:rFonts w:ascii="Times New Roman" w:eastAsia="Times New Roman" w:hAnsi="Times New Roman" w:cs="Times New Roman"/>
+                <w:sz w:val="24"/>
+                <w:szCs w:val="24"/>
+                <w:lang w:eastAsia="ru-RU"/>
+              </w:rPr>
+              <w:t>Отказ мастеров от планшетного интерфейса</w:t>
+            </w:r>
+          </w:p>
+        </w:tc>
+        <w:tc>
+          <w:tcPr>
+            <w:tcW w:w="0" w:type="auto"/>
+            <w:hideMark/>
+          </w:tcPr>
+          <w:p>
+            <w:pPr>
+              <w:spacing w:after="0" w:line="240" w:lineRule="auto"/>
+              <w:rPr>
+                <w:rFonts w:ascii="Times New Roman" w:eastAsia="Times New Roman" w:hAnsi="Times New Roman" w:cs="Times New Roman"/>
+                <w:sz w:val="24"/>
+                <w:szCs w:val="24"/>
+                <w:lang w:eastAsia="ru-RU"/>
+              </w:rPr>
+            </w:pPr>
+            <w:r>
+              <w:rPr>
+                <w:rFonts w:ascii="Times New Roman" w:eastAsia="Times New Roman" w:hAnsi="Times New Roman" w:cs="Times New Roman"/>
+                <w:sz w:val="24"/>
+                <w:szCs w:val="24"/>
+                <w:lang w:eastAsia="ru-RU"/>
+              </w:rPr>
+              <w:t>В-2</w:t>
+            </w:r>
+          </w:p>
+        </w:tc>
+        <w:tc>
+          <w:tcPr>
+            <w:tcW w:w="0" w:type="auto"/>
+            <w:hideMark/>
+          </w:tcPr>
+          <w:p>
+            <w:pPr>
+              <w:spacing w:after="0" w:line="240" w:lineRule="auto"/>
+              <w:rPr>
+                <w:rFonts w:ascii="Times New Roman" w:eastAsia="Times New Roman" w:hAnsi="Times New Roman" w:cs="Times New Roman"/>
+                <w:sz w:val="24"/>
+                <w:szCs w:val="24"/>
+                <w:lang w:eastAsia="ru-RU"/>
+              </w:rPr>
+            </w:pPr>
+            <w:r>
+              <w:rPr>
+                <w:rFonts w:ascii="Times New Roman" w:eastAsia="Times New Roman" w:hAnsi="Times New Roman" w:cs="Times New Roman"/>
+                <w:sz w:val="24"/>
+                <w:szCs w:val="24"/>
+                <w:lang w:eastAsia="ru-RU"/>
+              </w:rPr>
+              <w:t>С-2</w:t>
+            </w:r>
+          </w:p>
+        </w:tc>
+      </w:tr>
+      <w:tr>
+        <w:tc>
+          <w:tcPr>
+            <w:tcW w:w="0" w:type="auto"/>
+            <w:hideMark/>
+          </w:tcPr>
+          <w:p>
+            <w:pPr>
+              <w:spacing w:after="0" w:line="240" w:lineRule="auto"/>
+              <w:rPr>
+                <w:rFonts w:ascii="Times New Roman" w:eastAsia="Times New Roman" w:hAnsi="Times New Roman" w:cs="Times New Roman"/>
+                <w:sz w:val="24"/>
+                <w:szCs w:val="24"/>
+                <w:lang w:eastAsia="ru-RU"/>
+              </w:rPr>
+            </w:pPr>
+            <w:r>
+              <w:rPr>
+                <w:rFonts w:ascii="Times New Roman" w:eastAsia="Times New Roman" w:hAnsi="Times New Roman" w:cs="Times New Roman"/>
+                <w:sz w:val="24"/>
+                <w:szCs w:val="24"/>
+                <w:lang w:eastAsia="ru-RU"/>
+              </w:rPr>
+              <w:t>П-3</w:t>
+            </w:r>
+          </w:p>
+        </w:tc>
+        <w:tc>
+          <w:tcPr>
+            <w:tcW w:w="0" w:type="auto"/>
+            <w:hideMark/>
+          </w:tcPr>
+          <w:p>
+            <w:pPr>
+              <w:spacing w:after="0" w:line="240" w:lineRule="auto"/>
+              <w:rPr>
+                <w:rFonts w:ascii="Times New Roman" w:eastAsia="Times New Roman" w:hAnsi="Times New Roman" w:cs="Times New Roman"/>
+                <w:sz w:val="24"/>
+                <w:szCs w:val="24"/>
+                <w:lang w:eastAsia="ru-RU"/>
+              </w:rPr>
+            </w:pPr>
+            <w:r>
+              <w:rPr>
+                <w:rFonts w:ascii="Times New Roman" w:eastAsia="Times New Roman" w:hAnsi="Times New Roman" w:cs="Times New Roman"/>
+                <w:sz w:val="24"/>
+                <w:szCs w:val="24"/>
+                <w:lang w:eastAsia="ru-RU"/>
+              </w:rPr>
+              <w:t>Несвоевременное обновление прайс-листа/графика</w:t>
+            </w:r>
+          </w:p>
+        </w:tc>
+        <w:tc>
+          <w:tcPr>
+            <w:tcW w:w="0" w:type="auto"/>
+            <w:hideMark/>
+          </w:tcPr>
+          <w:p>
+            <w:pPr>
+              <w:spacing w:after="0" w:line="240" w:lineRule="auto"/>
+              <w:rPr>
+                <w:rFonts w:ascii="Times New Roman" w:eastAsia="Times New Roman" w:hAnsi="Times New Roman" w:cs="Times New Roman"/>
+                <w:sz w:val="24"/>
+                <w:szCs w:val="24"/>
+                <w:lang w:eastAsia="ru-RU"/>
+              </w:rPr>
+            </w:pPr>
+            <w:r>
+              <w:rPr>
+                <w:rFonts w:ascii="Times New Roman" w:eastAsia="Times New Roman" w:hAnsi="Times New Roman" w:cs="Times New Roman"/>
+                <w:sz w:val="24"/>
+                <w:szCs w:val="24"/>
+                <w:lang w:eastAsia="ru-RU"/>
+              </w:rPr>
+              <w:t>В-3</w:t>
+            </w:r>
+          </w:p>
+        </w:tc>
+        <w:tc>
+          <w:tcPr>
+            <w:tcW w:w="0" w:type="auto"/>
+            <w:hideMark/>
+          </w:tcPr>
+          <w:p>
+            <w:pPr>
+              <w:spacing w:after="0" w:line="240" w:lineRule="auto"/>
+              <w:rPr>
+                <w:rFonts w:ascii="Times New Roman" w:eastAsia="Times New Roman" w:hAnsi="Times New Roman" w:cs="Times New Roman"/>
+                <w:sz w:val="24"/>
+                <w:szCs w:val="24"/>
+                <w:lang w:eastAsia="ru-RU"/>
+              </w:rPr>
+            </w:pPr>
+            <w:r>
+              <w:rPr>
+                <w:rFonts w:ascii="Times New Roman" w:eastAsia="Times New Roman" w:hAnsi="Times New Roman" w:cs="Times New Roman"/>
+                <w:sz w:val="24"/>
+                <w:szCs w:val="24"/>
+                <w:lang w:eastAsia="ru-RU"/>
+              </w:rPr>
+              <w:t>С-2</w:t>
+            </w:r>
+          </w:p>
+        </w:tc>
+      </w:tr>
+      <w:tr>
+        <w:tc>
+          <w:tcPr>
+            <w:tcW w:w="0" w:type="auto"/>
+            <w:hideMark/>
+          </w:tcPr>
+          <w:p>
+            <w:pPr>
+              <w:spacing w:after="0" w:line="240" w:lineRule="auto"/>
+              <w:rPr>
+                <w:rFonts w:ascii="Times New Roman" w:eastAsia="Times New Roman" w:hAnsi="Times New Roman" w:cs="Times New Roman"/>
+                <w:sz w:val="24"/>
+                <w:szCs w:val="24"/>
+                <w:lang w:eastAsia="ru-RU"/>
+              </w:rPr>
+            </w:pPr>
+            <w:r>
+              <w:rPr>
+                <w:rFonts w:ascii="Times New Roman" w:eastAsia="Times New Roman" w:hAnsi="Times New Roman" w:cs="Times New Roman"/>
+                <w:sz w:val="24"/>
+                <w:szCs w:val="24"/>
+                <w:lang w:eastAsia="ru-RU"/>
+              </w:rPr>
+              <w:t>П-4</w:t>
+            </w:r>
+          </w:p>
+        </w:tc>
+        <w:tc>
+          <w:tcPr>
+            <w:tcW w:w="0" w:type="auto"/>
+            <w:hideMark/>
+          </w:tcPr>
+          <w:p>
+            <w:pPr>
+              <w:spacing w:after="0" w:line="240" w:lineRule="auto"/>
+              <w:rPr>
+                <w:rFonts w:ascii="Times New Roman" w:eastAsia="Times New Roman" w:hAnsi="Times New Roman" w:cs="Times New Roman"/>
+                <w:sz w:val="24"/>
+                <w:szCs w:val="24"/>
+                <w:lang w:eastAsia="ru-RU"/>
+              </w:rPr>
+            </w:pPr>
+            <w:r>
+              <w:rPr>
+                <w:rFonts w:ascii="Times New Roman" w:eastAsia="Times New Roman" w:hAnsi="Times New Roman" w:cs="Times New Roman"/>
+                <w:sz w:val="24"/>
+                <w:szCs w:val="24"/>
+                <w:lang w:eastAsia="ru-RU"/>
+              </w:rPr>
+              <w:t>Истечение сессии администратора без предупреждения</w:t>
+            </w:r>
+          </w:p>
+        </w:tc>
+        <w:tc>
+          <w:tcPr>
+            <w:tcW w:w="0" w:type="auto"/>
+            <w:hideMark/>
+          </w:tcPr>
+          <w:p>
+            <w:pPr>
+              <w:spacing w:after="0" w:line="240" w:lineRule="auto"/>
+              <w:rPr>
+                <w:rFonts w:ascii="Times New Roman" w:eastAsia="Times New Roman" w:hAnsi="Times New Roman" w:cs="Times New Roman"/>
+                <w:sz w:val="24"/>
+                <w:szCs w:val="24"/>
+                <w:lang w:eastAsia="ru-RU"/>
+              </w:rPr>
+            </w:pPr>
+            <w:r>
+              <w:rPr>
+                <w:rFonts w:ascii="Times New Roman" w:eastAsia="Times New Roman" w:hAnsi="Times New Roman" w:cs="Times New Roman"/>
+                <w:sz w:val="24"/>
+                <w:szCs w:val="24"/>
+                <w:lang w:eastAsia="ru-RU"/>
+              </w:rPr>
+              <w:t>В-2</w:t>
+            </w:r>
+          </w:p>
+        </w:tc>
+        <w:tc>
+          <w:tcPr>
+            <w:tcW w:w="0" w:type="auto"/>
+            <w:hideMark/>
+          </w:tcPr>
+          <w:p>
+            <w:pPr>
+              <w:spacing w:after="0" w:line="240" w:lineRule="auto"/>
+              <w:rPr>
+                <w:rFonts w:ascii="Times New Roman" w:eastAsia="Times New Roman" w:hAnsi="Times New Roman" w:cs="Times New Roman"/>
+                <w:sz w:val="24"/>
+                <w:szCs w:val="24"/>
+                <w:lang w:eastAsia="ru-RU"/>
+              </w:rPr>
+            </w:pPr>
+            <w:r>
+              <w:rPr>
+                <w:rFonts w:ascii="Times New Roman" w:eastAsia="Times New Roman" w:hAnsi="Times New Roman" w:cs="Times New Roman"/>
+                <w:sz w:val="24"/>
+                <w:szCs w:val="24"/>
+                <w:lang w:eastAsia="ru-RU"/>
+              </w:rPr>
+              <w:t>С-2</w:t>
+            </w:r>
+          </w:p>
+        </w:tc>
+      </w:tr>
+    </w:tbl>
+    <w:p>
+      <w:pPr>
+        <w:pStyle w:val="paragraph"/>
+        <w:tabs>
+          <w:tab w:val="left" w:pos="1134"/>
+        </w:tabs>
+        <w:spacing w:beforeAutospacing="0" w:after="0" w:afterAutospacing="0" w:line="360" w:lineRule="auto"/>
+        <w:jc w:val="center"/>
+        <w:rPr>
+          <w:sz w:val="28"/>
+          <w:szCs w:val="28"/>
+        </w:rPr>
+      </w:pPr>
+      <w:r>
+        <w:rPr>
+          <w:sz w:val="28"/>
+          <w:szCs w:val="28"/>
+        </w:rPr>
+        <w:t>Таблица 3 – Соотнесение рисков с вероятностью реализации и существенностью последствий</w:t>
+      </w:r>
+    </w:p>
+    <w:p>
+      <w:pPr>
+        <w:pStyle w:val="paragraph"/>
+        <w:tabs>
+          <w:tab w:val="left" w:pos="1134"/>
+        </w:tabs>
+        <w:spacing w:beforeAutospacing="0" w:after="0" w:afterAutospacing="0" w:line="360" w:lineRule="auto"/>
+        <w:jc w:val="center"/>
+        <w:rPr>
+          <w:sz w:val="28"/>
+          <w:szCs w:val="28"/>
+        </w:rPr>
+      </w:pPr>
+    </w:p>
+    <w:p>
+      <w:pPr>
+        <w:pStyle w:val="paragraph"/>
+        <w:numPr>
+          <w:ilvl w:val="0"/>
+          <w:numId w:val="2"/>
+        </w:numPr>
+        <w:spacing w:beforeAutospacing="0" w:after="0" w:afterAutospacing="0" w:line="360" w:lineRule="auto"/>
+        <w:jc w:val="both"/>
+        <w:rPr>
+          <w:rFonts w:eastAsiaTheme="majorEastAsia"/>
+          <w:b/>
+          <w:bCs/>
+          <w:sz w:val="28"/>
+          <w:szCs w:val="28"/>
+        </w:rPr>
+      </w:pPr>
+      <w:r>
+        <w:rPr>
+          <w:rFonts w:eastAsiaTheme="majorEastAsia"/>
+          <w:b/>
+          <w:bCs/>
+          <w:sz w:val="28"/>
+          <w:szCs w:val="28"/>
+        </w:rPr>
+        <w:t>Карта рисков и ранжирование</w:t>
+      </w:r>
+    </w:p>
+    <w:p>
+      <w:pPr>
+        <w:pStyle w:val="paragraph"/>
+        <w:tabs>
+          <w:tab w:val="left" w:pos="1134"/>
+        </w:tabs>
+        <w:spacing w:beforeAutospacing="0" w:after="0" w:afterAutospacing="0" w:line="360" w:lineRule="auto"/>
+        <w:ind w:firstLine="709"/>
+        <w:jc w:val="both"/>
+        <w:rPr>
+          <w:sz w:val="28"/>
+          <w:szCs w:val="28"/>
+        </w:rPr>
+      </w:pPr>
+      <w:r>
+        <w:rPr>
+          <w:sz w:val="28"/>
+          <w:szCs w:val="28"/>
+        </w:rPr>
+        <w:t>На основании полученных оценок построена матрица рисков, которая визуализирует распределение рисков по зонам управления (Рисунок 1).</w:t>
+      </w:r>
+    </w:p>
+    <w:p>
+      <w:pPr>
+        <w:pStyle w:val="paragraph"/>
+        <w:spacing w:beforeAutospacing="0" w:after="0" w:afterAutospacing="0" w:line="360" w:lineRule="auto"/>
+        <w:jc w:val="center"/>
+        <w:rPr>
+          <w:sz w:val="28"/>
+          <w:szCs w:val="28"/>
+        </w:rPr>
+      </w:pPr>
+      <w:r>
+        <w:rPr>
+          <w:noProof/>
+        </w:rPr>
+        <w:drawing>
+          <wp:inline distT="0" distB="0" distL="0" distR="0" wp14:anchorId="42CBE0A2" wp14:editId="154AD484">
+            <wp:extent cx="5940425" cy="3342005"/>
+            <wp:effectExtent l="0" t="0" r="3175" b="0"/>
+            <wp:docPr id="2" name="Рисунок 2"/>
+            <wp:cNvGraphicFramePr>
+              <a:graphicFrameLocks xmlns:a="http://schemas.openxmlformats.org/drawingml/2006/main" noChangeAspect="1"/>
+            </wp:cNvGraphicFramePr>
+            <a:graphic xmlns:a="http://schemas.openxmlformats.org/drawingml/2006/main">
+              <a:graphicData uri="http://schemas.openxmlformats.org/drawingml/2006/picture">
+                <pic:pic xmlns:pic="http://schemas.openxmlformats.org/drawingml/2006/picture">
+                  <pic:nvPicPr>
+                    <pic:cNvPr id="0" name="Picture 2"/>
+                    <pic:cNvPicPr>
+                      <a:picLocks noChangeAspect="1" noChangeArrowheads="1"/>
+                    </pic:cNvPicPr>
+                  </pic:nvPicPr>
+                  <pic:blipFill>
+                    <a:blip r:embed="rId7" cstate="print">
+                      <a:extLst>
+                        <a:ext uri="{28A0092B-C50C-407E-A947-70E740481C1C}">
+                          <a14:useLocalDpi xmlns:a14="http://schemas.microsoft.com/office/drawing/2010/main" val="0"/>
+                        </a:ext>
+                      </a:extLst>
+                    </a:blip>
+                    <a:srcRect/>
+                    <a:stretch>
+                      <a:fillRect/>
+                    </a:stretch>
+                  </pic:blipFill>
+                  <pic:spPr bwMode="auto">
+                    <a:xfrm>
+                      <a:off x="0" y="0"/>
+                      <a:ext cx="5940425" cy="3342005"/>
+                    </a:xfrm>
+                    <a:prstGeom prst="rect">
+                      <a:avLst/>
+                    </a:prstGeom>
+                    <a:noFill/>
+                    <a:ln>
+                      <a:noFill/>
+                    </a:ln>
+                  </pic:spPr>
+                </pic:pic>
+              </a:graphicData>
+            </a:graphic>
+          </wp:inline>
+        </w:drawing>
+      </w:r>
+    </w:p>
+    <w:p>
+      <w:pPr>
+        <w:pStyle w:val="paragraph"/>
+        <w:spacing w:beforeAutospacing="0" w:after="0" w:afterAutospacing="0" w:line="360" w:lineRule="auto"/>
+        <w:jc w:val="center"/>
+        <w:rPr>
+          <w:rStyle w:val="qwen-markdown-text"/>
+          <w:rFonts w:eastAsiaTheme="majorEastAsia"/>
+          <w:sz w:val="28"/>
+          <w:szCs w:val="28"/>
+        </w:rPr>
+      </w:pPr>
+      <w:r>
+        <w:rPr>
+          <w:sz w:val="28"/>
+          <w:szCs w:val="28"/>
+        </w:rPr>
+        <w:t xml:space="preserve">Рисунок 1 – Карта рисков ПС </w:t>
+      </w:r>
+      <w:r>
+        <w:rPr>
+          <w:rStyle w:val="qwen-markdown-text"/>
+          <w:rFonts w:eastAsiaTheme="majorEastAsia"/>
+          <w:sz w:val="28"/>
+          <w:szCs w:val="28"/>
+        </w:rPr>
+        <w:t>«Lumiere»</w:t>
+      </w:r>
     </w:p>
     <w:p>
       <w:pPr>
@@ -3320,20 +5425,3394 @@
           <w:szCs w:val="28"/>
         </w:rPr>
       </w:pPr>
+      <w:r>
+        <w:rPr>
+          <w:sz w:val="28"/>
+          <w:szCs w:val="28"/>
+        </w:rPr>
+        <w:t>Ранжирование выполняется по убыванию приоритета: сначала по вероятности (В-3</w:t>
+      </w:r>
+      <w:r>
+        <w:rPr>
+          <w:sz w:val="28"/>
+          <w:szCs w:val="28"/>
+        </w:rPr>
+        <w:t xml:space="preserve"> </w:t>
+      </w:r>
+      <w:r>
+        <w:rPr>
+          <w:sz w:val="28"/>
+          <w:szCs w:val="28"/>
+        </w:rPr>
+        <w:t>&gt;</w:t>
+      </w:r>
+      <w:r>
+        <w:rPr>
+          <w:sz w:val="28"/>
+          <w:szCs w:val="28"/>
+        </w:rPr>
+        <w:t xml:space="preserve"> </w:t>
+      </w:r>
+      <w:r>
+        <w:rPr>
+          <w:sz w:val="28"/>
+          <w:szCs w:val="28"/>
+        </w:rPr>
+        <w:t>В-2 &gt; В-1), затем по существенности последствий (С-3 &gt; С-2 &gt; С-1). Результаты представлены в таблице</w:t>
+      </w:r>
+      <w:r>
+        <w:rPr>
+          <w:sz w:val="28"/>
+          <w:szCs w:val="28"/>
+        </w:rPr>
+        <w:t>:</w:t>
+      </w:r>
+    </w:p>
+    <w:tbl>
+      <w:tblPr>
+        <w:tblStyle w:val="a6"/>
+        <w:tblW w:w="0" w:type="auto"/>
+        <w:tblLook w:val="04A0" w:firstRow="1" w:lastRow="0" w:firstColumn="1" w:lastColumn="0" w:noHBand="0" w:noVBand="1"/>
+      </w:tblPr>
+      <w:tblGrid>
+        <w:gridCol w:w="1409"/>
+        <w:gridCol w:w="918"/>
+        <w:gridCol w:w="1594"/>
+        <w:gridCol w:w="2027"/>
+        <w:gridCol w:w="1582"/>
+        <w:gridCol w:w="1815"/>
+      </w:tblGrid>
+      <w:tr>
+        <w:tc>
+          <w:tcPr>
+            <w:tcW w:w="0" w:type="auto"/>
+            <w:hideMark/>
+          </w:tcPr>
+          <w:p>
+            <w:pPr>
+              <w:spacing w:after="0" w:line="240" w:lineRule="auto"/>
+              <w:jc w:val="center"/>
+              <w:rPr>
+                <w:rFonts w:ascii="Times New Roman" w:eastAsia="Times New Roman" w:hAnsi="Times New Roman" w:cs="Times New Roman"/>
+                <w:b/>
+                <w:bCs/>
+                <w:sz w:val="24"/>
+                <w:szCs w:val="24"/>
+                <w:lang w:eastAsia="ru-RU"/>
+              </w:rPr>
+            </w:pPr>
+            <w:r>
+              <w:rPr>
+                <w:rFonts w:ascii="Times New Roman" w:eastAsia="Times New Roman" w:hAnsi="Times New Roman" w:cs="Times New Roman"/>
+                <w:b/>
+                <w:bCs/>
+                <w:sz w:val="24"/>
+                <w:szCs w:val="24"/>
+                <w:lang w:eastAsia="ru-RU"/>
+              </w:rPr>
+              <w:t>Приоритет</w:t>
+            </w:r>
+          </w:p>
+        </w:tc>
+        <w:tc>
+          <w:tcPr>
+            <w:tcW w:w="0" w:type="auto"/>
+            <w:hideMark/>
+          </w:tcPr>
+          <w:p>
+            <w:pPr>
+              <w:spacing w:after="0" w:line="240" w:lineRule="auto"/>
+              <w:jc w:val="center"/>
+              <w:rPr>
+                <w:rFonts w:ascii="Times New Roman" w:eastAsia="Times New Roman" w:hAnsi="Times New Roman" w:cs="Times New Roman"/>
+                <w:b/>
+                <w:bCs/>
+                <w:sz w:val="24"/>
+                <w:szCs w:val="24"/>
+                <w:lang w:eastAsia="ru-RU"/>
+              </w:rPr>
+            </w:pPr>
+            <w:r>
+              <w:rPr>
+                <w:rFonts w:ascii="Times New Roman" w:eastAsia="Times New Roman" w:hAnsi="Times New Roman" w:cs="Times New Roman"/>
+                <w:b/>
+                <w:bCs/>
+                <w:sz w:val="24"/>
+                <w:szCs w:val="24"/>
+                <w:lang w:eastAsia="ru-RU"/>
+              </w:rPr>
+              <w:t>Шифр</w:t>
+            </w:r>
+          </w:p>
+        </w:tc>
+        <w:tc>
+          <w:tcPr>
+            <w:tcW w:w="0" w:type="auto"/>
+            <w:hideMark/>
+          </w:tcPr>
+          <w:p>
+            <w:pPr>
+              <w:spacing w:after="0" w:line="240" w:lineRule="auto"/>
+              <w:jc w:val="center"/>
+              <w:rPr>
+                <w:rFonts w:ascii="Times New Roman" w:eastAsia="Times New Roman" w:hAnsi="Times New Roman" w:cs="Times New Roman"/>
+                <w:b/>
+                <w:bCs/>
+                <w:sz w:val="24"/>
+                <w:szCs w:val="24"/>
+                <w:lang w:eastAsia="ru-RU"/>
+              </w:rPr>
+            </w:pPr>
+            <w:r>
+              <w:rPr>
+                <w:rFonts w:ascii="Times New Roman" w:eastAsia="Times New Roman" w:hAnsi="Times New Roman" w:cs="Times New Roman"/>
+                <w:b/>
+                <w:bCs/>
+                <w:sz w:val="24"/>
+                <w:szCs w:val="24"/>
+                <w:lang w:eastAsia="ru-RU"/>
+              </w:rPr>
+              <w:t>Вероятность</w:t>
+            </w:r>
+          </w:p>
+        </w:tc>
+        <w:tc>
+          <w:tcPr>
+            <w:tcW w:w="0" w:type="auto"/>
+            <w:hideMark/>
+          </w:tcPr>
+          <w:p>
+            <w:pPr>
+              <w:spacing w:after="0" w:line="240" w:lineRule="auto"/>
+              <w:jc w:val="center"/>
+              <w:rPr>
+                <w:rFonts w:ascii="Times New Roman" w:eastAsia="Times New Roman" w:hAnsi="Times New Roman" w:cs="Times New Roman"/>
+                <w:b/>
+                <w:bCs/>
+                <w:sz w:val="24"/>
+                <w:szCs w:val="24"/>
+                <w:lang w:eastAsia="ru-RU"/>
+              </w:rPr>
+            </w:pPr>
+            <w:r>
+              <w:rPr>
+                <w:rFonts w:ascii="Times New Roman" w:eastAsia="Times New Roman" w:hAnsi="Times New Roman" w:cs="Times New Roman"/>
+                <w:b/>
+                <w:bCs/>
+                <w:sz w:val="24"/>
+                <w:szCs w:val="24"/>
+                <w:lang w:eastAsia="ru-RU"/>
+              </w:rPr>
+              <w:t>Существенность</w:t>
+            </w:r>
+          </w:p>
+        </w:tc>
+        <w:tc>
+          <w:tcPr>
+            <w:tcW w:w="0" w:type="auto"/>
+            <w:hideMark/>
+          </w:tcPr>
+          <w:p>
+            <w:pPr>
+              <w:spacing w:after="0" w:line="240" w:lineRule="auto"/>
+              <w:jc w:val="center"/>
+              <w:rPr>
+                <w:rFonts w:ascii="Times New Roman" w:eastAsia="Times New Roman" w:hAnsi="Times New Roman" w:cs="Times New Roman"/>
+                <w:b/>
+                <w:bCs/>
+                <w:sz w:val="24"/>
+                <w:szCs w:val="24"/>
+                <w:lang w:eastAsia="ru-RU"/>
+              </w:rPr>
+            </w:pPr>
+            <w:r>
+              <w:rPr>
+                <w:rFonts w:ascii="Times New Roman" w:eastAsia="Times New Roman" w:hAnsi="Times New Roman" w:cs="Times New Roman"/>
+                <w:b/>
+                <w:bCs/>
+                <w:sz w:val="24"/>
+                <w:szCs w:val="24"/>
+                <w:lang w:eastAsia="ru-RU"/>
+              </w:rPr>
+              <w:t>Зона на карте</w:t>
+            </w:r>
+          </w:p>
+        </w:tc>
+        <w:tc>
+          <w:tcPr>
+            <w:tcW w:w="0" w:type="auto"/>
+            <w:hideMark/>
+          </w:tcPr>
+          <w:p>
+            <w:pPr>
+              <w:spacing w:after="0" w:line="240" w:lineRule="auto"/>
+              <w:jc w:val="center"/>
+              <w:rPr>
+                <w:rFonts w:ascii="Times New Roman" w:eastAsia="Times New Roman" w:hAnsi="Times New Roman" w:cs="Times New Roman"/>
+                <w:b/>
+                <w:bCs/>
+                <w:sz w:val="24"/>
+                <w:szCs w:val="24"/>
+                <w:lang w:eastAsia="ru-RU"/>
+              </w:rPr>
+            </w:pPr>
+            <w:r>
+              <w:rPr>
+                <w:rFonts w:ascii="Times New Roman" w:eastAsia="Times New Roman" w:hAnsi="Times New Roman" w:cs="Times New Roman"/>
+                <w:b/>
+                <w:bCs/>
+                <w:sz w:val="24"/>
+                <w:szCs w:val="24"/>
+                <w:lang w:eastAsia="ru-RU"/>
+              </w:rPr>
+              <w:t>Статус управления</w:t>
+            </w:r>
+          </w:p>
+        </w:tc>
+      </w:tr>
+      <w:tr>
+        <w:tc>
+          <w:tcPr>
+            <w:tcW w:w="0" w:type="auto"/>
+            <w:hideMark/>
+          </w:tcPr>
+          <w:p>
+            <w:pPr>
+              <w:spacing w:after="0" w:line="240" w:lineRule="auto"/>
+              <w:rPr>
+                <w:rFonts w:ascii="Times New Roman" w:eastAsia="Times New Roman" w:hAnsi="Times New Roman" w:cs="Times New Roman"/>
+                <w:sz w:val="24"/>
+                <w:szCs w:val="24"/>
+                <w:lang w:eastAsia="ru-RU"/>
+              </w:rPr>
+            </w:pPr>
+            <w:r>
+              <w:rPr>
+                <w:rFonts w:ascii="Times New Roman" w:eastAsia="Times New Roman" w:hAnsi="Times New Roman" w:cs="Times New Roman"/>
+                <w:sz w:val="24"/>
+                <w:szCs w:val="24"/>
+                <w:lang w:eastAsia="ru-RU"/>
+              </w:rPr>
+              <w:t>1</w:t>
+            </w:r>
+          </w:p>
+        </w:tc>
+        <w:tc>
+          <w:tcPr>
+            <w:tcW w:w="0" w:type="auto"/>
+            <w:hideMark/>
+          </w:tcPr>
+          <w:p>
+            <w:pPr>
+              <w:spacing w:after="0" w:line="240" w:lineRule="auto"/>
+              <w:rPr>
+                <w:rFonts w:ascii="Times New Roman" w:eastAsia="Times New Roman" w:hAnsi="Times New Roman" w:cs="Times New Roman"/>
+                <w:sz w:val="24"/>
+                <w:szCs w:val="24"/>
+                <w:lang w:eastAsia="ru-RU"/>
+              </w:rPr>
+            </w:pPr>
+            <w:r>
+              <w:rPr>
+                <w:rFonts w:ascii="Times New Roman" w:eastAsia="Times New Roman" w:hAnsi="Times New Roman" w:cs="Times New Roman"/>
+                <w:sz w:val="24"/>
+                <w:szCs w:val="24"/>
+                <w:lang w:eastAsia="ru-RU"/>
+              </w:rPr>
+              <w:t>Р-3</w:t>
+            </w:r>
+          </w:p>
+        </w:tc>
+        <w:tc>
+          <w:tcPr>
+            <w:tcW w:w="0" w:type="auto"/>
+            <w:hideMark/>
+          </w:tcPr>
+          <w:p>
+            <w:pPr>
+              <w:spacing w:after="0" w:line="240" w:lineRule="auto"/>
+              <w:rPr>
+                <w:rFonts w:ascii="Times New Roman" w:eastAsia="Times New Roman" w:hAnsi="Times New Roman" w:cs="Times New Roman"/>
+                <w:sz w:val="24"/>
+                <w:szCs w:val="24"/>
+                <w:lang w:eastAsia="ru-RU"/>
+              </w:rPr>
+            </w:pPr>
+            <w:r>
+              <w:rPr>
+                <w:rFonts w:ascii="Times New Roman" w:eastAsia="Times New Roman" w:hAnsi="Times New Roman" w:cs="Times New Roman"/>
+                <w:sz w:val="24"/>
+                <w:szCs w:val="24"/>
+                <w:lang w:eastAsia="ru-RU"/>
+              </w:rPr>
+              <w:t>В-2</w:t>
+            </w:r>
+          </w:p>
+        </w:tc>
+        <w:tc>
+          <w:tcPr>
+            <w:tcW w:w="0" w:type="auto"/>
+            <w:hideMark/>
+          </w:tcPr>
+          <w:p>
+            <w:pPr>
+              <w:spacing w:after="0" w:line="240" w:lineRule="auto"/>
+              <w:rPr>
+                <w:rFonts w:ascii="Times New Roman" w:eastAsia="Times New Roman" w:hAnsi="Times New Roman" w:cs="Times New Roman"/>
+                <w:sz w:val="24"/>
+                <w:szCs w:val="24"/>
+                <w:lang w:eastAsia="ru-RU"/>
+              </w:rPr>
+            </w:pPr>
+            <w:r>
+              <w:rPr>
+                <w:rFonts w:ascii="Times New Roman" w:eastAsia="Times New Roman" w:hAnsi="Times New Roman" w:cs="Times New Roman"/>
+                <w:sz w:val="24"/>
+                <w:szCs w:val="24"/>
+                <w:lang w:eastAsia="ru-RU"/>
+              </w:rPr>
+              <w:t>С-3</w:t>
+            </w:r>
+          </w:p>
+        </w:tc>
+        <w:tc>
+          <w:tcPr>
+            <w:tcW w:w="0" w:type="auto"/>
+            <w:hideMark/>
+          </w:tcPr>
+          <w:p>
+            <w:pPr>
+              <w:spacing w:after="0" w:line="240" w:lineRule="auto"/>
+              <w:rPr>
+                <w:rFonts w:ascii="Times New Roman" w:eastAsia="Times New Roman" w:hAnsi="Times New Roman" w:cs="Times New Roman"/>
+                <w:sz w:val="24"/>
+                <w:szCs w:val="24"/>
+                <w:lang w:eastAsia="ru-RU"/>
+              </w:rPr>
+            </w:pPr>
+            <w:r>
+              <w:rPr>
+                <w:rFonts w:ascii="Times New Roman" w:eastAsia="Times New Roman" w:hAnsi="Times New Roman" w:cs="Times New Roman"/>
+                <w:sz w:val="24"/>
+                <w:szCs w:val="24"/>
+                <w:lang w:eastAsia="ru-RU"/>
+              </w:rPr>
+              <w:t>Критическая</w:t>
+            </w:r>
+          </w:p>
+        </w:tc>
+        <w:tc>
+          <w:tcPr>
+            <w:tcW w:w="0" w:type="auto"/>
+            <w:hideMark/>
+          </w:tcPr>
+          <w:p>
+            <w:pPr>
+              <w:spacing w:after="0" w:line="240" w:lineRule="auto"/>
+              <w:rPr>
+                <w:rFonts w:ascii="Times New Roman" w:eastAsia="Times New Roman" w:hAnsi="Times New Roman" w:cs="Times New Roman"/>
+                <w:sz w:val="24"/>
+                <w:szCs w:val="24"/>
+                <w:lang w:eastAsia="ru-RU"/>
+              </w:rPr>
+            </w:pPr>
+            <w:r>
+              <w:rPr>
+                <w:rFonts w:ascii="Times New Roman" w:eastAsia="Times New Roman" w:hAnsi="Times New Roman" w:cs="Times New Roman"/>
+                <w:sz w:val="24"/>
+                <w:szCs w:val="24"/>
+                <w:lang w:eastAsia="ru-RU"/>
+              </w:rPr>
+              <w:t>Требует немедленного реагирования</w:t>
+            </w:r>
+          </w:p>
+        </w:tc>
+      </w:tr>
+      <w:tr>
+        <w:tc>
+          <w:tcPr>
+            <w:tcW w:w="0" w:type="auto"/>
+            <w:hideMark/>
+          </w:tcPr>
+          <w:p>
+            <w:pPr>
+              <w:spacing w:after="0" w:line="240" w:lineRule="auto"/>
+              <w:rPr>
+                <w:rFonts w:ascii="Times New Roman" w:eastAsia="Times New Roman" w:hAnsi="Times New Roman" w:cs="Times New Roman"/>
+                <w:sz w:val="24"/>
+                <w:szCs w:val="24"/>
+                <w:lang w:eastAsia="ru-RU"/>
+              </w:rPr>
+            </w:pPr>
+            <w:r>
+              <w:rPr>
+                <w:rFonts w:ascii="Times New Roman" w:eastAsia="Times New Roman" w:hAnsi="Times New Roman" w:cs="Times New Roman"/>
+                <w:sz w:val="24"/>
+                <w:szCs w:val="24"/>
+                <w:lang w:eastAsia="ru-RU"/>
+              </w:rPr>
+              <w:t>2</w:t>
+            </w:r>
+          </w:p>
+        </w:tc>
+        <w:tc>
+          <w:tcPr>
+            <w:tcW w:w="0" w:type="auto"/>
+            <w:hideMark/>
+          </w:tcPr>
+          <w:p>
+            <w:pPr>
+              <w:spacing w:after="0" w:line="240" w:lineRule="auto"/>
+              <w:rPr>
+                <w:rFonts w:ascii="Times New Roman" w:eastAsia="Times New Roman" w:hAnsi="Times New Roman" w:cs="Times New Roman"/>
+                <w:sz w:val="24"/>
+                <w:szCs w:val="24"/>
+                <w:lang w:eastAsia="ru-RU"/>
+              </w:rPr>
+            </w:pPr>
+            <w:r>
+              <w:rPr>
+                <w:rFonts w:ascii="Times New Roman" w:eastAsia="Times New Roman" w:hAnsi="Times New Roman" w:cs="Times New Roman"/>
+                <w:sz w:val="24"/>
+                <w:szCs w:val="24"/>
+                <w:lang w:eastAsia="ru-RU"/>
+              </w:rPr>
+              <w:t>С-1</w:t>
+            </w:r>
+          </w:p>
+        </w:tc>
+        <w:tc>
+          <w:tcPr>
+            <w:tcW w:w="0" w:type="auto"/>
+            <w:hideMark/>
+          </w:tcPr>
+          <w:p>
+            <w:pPr>
+              <w:spacing w:after="0" w:line="240" w:lineRule="auto"/>
+              <w:rPr>
+                <w:rFonts w:ascii="Times New Roman" w:eastAsia="Times New Roman" w:hAnsi="Times New Roman" w:cs="Times New Roman"/>
+                <w:sz w:val="24"/>
+                <w:szCs w:val="24"/>
+                <w:lang w:eastAsia="ru-RU"/>
+              </w:rPr>
+            </w:pPr>
+            <w:r>
+              <w:rPr>
+                <w:rFonts w:ascii="Times New Roman" w:eastAsia="Times New Roman" w:hAnsi="Times New Roman" w:cs="Times New Roman"/>
+                <w:sz w:val="24"/>
+                <w:szCs w:val="24"/>
+                <w:lang w:eastAsia="ru-RU"/>
+              </w:rPr>
+              <w:t>В-2</w:t>
+            </w:r>
+          </w:p>
+        </w:tc>
+        <w:tc>
+          <w:tcPr>
+            <w:tcW w:w="0" w:type="auto"/>
+            <w:hideMark/>
+          </w:tcPr>
+          <w:p>
+            <w:pPr>
+              <w:spacing w:after="0" w:line="240" w:lineRule="auto"/>
+              <w:rPr>
+                <w:rFonts w:ascii="Times New Roman" w:eastAsia="Times New Roman" w:hAnsi="Times New Roman" w:cs="Times New Roman"/>
+                <w:sz w:val="24"/>
+                <w:szCs w:val="24"/>
+                <w:lang w:eastAsia="ru-RU"/>
+              </w:rPr>
+            </w:pPr>
+            <w:r>
+              <w:rPr>
+                <w:rFonts w:ascii="Times New Roman" w:eastAsia="Times New Roman" w:hAnsi="Times New Roman" w:cs="Times New Roman"/>
+                <w:sz w:val="24"/>
+                <w:szCs w:val="24"/>
+                <w:lang w:eastAsia="ru-RU"/>
+              </w:rPr>
+              <w:t>С-3</w:t>
+            </w:r>
+          </w:p>
+        </w:tc>
+        <w:tc>
+          <w:tcPr>
+            <w:tcW w:w="0" w:type="auto"/>
+            <w:hideMark/>
+          </w:tcPr>
+          <w:p>
+            <w:pPr>
+              <w:spacing w:after="0" w:line="240" w:lineRule="auto"/>
+              <w:rPr>
+                <w:rFonts w:ascii="Times New Roman" w:eastAsia="Times New Roman" w:hAnsi="Times New Roman" w:cs="Times New Roman"/>
+                <w:sz w:val="24"/>
+                <w:szCs w:val="24"/>
+                <w:lang w:eastAsia="ru-RU"/>
+              </w:rPr>
+            </w:pPr>
+            <w:r>
+              <w:rPr>
+                <w:rFonts w:ascii="Times New Roman" w:eastAsia="Times New Roman" w:hAnsi="Times New Roman" w:cs="Times New Roman"/>
+                <w:sz w:val="24"/>
+                <w:szCs w:val="24"/>
+                <w:lang w:eastAsia="ru-RU"/>
+              </w:rPr>
+              <w:t>Критическая</w:t>
+            </w:r>
+          </w:p>
+        </w:tc>
+        <w:tc>
+          <w:tcPr>
+            <w:tcW w:w="0" w:type="auto"/>
+            <w:hideMark/>
+          </w:tcPr>
+          <w:p>
+            <w:pPr>
+              <w:spacing w:after="0" w:line="240" w:lineRule="auto"/>
+              <w:rPr>
+                <w:rFonts w:ascii="Times New Roman" w:eastAsia="Times New Roman" w:hAnsi="Times New Roman" w:cs="Times New Roman"/>
+                <w:sz w:val="24"/>
+                <w:szCs w:val="24"/>
+                <w:lang w:eastAsia="ru-RU"/>
+              </w:rPr>
+            </w:pPr>
+            <w:r>
+              <w:rPr>
+                <w:rFonts w:ascii="Times New Roman" w:eastAsia="Times New Roman" w:hAnsi="Times New Roman" w:cs="Times New Roman"/>
+                <w:sz w:val="24"/>
+                <w:szCs w:val="24"/>
+                <w:lang w:eastAsia="ru-RU"/>
+              </w:rPr>
+              <w:t>Требует немедленного реагирования</w:t>
+            </w:r>
+          </w:p>
+        </w:tc>
+      </w:tr>
+      <w:tr>
+        <w:tc>
+          <w:tcPr>
+            <w:tcW w:w="0" w:type="auto"/>
+            <w:hideMark/>
+          </w:tcPr>
+          <w:p>
+            <w:pPr>
+              <w:spacing w:after="0" w:line="240" w:lineRule="auto"/>
+              <w:rPr>
+                <w:rFonts w:ascii="Times New Roman" w:eastAsia="Times New Roman" w:hAnsi="Times New Roman" w:cs="Times New Roman"/>
+                <w:sz w:val="24"/>
+                <w:szCs w:val="24"/>
+                <w:lang w:eastAsia="ru-RU"/>
+              </w:rPr>
+            </w:pPr>
+            <w:r>
+              <w:rPr>
+                <w:rFonts w:ascii="Times New Roman" w:eastAsia="Times New Roman" w:hAnsi="Times New Roman" w:cs="Times New Roman"/>
+                <w:sz w:val="24"/>
+                <w:szCs w:val="24"/>
+                <w:lang w:eastAsia="ru-RU"/>
+              </w:rPr>
+              <w:t>3</w:t>
+            </w:r>
+          </w:p>
+        </w:tc>
+        <w:tc>
+          <w:tcPr>
+            <w:tcW w:w="0" w:type="auto"/>
+            <w:hideMark/>
+          </w:tcPr>
+          <w:p>
+            <w:pPr>
+              <w:spacing w:after="0" w:line="240" w:lineRule="auto"/>
+              <w:rPr>
+                <w:rFonts w:ascii="Times New Roman" w:eastAsia="Times New Roman" w:hAnsi="Times New Roman" w:cs="Times New Roman"/>
+                <w:sz w:val="24"/>
+                <w:szCs w:val="24"/>
+                <w:lang w:eastAsia="ru-RU"/>
+              </w:rPr>
+            </w:pPr>
+            <w:r>
+              <w:rPr>
+                <w:rFonts w:ascii="Times New Roman" w:eastAsia="Times New Roman" w:hAnsi="Times New Roman" w:cs="Times New Roman"/>
+                <w:sz w:val="24"/>
+                <w:szCs w:val="24"/>
+                <w:lang w:eastAsia="ru-RU"/>
+              </w:rPr>
+              <w:t>Р-2</w:t>
+            </w:r>
+          </w:p>
+        </w:tc>
+        <w:tc>
+          <w:tcPr>
+            <w:tcW w:w="0" w:type="auto"/>
+            <w:hideMark/>
+          </w:tcPr>
+          <w:p>
+            <w:pPr>
+              <w:spacing w:after="0" w:line="240" w:lineRule="auto"/>
+              <w:rPr>
+                <w:rFonts w:ascii="Times New Roman" w:eastAsia="Times New Roman" w:hAnsi="Times New Roman" w:cs="Times New Roman"/>
+                <w:sz w:val="24"/>
+                <w:szCs w:val="24"/>
+                <w:lang w:eastAsia="ru-RU"/>
+              </w:rPr>
+            </w:pPr>
+            <w:r>
+              <w:rPr>
+                <w:rFonts w:ascii="Times New Roman" w:eastAsia="Times New Roman" w:hAnsi="Times New Roman" w:cs="Times New Roman"/>
+                <w:sz w:val="24"/>
+                <w:szCs w:val="24"/>
+                <w:lang w:eastAsia="ru-RU"/>
+              </w:rPr>
+              <w:t>В-3</w:t>
+            </w:r>
+          </w:p>
+        </w:tc>
+        <w:tc>
+          <w:tcPr>
+            <w:tcW w:w="0" w:type="auto"/>
+            <w:hideMark/>
+          </w:tcPr>
+          <w:p>
+            <w:pPr>
+              <w:spacing w:after="0" w:line="240" w:lineRule="auto"/>
+              <w:rPr>
+                <w:rFonts w:ascii="Times New Roman" w:eastAsia="Times New Roman" w:hAnsi="Times New Roman" w:cs="Times New Roman"/>
+                <w:sz w:val="24"/>
+                <w:szCs w:val="24"/>
+                <w:lang w:eastAsia="ru-RU"/>
+              </w:rPr>
+            </w:pPr>
+            <w:r>
+              <w:rPr>
+                <w:rFonts w:ascii="Times New Roman" w:eastAsia="Times New Roman" w:hAnsi="Times New Roman" w:cs="Times New Roman"/>
+                <w:sz w:val="24"/>
+                <w:szCs w:val="24"/>
+                <w:lang w:eastAsia="ru-RU"/>
+              </w:rPr>
+              <w:t>С-1</w:t>
+            </w:r>
+          </w:p>
+        </w:tc>
+        <w:tc>
+          <w:tcPr>
+            <w:tcW w:w="0" w:type="auto"/>
+            <w:hideMark/>
+          </w:tcPr>
+          <w:p>
+            <w:pPr>
+              <w:spacing w:after="0" w:line="240" w:lineRule="auto"/>
+              <w:rPr>
+                <w:rFonts w:ascii="Times New Roman" w:eastAsia="Times New Roman" w:hAnsi="Times New Roman" w:cs="Times New Roman"/>
+                <w:sz w:val="24"/>
+                <w:szCs w:val="24"/>
+                <w:lang w:eastAsia="ru-RU"/>
+              </w:rPr>
+            </w:pPr>
+            <w:r>
+              <w:rPr>
+                <w:rFonts w:ascii="Times New Roman" w:eastAsia="Times New Roman" w:hAnsi="Times New Roman" w:cs="Times New Roman"/>
+                <w:sz w:val="24"/>
+                <w:szCs w:val="24"/>
+                <w:lang w:eastAsia="ru-RU"/>
+              </w:rPr>
+              <w:t>Граница терпимости</w:t>
+            </w:r>
+          </w:p>
+        </w:tc>
+        <w:tc>
+          <w:tcPr>
+            <w:tcW w:w="0" w:type="auto"/>
+            <w:hideMark/>
+          </w:tcPr>
+          <w:p>
+            <w:pPr>
+              <w:spacing w:after="0" w:line="240" w:lineRule="auto"/>
+              <w:rPr>
+                <w:rFonts w:ascii="Times New Roman" w:eastAsia="Times New Roman" w:hAnsi="Times New Roman" w:cs="Times New Roman"/>
+                <w:sz w:val="24"/>
+                <w:szCs w:val="24"/>
+                <w:lang w:eastAsia="ru-RU"/>
+              </w:rPr>
+            </w:pPr>
+            <w:r>
+              <w:rPr>
+                <w:rFonts w:ascii="Times New Roman" w:eastAsia="Times New Roman" w:hAnsi="Times New Roman" w:cs="Times New Roman"/>
+                <w:sz w:val="24"/>
+                <w:szCs w:val="24"/>
+                <w:lang w:eastAsia="ru-RU"/>
+              </w:rPr>
+              <w:t>Плановый контроль</w:t>
+            </w:r>
+          </w:p>
+        </w:tc>
+      </w:tr>
+      <w:tr>
+        <w:tc>
+          <w:tcPr>
+            <w:tcW w:w="0" w:type="auto"/>
+            <w:hideMark/>
+          </w:tcPr>
+          <w:p>
+            <w:pPr>
+              <w:spacing w:after="0" w:line="240" w:lineRule="auto"/>
+              <w:rPr>
+                <w:rFonts w:ascii="Times New Roman" w:eastAsia="Times New Roman" w:hAnsi="Times New Roman" w:cs="Times New Roman"/>
+                <w:sz w:val="24"/>
+                <w:szCs w:val="24"/>
+                <w:lang w:eastAsia="ru-RU"/>
+              </w:rPr>
+            </w:pPr>
+            <w:r>
+              <w:rPr>
+                <w:rFonts w:ascii="Times New Roman" w:eastAsia="Times New Roman" w:hAnsi="Times New Roman" w:cs="Times New Roman"/>
+                <w:sz w:val="24"/>
+                <w:szCs w:val="24"/>
+                <w:lang w:eastAsia="ru-RU"/>
+              </w:rPr>
+              <w:t>4</w:t>
+            </w:r>
+          </w:p>
+        </w:tc>
+        <w:tc>
+          <w:tcPr>
+            <w:tcW w:w="0" w:type="auto"/>
+            <w:hideMark/>
+          </w:tcPr>
+          <w:p>
+            <w:pPr>
+              <w:spacing w:after="0" w:line="240" w:lineRule="auto"/>
+              <w:rPr>
+                <w:rFonts w:ascii="Times New Roman" w:eastAsia="Times New Roman" w:hAnsi="Times New Roman" w:cs="Times New Roman"/>
+                <w:sz w:val="24"/>
+                <w:szCs w:val="24"/>
+                <w:lang w:eastAsia="ru-RU"/>
+              </w:rPr>
+            </w:pPr>
+            <w:r>
+              <w:rPr>
+                <w:rFonts w:ascii="Times New Roman" w:eastAsia="Times New Roman" w:hAnsi="Times New Roman" w:cs="Times New Roman"/>
+                <w:sz w:val="24"/>
+                <w:szCs w:val="24"/>
+                <w:lang w:eastAsia="ru-RU"/>
+              </w:rPr>
+              <w:t>С-2</w:t>
+            </w:r>
+          </w:p>
+        </w:tc>
+        <w:tc>
+          <w:tcPr>
+            <w:tcW w:w="0" w:type="auto"/>
+            <w:hideMark/>
+          </w:tcPr>
+          <w:p>
+            <w:pPr>
+              <w:spacing w:after="0" w:line="240" w:lineRule="auto"/>
+              <w:rPr>
+                <w:rFonts w:ascii="Times New Roman" w:eastAsia="Times New Roman" w:hAnsi="Times New Roman" w:cs="Times New Roman"/>
+                <w:sz w:val="24"/>
+                <w:szCs w:val="24"/>
+                <w:lang w:eastAsia="ru-RU"/>
+              </w:rPr>
+            </w:pPr>
+            <w:r>
+              <w:rPr>
+                <w:rFonts w:ascii="Times New Roman" w:eastAsia="Times New Roman" w:hAnsi="Times New Roman" w:cs="Times New Roman"/>
+                <w:sz w:val="24"/>
+                <w:szCs w:val="24"/>
+                <w:lang w:eastAsia="ru-RU"/>
+              </w:rPr>
+              <w:t>В-3</w:t>
+            </w:r>
+          </w:p>
+        </w:tc>
+        <w:tc>
+          <w:tcPr>
+            <w:tcW w:w="0" w:type="auto"/>
+            <w:hideMark/>
+          </w:tcPr>
+          <w:p>
+            <w:pPr>
+              <w:spacing w:after="0" w:line="240" w:lineRule="auto"/>
+              <w:rPr>
+                <w:rFonts w:ascii="Times New Roman" w:eastAsia="Times New Roman" w:hAnsi="Times New Roman" w:cs="Times New Roman"/>
+                <w:sz w:val="24"/>
+                <w:szCs w:val="24"/>
+                <w:lang w:eastAsia="ru-RU"/>
+              </w:rPr>
+            </w:pPr>
+            <w:r>
+              <w:rPr>
+                <w:rFonts w:ascii="Times New Roman" w:eastAsia="Times New Roman" w:hAnsi="Times New Roman" w:cs="Times New Roman"/>
+                <w:sz w:val="24"/>
+                <w:szCs w:val="24"/>
+                <w:lang w:eastAsia="ru-RU"/>
+              </w:rPr>
+              <w:t>С-2</w:t>
+            </w:r>
+          </w:p>
+        </w:tc>
+        <w:tc>
+          <w:tcPr>
+            <w:tcW w:w="0" w:type="auto"/>
+            <w:hideMark/>
+          </w:tcPr>
+          <w:p>
+            <w:pPr>
+              <w:spacing w:after="0" w:line="240" w:lineRule="auto"/>
+              <w:rPr>
+                <w:rFonts w:ascii="Times New Roman" w:eastAsia="Times New Roman" w:hAnsi="Times New Roman" w:cs="Times New Roman"/>
+                <w:sz w:val="24"/>
+                <w:szCs w:val="24"/>
+                <w:lang w:eastAsia="ru-RU"/>
+              </w:rPr>
+            </w:pPr>
+            <w:r>
+              <w:rPr>
+                <w:rFonts w:ascii="Times New Roman" w:eastAsia="Times New Roman" w:hAnsi="Times New Roman" w:cs="Times New Roman"/>
+                <w:sz w:val="24"/>
+                <w:szCs w:val="24"/>
+                <w:lang w:eastAsia="ru-RU"/>
+              </w:rPr>
+              <w:t>Граница терпимости</w:t>
+            </w:r>
+          </w:p>
+        </w:tc>
+        <w:tc>
+          <w:tcPr>
+            <w:tcW w:w="0" w:type="auto"/>
+            <w:hideMark/>
+          </w:tcPr>
+          <w:p>
+            <w:pPr>
+              <w:spacing w:after="0" w:line="240" w:lineRule="auto"/>
+              <w:rPr>
+                <w:rFonts w:ascii="Times New Roman" w:eastAsia="Times New Roman" w:hAnsi="Times New Roman" w:cs="Times New Roman"/>
+                <w:sz w:val="24"/>
+                <w:szCs w:val="24"/>
+                <w:lang w:eastAsia="ru-RU"/>
+              </w:rPr>
+            </w:pPr>
+            <w:r>
+              <w:rPr>
+                <w:rFonts w:ascii="Times New Roman" w:eastAsia="Times New Roman" w:hAnsi="Times New Roman" w:cs="Times New Roman"/>
+                <w:sz w:val="24"/>
+                <w:szCs w:val="24"/>
+                <w:lang w:eastAsia="ru-RU"/>
+              </w:rPr>
+              <w:t>Плановый контроль</w:t>
+            </w:r>
+          </w:p>
+        </w:tc>
+      </w:tr>
+      <w:tr>
+        <w:tc>
+          <w:tcPr>
+            <w:tcW w:w="0" w:type="auto"/>
+            <w:hideMark/>
+          </w:tcPr>
+          <w:p>
+            <w:pPr>
+              <w:spacing w:after="0" w:line="240" w:lineRule="auto"/>
+              <w:rPr>
+                <w:rFonts w:ascii="Times New Roman" w:eastAsia="Times New Roman" w:hAnsi="Times New Roman" w:cs="Times New Roman"/>
+                <w:sz w:val="24"/>
+                <w:szCs w:val="24"/>
+                <w:lang w:eastAsia="ru-RU"/>
+              </w:rPr>
+            </w:pPr>
+            <w:r>
+              <w:rPr>
+                <w:rFonts w:ascii="Times New Roman" w:eastAsia="Times New Roman" w:hAnsi="Times New Roman" w:cs="Times New Roman"/>
+                <w:sz w:val="24"/>
+                <w:szCs w:val="24"/>
+                <w:lang w:eastAsia="ru-RU"/>
+              </w:rPr>
+              <w:t>5</w:t>
+            </w:r>
+          </w:p>
+        </w:tc>
+        <w:tc>
+          <w:tcPr>
+            <w:tcW w:w="0" w:type="auto"/>
+            <w:hideMark/>
+          </w:tcPr>
+          <w:p>
+            <w:pPr>
+              <w:spacing w:after="0" w:line="240" w:lineRule="auto"/>
+              <w:rPr>
+                <w:rFonts w:ascii="Times New Roman" w:eastAsia="Times New Roman" w:hAnsi="Times New Roman" w:cs="Times New Roman"/>
+                <w:sz w:val="24"/>
+                <w:szCs w:val="24"/>
+                <w:lang w:eastAsia="ru-RU"/>
+              </w:rPr>
+            </w:pPr>
+            <w:r>
+              <w:rPr>
+                <w:rFonts w:ascii="Times New Roman" w:eastAsia="Times New Roman" w:hAnsi="Times New Roman" w:cs="Times New Roman"/>
+                <w:sz w:val="24"/>
+                <w:szCs w:val="24"/>
+                <w:lang w:eastAsia="ru-RU"/>
+              </w:rPr>
+              <w:t>П-1</w:t>
+            </w:r>
+          </w:p>
+        </w:tc>
+        <w:tc>
+          <w:tcPr>
+            <w:tcW w:w="0" w:type="auto"/>
+            <w:hideMark/>
+          </w:tcPr>
+          <w:p>
+            <w:pPr>
+              <w:spacing w:after="0" w:line="240" w:lineRule="auto"/>
+              <w:rPr>
+                <w:rFonts w:ascii="Times New Roman" w:eastAsia="Times New Roman" w:hAnsi="Times New Roman" w:cs="Times New Roman"/>
+                <w:sz w:val="24"/>
+                <w:szCs w:val="24"/>
+                <w:lang w:eastAsia="ru-RU"/>
+              </w:rPr>
+            </w:pPr>
+            <w:r>
+              <w:rPr>
+                <w:rFonts w:ascii="Times New Roman" w:eastAsia="Times New Roman" w:hAnsi="Times New Roman" w:cs="Times New Roman"/>
+                <w:sz w:val="24"/>
+                <w:szCs w:val="24"/>
+                <w:lang w:eastAsia="ru-RU"/>
+              </w:rPr>
+              <w:t>В-3</w:t>
+            </w:r>
+          </w:p>
+        </w:tc>
+        <w:tc>
+          <w:tcPr>
+            <w:tcW w:w="0" w:type="auto"/>
+            <w:hideMark/>
+          </w:tcPr>
+          <w:p>
+            <w:pPr>
+              <w:spacing w:after="0" w:line="240" w:lineRule="auto"/>
+              <w:rPr>
+                <w:rFonts w:ascii="Times New Roman" w:eastAsia="Times New Roman" w:hAnsi="Times New Roman" w:cs="Times New Roman"/>
+                <w:sz w:val="24"/>
+                <w:szCs w:val="24"/>
+                <w:lang w:eastAsia="ru-RU"/>
+              </w:rPr>
+            </w:pPr>
+            <w:r>
+              <w:rPr>
+                <w:rFonts w:ascii="Times New Roman" w:eastAsia="Times New Roman" w:hAnsi="Times New Roman" w:cs="Times New Roman"/>
+                <w:sz w:val="24"/>
+                <w:szCs w:val="24"/>
+                <w:lang w:eastAsia="ru-RU"/>
+              </w:rPr>
+              <w:t>С-2</w:t>
+            </w:r>
+          </w:p>
+        </w:tc>
+        <w:tc>
+          <w:tcPr>
+            <w:tcW w:w="0" w:type="auto"/>
+            <w:hideMark/>
+          </w:tcPr>
+          <w:p>
+            <w:pPr>
+              <w:spacing w:after="0" w:line="240" w:lineRule="auto"/>
+              <w:rPr>
+                <w:rFonts w:ascii="Times New Roman" w:eastAsia="Times New Roman" w:hAnsi="Times New Roman" w:cs="Times New Roman"/>
+                <w:sz w:val="24"/>
+                <w:szCs w:val="24"/>
+                <w:lang w:eastAsia="ru-RU"/>
+              </w:rPr>
+            </w:pPr>
+            <w:r>
+              <w:rPr>
+                <w:rFonts w:ascii="Times New Roman" w:eastAsia="Times New Roman" w:hAnsi="Times New Roman" w:cs="Times New Roman"/>
+                <w:sz w:val="24"/>
+                <w:szCs w:val="24"/>
+                <w:lang w:eastAsia="ru-RU"/>
+              </w:rPr>
+              <w:t>Граница терпимости</w:t>
+            </w:r>
+          </w:p>
+        </w:tc>
+        <w:tc>
+          <w:tcPr>
+            <w:tcW w:w="0" w:type="auto"/>
+            <w:hideMark/>
+          </w:tcPr>
+          <w:p>
+            <w:pPr>
+              <w:spacing w:after="0" w:line="240" w:lineRule="auto"/>
+              <w:rPr>
+                <w:rFonts w:ascii="Times New Roman" w:eastAsia="Times New Roman" w:hAnsi="Times New Roman" w:cs="Times New Roman"/>
+                <w:sz w:val="24"/>
+                <w:szCs w:val="24"/>
+                <w:lang w:eastAsia="ru-RU"/>
+              </w:rPr>
+            </w:pPr>
+            <w:r>
+              <w:rPr>
+                <w:rFonts w:ascii="Times New Roman" w:eastAsia="Times New Roman" w:hAnsi="Times New Roman" w:cs="Times New Roman"/>
+                <w:sz w:val="24"/>
+                <w:szCs w:val="24"/>
+                <w:lang w:eastAsia="ru-RU"/>
+              </w:rPr>
+              <w:t>Плановый контроль</w:t>
+            </w:r>
+          </w:p>
+        </w:tc>
+      </w:tr>
+      <w:tr>
+        <w:tc>
+          <w:tcPr>
+            <w:tcW w:w="0" w:type="auto"/>
+            <w:hideMark/>
+          </w:tcPr>
+          <w:p>
+            <w:pPr>
+              <w:spacing w:after="0" w:line="240" w:lineRule="auto"/>
+              <w:rPr>
+                <w:rFonts w:ascii="Times New Roman" w:eastAsia="Times New Roman" w:hAnsi="Times New Roman" w:cs="Times New Roman"/>
+                <w:sz w:val="24"/>
+                <w:szCs w:val="24"/>
+                <w:lang w:eastAsia="ru-RU"/>
+              </w:rPr>
+            </w:pPr>
+            <w:r>
+              <w:rPr>
+                <w:rFonts w:ascii="Times New Roman" w:eastAsia="Times New Roman" w:hAnsi="Times New Roman" w:cs="Times New Roman"/>
+                <w:sz w:val="24"/>
+                <w:szCs w:val="24"/>
+                <w:lang w:eastAsia="ru-RU"/>
+              </w:rPr>
+              <w:t>6</w:t>
+            </w:r>
+          </w:p>
+        </w:tc>
+        <w:tc>
+          <w:tcPr>
+            <w:tcW w:w="0" w:type="auto"/>
+            <w:hideMark/>
+          </w:tcPr>
+          <w:p>
+            <w:pPr>
+              <w:spacing w:after="0" w:line="240" w:lineRule="auto"/>
+              <w:rPr>
+                <w:rFonts w:ascii="Times New Roman" w:eastAsia="Times New Roman" w:hAnsi="Times New Roman" w:cs="Times New Roman"/>
+                <w:sz w:val="24"/>
+                <w:szCs w:val="24"/>
+                <w:lang w:eastAsia="ru-RU"/>
+              </w:rPr>
+            </w:pPr>
+            <w:r>
+              <w:rPr>
+                <w:rFonts w:ascii="Times New Roman" w:eastAsia="Times New Roman" w:hAnsi="Times New Roman" w:cs="Times New Roman"/>
+                <w:sz w:val="24"/>
+                <w:szCs w:val="24"/>
+                <w:lang w:eastAsia="ru-RU"/>
+              </w:rPr>
+              <w:t>П-3</w:t>
+            </w:r>
+          </w:p>
+        </w:tc>
+        <w:tc>
+          <w:tcPr>
+            <w:tcW w:w="0" w:type="auto"/>
+            <w:hideMark/>
+          </w:tcPr>
+          <w:p>
+            <w:pPr>
+              <w:spacing w:after="0" w:line="240" w:lineRule="auto"/>
+              <w:rPr>
+                <w:rFonts w:ascii="Times New Roman" w:eastAsia="Times New Roman" w:hAnsi="Times New Roman" w:cs="Times New Roman"/>
+                <w:sz w:val="24"/>
+                <w:szCs w:val="24"/>
+                <w:lang w:eastAsia="ru-RU"/>
+              </w:rPr>
+            </w:pPr>
+            <w:r>
+              <w:rPr>
+                <w:rFonts w:ascii="Times New Roman" w:eastAsia="Times New Roman" w:hAnsi="Times New Roman" w:cs="Times New Roman"/>
+                <w:sz w:val="24"/>
+                <w:szCs w:val="24"/>
+                <w:lang w:eastAsia="ru-RU"/>
+              </w:rPr>
+              <w:t>В-3</w:t>
+            </w:r>
+          </w:p>
+        </w:tc>
+        <w:tc>
+          <w:tcPr>
+            <w:tcW w:w="0" w:type="auto"/>
+            <w:hideMark/>
+          </w:tcPr>
+          <w:p>
+            <w:pPr>
+              <w:spacing w:after="0" w:line="240" w:lineRule="auto"/>
+              <w:rPr>
+                <w:rFonts w:ascii="Times New Roman" w:eastAsia="Times New Roman" w:hAnsi="Times New Roman" w:cs="Times New Roman"/>
+                <w:sz w:val="24"/>
+                <w:szCs w:val="24"/>
+                <w:lang w:eastAsia="ru-RU"/>
+              </w:rPr>
+            </w:pPr>
+            <w:r>
+              <w:rPr>
+                <w:rFonts w:ascii="Times New Roman" w:eastAsia="Times New Roman" w:hAnsi="Times New Roman" w:cs="Times New Roman"/>
+                <w:sz w:val="24"/>
+                <w:szCs w:val="24"/>
+                <w:lang w:eastAsia="ru-RU"/>
+              </w:rPr>
+              <w:t>С-2</w:t>
+            </w:r>
+          </w:p>
+        </w:tc>
+        <w:tc>
+          <w:tcPr>
+            <w:tcW w:w="0" w:type="auto"/>
+            <w:hideMark/>
+          </w:tcPr>
+          <w:p>
+            <w:pPr>
+              <w:spacing w:after="0" w:line="240" w:lineRule="auto"/>
+              <w:rPr>
+                <w:rFonts w:ascii="Times New Roman" w:eastAsia="Times New Roman" w:hAnsi="Times New Roman" w:cs="Times New Roman"/>
+                <w:sz w:val="24"/>
+                <w:szCs w:val="24"/>
+                <w:lang w:eastAsia="ru-RU"/>
+              </w:rPr>
+            </w:pPr>
+            <w:r>
+              <w:rPr>
+                <w:rFonts w:ascii="Times New Roman" w:eastAsia="Times New Roman" w:hAnsi="Times New Roman" w:cs="Times New Roman"/>
+                <w:sz w:val="24"/>
+                <w:szCs w:val="24"/>
+                <w:lang w:eastAsia="ru-RU"/>
+              </w:rPr>
+              <w:t>Граница терпимости</w:t>
+            </w:r>
+          </w:p>
+        </w:tc>
+        <w:tc>
+          <w:tcPr>
+            <w:tcW w:w="0" w:type="auto"/>
+            <w:hideMark/>
+          </w:tcPr>
+          <w:p>
+            <w:pPr>
+              <w:spacing w:after="0" w:line="240" w:lineRule="auto"/>
+              <w:rPr>
+                <w:rFonts w:ascii="Times New Roman" w:eastAsia="Times New Roman" w:hAnsi="Times New Roman" w:cs="Times New Roman"/>
+                <w:sz w:val="24"/>
+                <w:szCs w:val="24"/>
+                <w:lang w:eastAsia="ru-RU"/>
+              </w:rPr>
+            </w:pPr>
+            <w:r>
+              <w:rPr>
+                <w:rFonts w:ascii="Times New Roman" w:eastAsia="Times New Roman" w:hAnsi="Times New Roman" w:cs="Times New Roman"/>
+                <w:sz w:val="24"/>
+                <w:szCs w:val="24"/>
+                <w:lang w:eastAsia="ru-RU"/>
+              </w:rPr>
+              <w:t>Плановый контроль</w:t>
+            </w:r>
+          </w:p>
+        </w:tc>
+      </w:tr>
+      <w:tr>
+        <w:tc>
+          <w:tcPr>
+            <w:tcW w:w="0" w:type="auto"/>
+            <w:hideMark/>
+          </w:tcPr>
+          <w:p>
+            <w:pPr>
+              <w:spacing w:after="0" w:line="240" w:lineRule="auto"/>
+              <w:rPr>
+                <w:rFonts w:ascii="Times New Roman" w:eastAsia="Times New Roman" w:hAnsi="Times New Roman" w:cs="Times New Roman"/>
+                <w:sz w:val="24"/>
+                <w:szCs w:val="24"/>
+                <w:lang w:eastAsia="ru-RU"/>
+              </w:rPr>
+            </w:pPr>
+            <w:r>
+              <w:rPr>
+                <w:rFonts w:ascii="Times New Roman" w:eastAsia="Times New Roman" w:hAnsi="Times New Roman" w:cs="Times New Roman"/>
+                <w:sz w:val="24"/>
+                <w:szCs w:val="24"/>
+                <w:lang w:eastAsia="ru-RU"/>
+              </w:rPr>
+              <w:t>7</w:t>
+            </w:r>
+          </w:p>
+        </w:tc>
+        <w:tc>
+          <w:tcPr>
+            <w:tcW w:w="0" w:type="auto"/>
+            <w:hideMark/>
+          </w:tcPr>
+          <w:p>
+            <w:pPr>
+              <w:spacing w:after="0" w:line="240" w:lineRule="auto"/>
+              <w:rPr>
+                <w:rFonts w:ascii="Times New Roman" w:eastAsia="Times New Roman" w:hAnsi="Times New Roman" w:cs="Times New Roman"/>
+                <w:sz w:val="24"/>
+                <w:szCs w:val="24"/>
+                <w:lang w:eastAsia="ru-RU"/>
+              </w:rPr>
+            </w:pPr>
+            <w:r>
+              <w:rPr>
+                <w:rFonts w:ascii="Times New Roman" w:eastAsia="Times New Roman" w:hAnsi="Times New Roman" w:cs="Times New Roman"/>
+                <w:sz w:val="24"/>
+                <w:szCs w:val="24"/>
+                <w:lang w:eastAsia="ru-RU"/>
+              </w:rPr>
+              <w:t>Р-1</w:t>
+            </w:r>
+          </w:p>
+        </w:tc>
+        <w:tc>
+          <w:tcPr>
+            <w:tcW w:w="0" w:type="auto"/>
+            <w:hideMark/>
+          </w:tcPr>
+          <w:p>
+            <w:pPr>
+              <w:spacing w:after="0" w:line="240" w:lineRule="auto"/>
+              <w:rPr>
+                <w:rFonts w:ascii="Times New Roman" w:eastAsia="Times New Roman" w:hAnsi="Times New Roman" w:cs="Times New Roman"/>
+                <w:sz w:val="24"/>
+                <w:szCs w:val="24"/>
+                <w:lang w:eastAsia="ru-RU"/>
+              </w:rPr>
+            </w:pPr>
+            <w:r>
+              <w:rPr>
+                <w:rFonts w:ascii="Times New Roman" w:eastAsia="Times New Roman" w:hAnsi="Times New Roman" w:cs="Times New Roman"/>
+                <w:sz w:val="24"/>
+                <w:szCs w:val="24"/>
+                <w:lang w:eastAsia="ru-RU"/>
+              </w:rPr>
+              <w:t>В-2</w:t>
+            </w:r>
+          </w:p>
+        </w:tc>
+        <w:tc>
+          <w:tcPr>
+            <w:tcW w:w="0" w:type="auto"/>
+            <w:hideMark/>
+          </w:tcPr>
+          <w:p>
+            <w:pPr>
+              <w:spacing w:after="0" w:line="240" w:lineRule="auto"/>
+              <w:rPr>
+                <w:rFonts w:ascii="Times New Roman" w:eastAsia="Times New Roman" w:hAnsi="Times New Roman" w:cs="Times New Roman"/>
+                <w:sz w:val="24"/>
+                <w:szCs w:val="24"/>
+                <w:lang w:eastAsia="ru-RU"/>
+              </w:rPr>
+            </w:pPr>
+            <w:r>
+              <w:rPr>
+                <w:rFonts w:ascii="Times New Roman" w:eastAsia="Times New Roman" w:hAnsi="Times New Roman" w:cs="Times New Roman"/>
+                <w:sz w:val="24"/>
+                <w:szCs w:val="24"/>
+                <w:lang w:eastAsia="ru-RU"/>
+              </w:rPr>
+              <w:t>С-2</w:t>
+            </w:r>
+          </w:p>
+        </w:tc>
+        <w:tc>
+          <w:tcPr>
+            <w:tcW w:w="0" w:type="auto"/>
+            <w:hideMark/>
+          </w:tcPr>
+          <w:p>
+            <w:pPr>
+              <w:spacing w:after="0" w:line="240" w:lineRule="auto"/>
+              <w:rPr>
+                <w:rFonts w:ascii="Times New Roman" w:eastAsia="Times New Roman" w:hAnsi="Times New Roman" w:cs="Times New Roman"/>
+                <w:sz w:val="24"/>
+                <w:szCs w:val="24"/>
+                <w:lang w:eastAsia="ru-RU"/>
+              </w:rPr>
+            </w:pPr>
+            <w:r>
+              <w:rPr>
+                <w:rFonts w:ascii="Times New Roman" w:eastAsia="Times New Roman" w:hAnsi="Times New Roman" w:cs="Times New Roman"/>
+                <w:sz w:val="24"/>
+                <w:szCs w:val="24"/>
+                <w:lang w:eastAsia="ru-RU"/>
+              </w:rPr>
+              <w:t>Граница терпимости</w:t>
+            </w:r>
+          </w:p>
+        </w:tc>
+        <w:tc>
+          <w:tcPr>
+            <w:tcW w:w="0" w:type="auto"/>
+            <w:hideMark/>
+          </w:tcPr>
+          <w:p>
+            <w:pPr>
+              <w:spacing w:after="0" w:line="240" w:lineRule="auto"/>
+              <w:rPr>
+                <w:rFonts w:ascii="Times New Roman" w:eastAsia="Times New Roman" w:hAnsi="Times New Roman" w:cs="Times New Roman"/>
+                <w:sz w:val="24"/>
+                <w:szCs w:val="24"/>
+                <w:lang w:eastAsia="ru-RU"/>
+              </w:rPr>
+            </w:pPr>
+            <w:r>
+              <w:rPr>
+                <w:rFonts w:ascii="Times New Roman" w:eastAsia="Times New Roman" w:hAnsi="Times New Roman" w:cs="Times New Roman"/>
+                <w:sz w:val="24"/>
+                <w:szCs w:val="24"/>
+                <w:lang w:eastAsia="ru-RU"/>
+              </w:rPr>
+              <w:t>Мониторинг</w:t>
+            </w:r>
+          </w:p>
+        </w:tc>
+      </w:tr>
+      <w:tr>
+        <w:tc>
+          <w:tcPr>
+            <w:tcW w:w="0" w:type="auto"/>
+            <w:hideMark/>
+          </w:tcPr>
+          <w:p>
+            <w:pPr>
+              <w:spacing w:after="0" w:line="240" w:lineRule="auto"/>
+              <w:rPr>
+                <w:rFonts w:ascii="Times New Roman" w:eastAsia="Times New Roman" w:hAnsi="Times New Roman" w:cs="Times New Roman"/>
+                <w:sz w:val="24"/>
+                <w:szCs w:val="24"/>
+                <w:lang w:eastAsia="ru-RU"/>
+              </w:rPr>
+            </w:pPr>
+            <w:r>
+              <w:rPr>
+                <w:rFonts w:ascii="Times New Roman" w:eastAsia="Times New Roman" w:hAnsi="Times New Roman" w:cs="Times New Roman"/>
+                <w:sz w:val="24"/>
+                <w:szCs w:val="24"/>
+                <w:lang w:eastAsia="ru-RU"/>
+              </w:rPr>
+              <w:lastRenderedPageBreak/>
+              <w:t>8</w:t>
+            </w:r>
+          </w:p>
+        </w:tc>
+        <w:tc>
+          <w:tcPr>
+            <w:tcW w:w="0" w:type="auto"/>
+            <w:hideMark/>
+          </w:tcPr>
+          <w:p>
+            <w:pPr>
+              <w:spacing w:after="0" w:line="240" w:lineRule="auto"/>
+              <w:rPr>
+                <w:rFonts w:ascii="Times New Roman" w:eastAsia="Times New Roman" w:hAnsi="Times New Roman" w:cs="Times New Roman"/>
+                <w:sz w:val="24"/>
+                <w:szCs w:val="24"/>
+                <w:lang w:eastAsia="ru-RU"/>
+              </w:rPr>
+            </w:pPr>
+            <w:r>
+              <w:rPr>
+                <w:rFonts w:ascii="Times New Roman" w:eastAsia="Times New Roman" w:hAnsi="Times New Roman" w:cs="Times New Roman"/>
+                <w:sz w:val="24"/>
+                <w:szCs w:val="24"/>
+                <w:lang w:eastAsia="ru-RU"/>
+              </w:rPr>
+              <w:t>П-2</w:t>
+            </w:r>
+          </w:p>
+        </w:tc>
+        <w:tc>
+          <w:tcPr>
+            <w:tcW w:w="0" w:type="auto"/>
+            <w:hideMark/>
+          </w:tcPr>
+          <w:p>
+            <w:pPr>
+              <w:spacing w:after="0" w:line="240" w:lineRule="auto"/>
+              <w:rPr>
+                <w:rFonts w:ascii="Times New Roman" w:eastAsia="Times New Roman" w:hAnsi="Times New Roman" w:cs="Times New Roman"/>
+                <w:sz w:val="24"/>
+                <w:szCs w:val="24"/>
+                <w:lang w:eastAsia="ru-RU"/>
+              </w:rPr>
+            </w:pPr>
+            <w:r>
+              <w:rPr>
+                <w:rFonts w:ascii="Times New Roman" w:eastAsia="Times New Roman" w:hAnsi="Times New Roman" w:cs="Times New Roman"/>
+                <w:sz w:val="24"/>
+                <w:szCs w:val="24"/>
+                <w:lang w:eastAsia="ru-RU"/>
+              </w:rPr>
+              <w:t>В-2</w:t>
+            </w:r>
+          </w:p>
+        </w:tc>
+        <w:tc>
+          <w:tcPr>
+            <w:tcW w:w="0" w:type="auto"/>
+            <w:hideMark/>
+          </w:tcPr>
+          <w:p>
+            <w:pPr>
+              <w:spacing w:after="0" w:line="240" w:lineRule="auto"/>
+              <w:rPr>
+                <w:rFonts w:ascii="Times New Roman" w:eastAsia="Times New Roman" w:hAnsi="Times New Roman" w:cs="Times New Roman"/>
+                <w:sz w:val="24"/>
+                <w:szCs w:val="24"/>
+                <w:lang w:eastAsia="ru-RU"/>
+              </w:rPr>
+            </w:pPr>
+            <w:r>
+              <w:rPr>
+                <w:rFonts w:ascii="Times New Roman" w:eastAsia="Times New Roman" w:hAnsi="Times New Roman" w:cs="Times New Roman"/>
+                <w:sz w:val="24"/>
+                <w:szCs w:val="24"/>
+                <w:lang w:eastAsia="ru-RU"/>
+              </w:rPr>
+              <w:t>С-2</w:t>
+            </w:r>
+          </w:p>
+        </w:tc>
+        <w:tc>
+          <w:tcPr>
+            <w:tcW w:w="0" w:type="auto"/>
+            <w:hideMark/>
+          </w:tcPr>
+          <w:p>
+            <w:pPr>
+              <w:spacing w:after="0" w:line="240" w:lineRule="auto"/>
+              <w:rPr>
+                <w:rFonts w:ascii="Times New Roman" w:eastAsia="Times New Roman" w:hAnsi="Times New Roman" w:cs="Times New Roman"/>
+                <w:sz w:val="24"/>
+                <w:szCs w:val="24"/>
+                <w:lang w:eastAsia="ru-RU"/>
+              </w:rPr>
+            </w:pPr>
+            <w:r>
+              <w:rPr>
+                <w:rFonts w:ascii="Times New Roman" w:eastAsia="Times New Roman" w:hAnsi="Times New Roman" w:cs="Times New Roman"/>
+                <w:sz w:val="24"/>
+                <w:szCs w:val="24"/>
+                <w:lang w:eastAsia="ru-RU"/>
+              </w:rPr>
+              <w:t>Граница терпимости</w:t>
+            </w:r>
+          </w:p>
+        </w:tc>
+        <w:tc>
+          <w:tcPr>
+            <w:tcW w:w="0" w:type="auto"/>
+            <w:hideMark/>
+          </w:tcPr>
+          <w:p>
+            <w:pPr>
+              <w:spacing w:after="0" w:line="240" w:lineRule="auto"/>
+              <w:rPr>
+                <w:rFonts w:ascii="Times New Roman" w:eastAsia="Times New Roman" w:hAnsi="Times New Roman" w:cs="Times New Roman"/>
+                <w:sz w:val="24"/>
+                <w:szCs w:val="24"/>
+                <w:lang w:eastAsia="ru-RU"/>
+              </w:rPr>
+            </w:pPr>
+            <w:r>
+              <w:rPr>
+                <w:rFonts w:ascii="Times New Roman" w:eastAsia="Times New Roman" w:hAnsi="Times New Roman" w:cs="Times New Roman"/>
+                <w:sz w:val="24"/>
+                <w:szCs w:val="24"/>
+                <w:lang w:eastAsia="ru-RU"/>
+              </w:rPr>
+              <w:t>Мониторинг</w:t>
+            </w:r>
+          </w:p>
+        </w:tc>
+      </w:tr>
+      <w:tr>
+        <w:tc>
+          <w:tcPr>
+            <w:tcW w:w="0" w:type="auto"/>
+            <w:hideMark/>
+          </w:tcPr>
+          <w:p>
+            <w:pPr>
+              <w:spacing w:after="0" w:line="240" w:lineRule="auto"/>
+              <w:rPr>
+                <w:rFonts w:ascii="Times New Roman" w:eastAsia="Times New Roman" w:hAnsi="Times New Roman" w:cs="Times New Roman"/>
+                <w:sz w:val="24"/>
+                <w:szCs w:val="24"/>
+                <w:lang w:eastAsia="ru-RU"/>
+              </w:rPr>
+            </w:pPr>
+            <w:r>
+              <w:rPr>
+                <w:rFonts w:ascii="Times New Roman" w:eastAsia="Times New Roman" w:hAnsi="Times New Roman" w:cs="Times New Roman"/>
+                <w:sz w:val="24"/>
+                <w:szCs w:val="24"/>
+                <w:lang w:eastAsia="ru-RU"/>
+              </w:rPr>
+              <w:t>9</w:t>
+            </w:r>
+          </w:p>
+        </w:tc>
+        <w:tc>
+          <w:tcPr>
+            <w:tcW w:w="0" w:type="auto"/>
+            <w:hideMark/>
+          </w:tcPr>
+          <w:p>
+            <w:pPr>
+              <w:spacing w:after="0" w:line="240" w:lineRule="auto"/>
+              <w:rPr>
+                <w:rFonts w:ascii="Times New Roman" w:eastAsia="Times New Roman" w:hAnsi="Times New Roman" w:cs="Times New Roman"/>
+                <w:sz w:val="24"/>
+                <w:szCs w:val="24"/>
+                <w:lang w:eastAsia="ru-RU"/>
+              </w:rPr>
+            </w:pPr>
+            <w:r>
+              <w:rPr>
+                <w:rFonts w:ascii="Times New Roman" w:eastAsia="Times New Roman" w:hAnsi="Times New Roman" w:cs="Times New Roman"/>
+                <w:sz w:val="24"/>
+                <w:szCs w:val="24"/>
+                <w:lang w:eastAsia="ru-RU"/>
+              </w:rPr>
+              <w:t>П-4</w:t>
+            </w:r>
+          </w:p>
+        </w:tc>
+        <w:tc>
+          <w:tcPr>
+            <w:tcW w:w="0" w:type="auto"/>
+            <w:hideMark/>
+          </w:tcPr>
+          <w:p>
+            <w:pPr>
+              <w:spacing w:after="0" w:line="240" w:lineRule="auto"/>
+              <w:rPr>
+                <w:rFonts w:ascii="Times New Roman" w:eastAsia="Times New Roman" w:hAnsi="Times New Roman" w:cs="Times New Roman"/>
+                <w:sz w:val="24"/>
+                <w:szCs w:val="24"/>
+                <w:lang w:eastAsia="ru-RU"/>
+              </w:rPr>
+            </w:pPr>
+            <w:r>
+              <w:rPr>
+                <w:rFonts w:ascii="Times New Roman" w:eastAsia="Times New Roman" w:hAnsi="Times New Roman" w:cs="Times New Roman"/>
+                <w:sz w:val="24"/>
+                <w:szCs w:val="24"/>
+                <w:lang w:eastAsia="ru-RU"/>
+              </w:rPr>
+              <w:t>В-2</w:t>
+            </w:r>
+          </w:p>
+        </w:tc>
+        <w:tc>
+          <w:tcPr>
+            <w:tcW w:w="0" w:type="auto"/>
+            <w:hideMark/>
+          </w:tcPr>
+          <w:p>
+            <w:pPr>
+              <w:spacing w:after="0" w:line="240" w:lineRule="auto"/>
+              <w:rPr>
+                <w:rFonts w:ascii="Times New Roman" w:eastAsia="Times New Roman" w:hAnsi="Times New Roman" w:cs="Times New Roman"/>
+                <w:sz w:val="24"/>
+                <w:szCs w:val="24"/>
+                <w:lang w:eastAsia="ru-RU"/>
+              </w:rPr>
+            </w:pPr>
+            <w:r>
+              <w:rPr>
+                <w:rFonts w:ascii="Times New Roman" w:eastAsia="Times New Roman" w:hAnsi="Times New Roman" w:cs="Times New Roman"/>
+                <w:sz w:val="24"/>
+                <w:szCs w:val="24"/>
+                <w:lang w:eastAsia="ru-RU"/>
+              </w:rPr>
+              <w:t>С-2</w:t>
+            </w:r>
+          </w:p>
+        </w:tc>
+        <w:tc>
+          <w:tcPr>
+            <w:tcW w:w="0" w:type="auto"/>
+            <w:hideMark/>
+          </w:tcPr>
+          <w:p>
+            <w:pPr>
+              <w:spacing w:after="0" w:line="240" w:lineRule="auto"/>
+              <w:rPr>
+                <w:rFonts w:ascii="Times New Roman" w:eastAsia="Times New Roman" w:hAnsi="Times New Roman" w:cs="Times New Roman"/>
+                <w:sz w:val="24"/>
+                <w:szCs w:val="24"/>
+                <w:lang w:eastAsia="ru-RU"/>
+              </w:rPr>
+            </w:pPr>
+            <w:r>
+              <w:rPr>
+                <w:rFonts w:ascii="Times New Roman" w:eastAsia="Times New Roman" w:hAnsi="Times New Roman" w:cs="Times New Roman"/>
+                <w:sz w:val="24"/>
+                <w:szCs w:val="24"/>
+                <w:lang w:eastAsia="ru-RU"/>
+              </w:rPr>
+              <w:t>Граница терпимости</w:t>
+            </w:r>
+          </w:p>
+        </w:tc>
+        <w:tc>
+          <w:tcPr>
+            <w:tcW w:w="0" w:type="auto"/>
+            <w:hideMark/>
+          </w:tcPr>
+          <w:p>
+            <w:pPr>
+              <w:spacing w:after="0" w:line="240" w:lineRule="auto"/>
+              <w:rPr>
+                <w:rFonts w:ascii="Times New Roman" w:eastAsia="Times New Roman" w:hAnsi="Times New Roman" w:cs="Times New Roman"/>
+                <w:sz w:val="24"/>
+                <w:szCs w:val="24"/>
+                <w:lang w:eastAsia="ru-RU"/>
+              </w:rPr>
+            </w:pPr>
+            <w:r>
+              <w:rPr>
+                <w:rFonts w:ascii="Times New Roman" w:eastAsia="Times New Roman" w:hAnsi="Times New Roman" w:cs="Times New Roman"/>
+                <w:sz w:val="24"/>
+                <w:szCs w:val="24"/>
+                <w:lang w:eastAsia="ru-RU"/>
+              </w:rPr>
+              <w:t>Мониторинг</w:t>
+            </w:r>
+          </w:p>
+        </w:tc>
+      </w:tr>
+    </w:tbl>
+    <w:p>
+      <w:pPr>
+        <w:pStyle w:val="paragraph"/>
+        <w:spacing w:beforeAutospacing="0" w:after="0" w:afterAutospacing="0" w:line="360" w:lineRule="auto"/>
+        <w:jc w:val="center"/>
+        <w:rPr>
+          <w:sz w:val="28"/>
+          <w:szCs w:val="28"/>
+        </w:rPr>
+      </w:pPr>
+      <w:r>
+        <w:rPr>
+          <w:sz w:val="28"/>
+          <w:szCs w:val="28"/>
+        </w:rPr>
+        <w:t>Таблица 4 – Ранжирование рисков проекта</w:t>
+      </w:r>
+    </w:p>
+    <w:p>
+      <w:pPr>
+        <w:pStyle w:val="paragraph"/>
+        <w:spacing w:beforeAutospacing="0" w:after="0" w:afterAutospacing="0" w:line="360" w:lineRule="auto"/>
+        <w:ind w:firstLine="709"/>
+        <w:jc w:val="both"/>
+        <w:rPr>
+          <w:sz w:val="28"/>
+          <w:szCs w:val="28"/>
+        </w:rPr>
+      </w:pPr>
+      <w:r>
+        <w:rPr>
+          <w:sz w:val="28"/>
+          <w:szCs w:val="28"/>
+        </w:rPr>
+        <w:t>Полученная карта рисков и ранжированный перечень служат основанием для разработки конкретных мероприятий по нормализации рискового фона</w:t>
+      </w:r>
+      <w:r>
+        <w:rPr>
+          <w:sz w:val="28"/>
+          <w:szCs w:val="28"/>
+        </w:rPr>
+        <w:t>.</w:t>
+      </w:r>
+    </w:p>
+    <w:p>
+      <w:pPr>
+        <w:pStyle w:val="paragraph"/>
+        <w:spacing w:beforeAutospacing="0" w:after="0" w:afterAutospacing="0" w:line="360" w:lineRule="auto"/>
+        <w:jc w:val="both"/>
+        <w:rPr>
+          <w:sz w:val="28"/>
+          <w:szCs w:val="28"/>
+        </w:rPr>
+      </w:pPr>
+    </w:p>
+    <w:p>
+      <w:pPr>
+        <w:pStyle w:val="paragraph"/>
+        <w:numPr>
+          <w:ilvl w:val="0"/>
+          <w:numId w:val="2"/>
+        </w:numPr>
+        <w:spacing w:beforeAutospacing="0" w:after="0" w:afterAutospacing="0" w:line="360" w:lineRule="auto"/>
+        <w:jc w:val="both"/>
+        <w:rPr>
+          <w:rFonts w:eastAsiaTheme="majorEastAsia"/>
+          <w:b/>
+          <w:bCs/>
+          <w:sz w:val="28"/>
+          <w:szCs w:val="28"/>
+        </w:rPr>
+      </w:pPr>
+      <w:r>
+        <w:rPr>
+          <w:rFonts w:eastAsiaTheme="majorEastAsia"/>
+          <w:b/>
+          <w:bCs/>
+          <w:sz w:val="28"/>
+          <w:szCs w:val="28"/>
+        </w:rPr>
+        <w:t>Мероприятия по нормализации рискового фона</w:t>
+      </w:r>
+    </w:p>
+    <w:p>
+      <w:pPr>
+        <w:pStyle w:val="paragraph"/>
+        <w:spacing w:beforeAutospacing="0" w:after="0" w:afterAutospacing="0" w:line="360" w:lineRule="auto"/>
+        <w:ind w:firstLine="709"/>
+        <w:jc w:val="both"/>
+        <w:rPr>
+          <w:rFonts w:eastAsiaTheme="majorEastAsia"/>
+          <w:sz w:val="28"/>
+          <w:szCs w:val="28"/>
+        </w:rPr>
+      </w:pPr>
+      <w:r>
+        <w:rPr>
+          <w:rFonts w:eastAsiaTheme="majorEastAsia"/>
+          <w:sz w:val="28"/>
+          <w:szCs w:val="28"/>
+        </w:rPr>
+        <w:t>На основании проведённого качественного оценивания рисков и построенной карты рисков проекта ПС «Lumiere» разработан комплекс превентивных мероприятий, направленных на снижение вероятности наступления рисковых событий и минимизацию их последствий.</w:t>
+      </w:r>
+    </w:p>
+    <w:p>
+      <w:pPr>
+        <w:pStyle w:val="paragraph"/>
+        <w:spacing w:beforeAutospacing="0" w:after="0" w:afterAutospacing="0" w:line="360" w:lineRule="auto"/>
+        <w:jc w:val="both"/>
+        <w:rPr>
+          <w:sz w:val="28"/>
+          <w:szCs w:val="28"/>
+        </w:rPr>
+      </w:pPr>
+      <w:r>
+        <w:rPr>
+          <w:sz w:val="28"/>
+          <w:szCs w:val="28"/>
+        </w:rPr>
+        <w:tab/>
+      </w:r>
+      <w:r>
+        <w:rPr>
+          <w:sz w:val="28"/>
+          <w:szCs w:val="28"/>
+        </w:rPr>
+        <w:t>Для каждого идентифицированного рискового фактора выбрана оптимальная стратегия управления (уклонение, снижение, передача или принятие), что позволяет целенаправленно воздействовать на параметры вероятности и существенности:</w:t>
+      </w:r>
+    </w:p>
+    <w:p>
+      <w:pPr>
+        <w:pStyle w:val="paragraph"/>
+        <w:numPr>
+          <w:ilvl w:val="0"/>
+          <w:numId w:val="7"/>
+        </w:numPr>
+        <w:spacing w:beforeAutospacing="0" w:after="0" w:afterAutospacing="0" w:line="360" w:lineRule="auto"/>
+        <w:ind w:left="0" w:firstLine="709"/>
+        <w:jc w:val="both"/>
+        <w:rPr>
+          <w:sz w:val="28"/>
+          <w:szCs w:val="28"/>
+        </w:rPr>
+      </w:pPr>
+      <w:r>
+        <w:rPr>
+          <w:sz w:val="28"/>
+          <w:szCs w:val="28"/>
+        </w:rPr>
+        <w:t>Снижение – основная стратегия для системных рисков внедрения (категория С) и рисков разработки (категория Р), реализуемая через технические и процедурные меры.</w:t>
+      </w:r>
+    </w:p>
+    <w:p>
+      <w:pPr>
+        <w:pStyle w:val="paragraph"/>
+        <w:numPr>
+          <w:ilvl w:val="0"/>
+          <w:numId w:val="7"/>
+        </w:numPr>
+        <w:spacing w:beforeAutospacing="0" w:after="0" w:afterAutospacing="0" w:line="360" w:lineRule="auto"/>
+        <w:ind w:left="0" w:firstLine="709"/>
+        <w:jc w:val="both"/>
+        <w:rPr>
+          <w:sz w:val="28"/>
+          <w:szCs w:val="28"/>
+        </w:rPr>
+      </w:pPr>
+      <w:r>
+        <w:rPr>
+          <w:sz w:val="28"/>
+          <w:szCs w:val="28"/>
+        </w:rPr>
+        <w:t>Уклонение – применяется к рискам с критической существенностью, где изменение архитектуры или регламента исключает саму возможность наступления события.</w:t>
+      </w:r>
+    </w:p>
+    <w:p>
+      <w:pPr>
+        <w:pStyle w:val="paragraph"/>
+        <w:numPr>
+          <w:ilvl w:val="0"/>
+          <w:numId w:val="7"/>
+        </w:numPr>
+        <w:spacing w:beforeAutospacing="0" w:after="0" w:afterAutospacing="0" w:line="360" w:lineRule="auto"/>
+        <w:ind w:left="0" w:firstLine="709"/>
+        <w:jc w:val="both"/>
+        <w:rPr>
+          <w:sz w:val="28"/>
+          <w:szCs w:val="28"/>
+        </w:rPr>
+      </w:pPr>
+      <w:r>
+        <w:rPr>
+          <w:sz w:val="28"/>
+          <w:szCs w:val="28"/>
+        </w:rPr>
+        <w:t>Принятие (активное) – используется для рисков применения (категория П) с умеренными последствиями, где создаётся резерв времени/ресурсов на оперативное реагирование.</w:t>
+      </w:r>
+    </w:p>
+    <w:p>
+      <w:pPr>
+        <w:pStyle w:val="paragraph"/>
+        <w:spacing w:beforeAutospacing="0" w:after="0" w:afterAutospacing="0" w:line="360" w:lineRule="auto"/>
+        <w:ind w:firstLine="709"/>
+        <w:jc w:val="both"/>
+        <w:rPr>
+          <w:sz w:val="28"/>
+          <w:szCs w:val="28"/>
+        </w:rPr>
+      </w:pPr>
+      <w:r>
+        <w:rPr>
+          <w:sz w:val="28"/>
+          <w:szCs w:val="28"/>
+        </w:rPr>
+        <w:t>Результаты анализа рискового фона сведены в таблицу. Для каждого риска определены конкретные технические, организационные и методические меры купирования последствий</w:t>
+      </w:r>
+      <w:r>
+        <w:rPr>
+          <w:sz w:val="28"/>
+          <w:szCs w:val="28"/>
+        </w:rPr>
+        <w:t>:</w:t>
+      </w:r>
+    </w:p>
+    <w:tbl>
+      <w:tblPr>
+        <w:tblStyle w:val="a6"/>
+        <w:tblW w:w="0" w:type="auto"/>
+        <w:tblLook w:val="04A0" w:firstRow="1" w:lastRow="0" w:firstColumn="1" w:lastColumn="0" w:noHBand="0" w:noVBand="1"/>
+      </w:tblPr>
+      <w:tblGrid>
+        <w:gridCol w:w="1001"/>
+        <w:gridCol w:w="3617"/>
+        <w:gridCol w:w="4727"/>
+      </w:tblGrid>
+      <w:tr>
+        <w:tc>
+          <w:tcPr>
+            <w:tcW w:w="0" w:type="auto"/>
+            <w:hideMark/>
+          </w:tcPr>
+          <w:p>
+            <w:pPr>
+              <w:spacing w:after="0" w:line="240" w:lineRule="auto"/>
+              <w:jc w:val="both"/>
+              <w:rPr>
+                <w:rFonts w:ascii="Times New Roman" w:eastAsia="Times New Roman" w:hAnsi="Times New Roman" w:cs="Times New Roman"/>
+                <w:b/>
+                <w:bCs/>
+                <w:sz w:val="24"/>
+                <w:szCs w:val="24"/>
+                <w:lang w:eastAsia="ru-RU"/>
+              </w:rPr>
+            </w:pPr>
+            <w:r>
+              <w:rPr>
+                <w:rFonts w:ascii="Times New Roman" w:eastAsia="Times New Roman" w:hAnsi="Times New Roman" w:cs="Times New Roman"/>
+                <w:b/>
+                <w:bCs/>
+                <w:sz w:val="24"/>
+                <w:szCs w:val="24"/>
+                <w:lang w:eastAsia="ru-RU"/>
+              </w:rPr>
+              <w:t>Шифр риска</w:t>
+            </w:r>
+          </w:p>
+        </w:tc>
+        <w:tc>
+          <w:tcPr>
+            <w:tcW w:w="0" w:type="auto"/>
+            <w:hideMark/>
+          </w:tcPr>
+          <w:p>
+            <w:pPr>
+              <w:spacing w:after="0" w:line="240" w:lineRule="auto"/>
+              <w:jc w:val="both"/>
+              <w:rPr>
+                <w:rFonts w:ascii="Times New Roman" w:eastAsia="Times New Roman" w:hAnsi="Times New Roman" w:cs="Times New Roman"/>
+                <w:b/>
+                <w:bCs/>
+                <w:sz w:val="24"/>
+                <w:szCs w:val="24"/>
+                <w:lang w:eastAsia="ru-RU"/>
+              </w:rPr>
+            </w:pPr>
+            <w:r>
+              <w:rPr>
+                <w:rFonts w:ascii="Times New Roman" w:eastAsia="Times New Roman" w:hAnsi="Times New Roman" w:cs="Times New Roman"/>
+                <w:b/>
+                <w:bCs/>
+                <w:sz w:val="24"/>
+                <w:szCs w:val="24"/>
+                <w:lang w:eastAsia="ru-RU"/>
+              </w:rPr>
+              <w:t>Последствия риска</w:t>
+            </w:r>
+          </w:p>
+        </w:tc>
+        <w:tc>
+          <w:tcPr>
+            <w:tcW w:w="0" w:type="auto"/>
+            <w:hideMark/>
+          </w:tcPr>
+          <w:p>
+            <w:pPr>
+              <w:spacing w:after="0" w:line="240" w:lineRule="auto"/>
+              <w:jc w:val="both"/>
+              <w:rPr>
+                <w:rFonts w:ascii="Times New Roman" w:eastAsia="Times New Roman" w:hAnsi="Times New Roman" w:cs="Times New Roman"/>
+                <w:b/>
+                <w:bCs/>
+                <w:sz w:val="24"/>
+                <w:szCs w:val="24"/>
+                <w:lang w:eastAsia="ru-RU"/>
+              </w:rPr>
+            </w:pPr>
+            <w:r>
+              <w:rPr>
+                <w:rFonts w:ascii="Times New Roman" w:eastAsia="Times New Roman" w:hAnsi="Times New Roman" w:cs="Times New Roman"/>
+                <w:b/>
+                <w:bCs/>
+                <w:sz w:val="24"/>
+                <w:szCs w:val="24"/>
+                <w:lang w:eastAsia="ru-RU"/>
+              </w:rPr>
+              <w:t>Мероприятия по купированию последствий риска</w:t>
+            </w:r>
+          </w:p>
+        </w:tc>
+      </w:tr>
+      <w:tr>
+        <w:tc>
+          <w:tcPr>
+            <w:tcW w:w="0" w:type="auto"/>
+            <w:hideMark/>
+          </w:tcPr>
+          <w:p>
+            <w:pPr>
+              <w:spacing w:after="0" w:line="240" w:lineRule="auto"/>
+              <w:jc w:val="both"/>
+              <w:rPr>
+                <w:rFonts w:ascii="Times New Roman" w:eastAsia="Times New Roman" w:hAnsi="Times New Roman" w:cs="Times New Roman"/>
+                <w:sz w:val="24"/>
+                <w:szCs w:val="24"/>
+                <w:lang w:eastAsia="ru-RU"/>
+              </w:rPr>
+            </w:pPr>
+            <w:r>
+              <w:rPr>
+                <w:rFonts w:ascii="Times New Roman" w:eastAsia="Times New Roman" w:hAnsi="Times New Roman" w:cs="Times New Roman"/>
+                <w:b/>
+                <w:bCs/>
+                <w:sz w:val="24"/>
+                <w:szCs w:val="24"/>
+                <w:lang w:eastAsia="ru-RU"/>
+              </w:rPr>
+              <w:lastRenderedPageBreak/>
+              <w:t>Р-3</w:t>
+            </w:r>
+          </w:p>
+        </w:tc>
+        <w:tc>
+          <w:tcPr>
+            <w:tcW w:w="0" w:type="auto"/>
+            <w:hideMark/>
+          </w:tcPr>
+          <w:p>
+            <w:pPr>
+              <w:spacing w:after="0" w:line="240" w:lineRule="auto"/>
+              <w:jc w:val="both"/>
+              <w:rPr>
+                <w:rFonts w:ascii="Times New Roman" w:eastAsia="Times New Roman" w:hAnsi="Times New Roman" w:cs="Times New Roman"/>
+                <w:sz w:val="24"/>
+                <w:szCs w:val="24"/>
+                <w:lang w:eastAsia="ru-RU"/>
+              </w:rPr>
+            </w:pPr>
+            <w:r>
+              <w:rPr>
+                <w:rFonts w:ascii="Times New Roman" w:eastAsia="Times New Roman" w:hAnsi="Times New Roman" w:cs="Times New Roman"/>
+                <w:sz w:val="24"/>
+                <w:szCs w:val="24"/>
+                <w:lang w:eastAsia="ru-RU"/>
+              </w:rPr>
+              <w:t>Несанкционированный доступ к персональным данным клиентов и финансовой информации</w:t>
+            </w:r>
+          </w:p>
+        </w:tc>
+        <w:tc>
+          <w:tcPr>
+            <w:tcW w:w="0" w:type="auto"/>
+            <w:hideMark/>
+          </w:tcPr>
+          <w:p>
+            <w:pPr>
+              <w:spacing w:after="0" w:line="240" w:lineRule="auto"/>
+              <w:jc w:val="both"/>
+              <w:rPr>
+                <w:rFonts w:ascii="Times New Roman" w:eastAsia="Times New Roman" w:hAnsi="Times New Roman" w:cs="Times New Roman"/>
+                <w:sz w:val="24"/>
+                <w:szCs w:val="24"/>
+                <w:lang w:eastAsia="ru-RU"/>
+              </w:rPr>
+            </w:pPr>
+            <w:r>
+              <w:rPr>
+                <w:rFonts w:ascii="Times New Roman" w:eastAsia="Times New Roman" w:hAnsi="Times New Roman" w:cs="Times New Roman"/>
+                <w:sz w:val="24"/>
+                <w:szCs w:val="24"/>
+                <w:lang w:eastAsia="ru-RU"/>
+              </w:rPr>
+              <w:t>1. Регулярный аудит зависимостей через composer audit. 2. Внедрение WAF и принудительного HTTPS/TLS 1.3. 3. Шифрование чувствительных полей БД (AES-256). 4. Настройка RBAC с принципом наименьших привилегий.</w:t>
+            </w:r>
+          </w:p>
+        </w:tc>
+      </w:tr>
+      <w:tr>
+        <w:tc>
+          <w:tcPr>
+            <w:tcW w:w="0" w:type="auto"/>
+            <w:hideMark/>
+          </w:tcPr>
+          <w:p>
+            <w:pPr>
+              <w:spacing w:after="0" w:line="240" w:lineRule="auto"/>
+              <w:jc w:val="both"/>
+              <w:rPr>
+                <w:rFonts w:ascii="Times New Roman" w:eastAsia="Times New Roman" w:hAnsi="Times New Roman" w:cs="Times New Roman"/>
+                <w:sz w:val="24"/>
+                <w:szCs w:val="24"/>
+                <w:lang w:eastAsia="ru-RU"/>
+              </w:rPr>
+            </w:pPr>
+            <w:r>
+              <w:rPr>
+                <w:rFonts w:ascii="Times New Roman" w:eastAsia="Times New Roman" w:hAnsi="Times New Roman" w:cs="Times New Roman"/>
+                <w:b/>
+                <w:bCs/>
+                <w:sz w:val="24"/>
+                <w:szCs w:val="24"/>
+                <w:lang w:eastAsia="ru-RU"/>
+              </w:rPr>
+              <w:t>С-1</w:t>
+            </w:r>
+          </w:p>
+        </w:tc>
+        <w:tc>
+          <w:tcPr>
+            <w:tcW w:w="0" w:type="auto"/>
+            <w:hideMark/>
+          </w:tcPr>
+          <w:p>
+            <w:pPr>
+              <w:spacing w:after="0" w:line="240" w:lineRule="auto"/>
+              <w:jc w:val="both"/>
+              <w:rPr>
+                <w:rFonts w:ascii="Times New Roman" w:eastAsia="Times New Roman" w:hAnsi="Times New Roman" w:cs="Times New Roman"/>
+                <w:sz w:val="24"/>
+                <w:szCs w:val="24"/>
+                <w:lang w:eastAsia="ru-RU"/>
+              </w:rPr>
+            </w:pPr>
+            <w:r>
+              <w:rPr>
+                <w:rFonts w:ascii="Times New Roman" w:eastAsia="Times New Roman" w:hAnsi="Times New Roman" w:cs="Times New Roman"/>
+                <w:sz w:val="24"/>
+                <w:szCs w:val="24"/>
+                <w:lang w:eastAsia="ru-RU"/>
+              </w:rPr>
+              <w:t>Простой системы при обрыве связи, невозможность записи и формирования чеков в реальном времени</w:t>
+            </w:r>
+          </w:p>
+        </w:tc>
+        <w:tc>
+          <w:tcPr>
+            <w:tcW w:w="0" w:type="auto"/>
+            <w:hideMark/>
+          </w:tcPr>
+          <w:p>
+            <w:pPr>
+              <w:spacing w:after="0" w:line="240" w:lineRule="auto"/>
+              <w:jc w:val="both"/>
+              <w:rPr>
+                <w:rFonts w:ascii="Times New Roman" w:eastAsia="Times New Roman" w:hAnsi="Times New Roman" w:cs="Times New Roman"/>
+                <w:sz w:val="24"/>
+                <w:szCs w:val="24"/>
+                <w:lang w:eastAsia="ru-RU"/>
+              </w:rPr>
+            </w:pPr>
+            <w:r>
+              <w:rPr>
+                <w:rFonts w:ascii="Times New Roman" w:eastAsia="Times New Roman" w:hAnsi="Times New Roman" w:cs="Times New Roman"/>
+                <w:sz w:val="24"/>
+                <w:szCs w:val="24"/>
+                <w:lang w:eastAsia="ru-RU"/>
+              </w:rPr>
+              <w:t>1. Реализация офлайн-режима с локальным кэшированием (IndexedDB/Service Workers). 2. Настройка резервного канала связи (4G-модем). 3. Асинхронная синхронизация данных при восстановлении соединения.</w:t>
+            </w:r>
+          </w:p>
+        </w:tc>
+      </w:tr>
+      <w:tr>
+        <w:tc>
+          <w:tcPr>
+            <w:tcW w:w="0" w:type="auto"/>
+            <w:hideMark/>
+          </w:tcPr>
+          <w:p>
+            <w:pPr>
+              <w:spacing w:after="0" w:line="240" w:lineRule="auto"/>
+              <w:jc w:val="both"/>
+              <w:rPr>
+                <w:rFonts w:ascii="Times New Roman" w:eastAsia="Times New Roman" w:hAnsi="Times New Roman" w:cs="Times New Roman"/>
+                <w:sz w:val="24"/>
+                <w:szCs w:val="24"/>
+                <w:lang w:eastAsia="ru-RU"/>
+              </w:rPr>
+            </w:pPr>
+            <w:r>
+              <w:rPr>
+                <w:rFonts w:ascii="Times New Roman" w:eastAsia="Times New Roman" w:hAnsi="Times New Roman" w:cs="Times New Roman"/>
+                <w:b/>
+                <w:bCs/>
+                <w:sz w:val="24"/>
+                <w:szCs w:val="24"/>
+                <w:lang w:eastAsia="ru-RU"/>
+              </w:rPr>
+              <w:t>Р-1</w:t>
+            </w:r>
+          </w:p>
+        </w:tc>
+        <w:tc>
+          <w:tcPr>
+            <w:tcW w:w="0" w:type="auto"/>
+            <w:hideMark/>
+          </w:tcPr>
+          <w:p>
+            <w:pPr>
+              <w:spacing w:after="0" w:line="240" w:lineRule="auto"/>
+              <w:jc w:val="both"/>
+              <w:rPr>
+                <w:rFonts w:ascii="Times New Roman" w:eastAsia="Times New Roman" w:hAnsi="Times New Roman" w:cs="Times New Roman"/>
+                <w:sz w:val="24"/>
+                <w:szCs w:val="24"/>
+                <w:lang w:eastAsia="ru-RU"/>
+              </w:rPr>
+            </w:pPr>
+            <w:r>
+              <w:rPr>
+                <w:rFonts w:ascii="Times New Roman" w:eastAsia="Times New Roman" w:hAnsi="Times New Roman" w:cs="Times New Roman"/>
+                <w:sz w:val="24"/>
+                <w:szCs w:val="24"/>
+                <w:lang w:eastAsia="ru-RU"/>
+              </w:rPr>
+              <w:t>Остановка разработки серверной части, необходимость отката версий пакетов или срочного рефакторинга</w:t>
+            </w:r>
+          </w:p>
+        </w:tc>
+        <w:tc>
+          <w:tcPr>
+            <w:tcW w:w="0" w:type="auto"/>
+            <w:hideMark/>
+          </w:tcPr>
+          <w:p>
+            <w:pPr>
+              <w:spacing w:after="0" w:line="240" w:lineRule="auto"/>
+              <w:jc w:val="both"/>
+              <w:rPr>
+                <w:rFonts w:ascii="Times New Roman" w:eastAsia="Times New Roman" w:hAnsi="Times New Roman" w:cs="Times New Roman"/>
+                <w:sz w:val="24"/>
+                <w:szCs w:val="24"/>
+                <w:lang w:eastAsia="ru-RU"/>
+              </w:rPr>
+            </w:pPr>
+            <w:r>
+              <w:rPr>
+                <w:rFonts w:ascii="Times New Roman" w:eastAsia="Times New Roman" w:hAnsi="Times New Roman" w:cs="Times New Roman"/>
+                <w:sz w:val="24"/>
+                <w:szCs w:val="24"/>
+                <w:lang w:eastAsia="ru-RU"/>
+              </w:rPr>
+              <w:t>1. Жёсткая фиксация версий в composer.lock. 2. Тестирование обновлений на staging-среде перед production. 3. Наличие автоматических rollback-сценариев миграций БД.</w:t>
+            </w:r>
+          </w:p>
+        </w:tc>
+      </w:tr>
+      <w:tr>
+        <w:tc>
+          <w:tcPr>
+            <w:tcW w:w="0" w:type="auto"/>
+            <w:hideMark/>
+          </w:tcPr>
+          <w:p>
+            <w:pPr>
+              <w:spacing w:after="0" w:line="240" w:lineRule="auto"/>
+              <w:jc w:val="both"/>
+              <w:rPr>
+                <w:rFonts w:ascii="Times New Roman" w:eastAsia="Times New Roman" w:hAnsi="Times New Roman" w:cs="Times New Roman"/>
+                <w:sz w:val="24"/>
+                <w:szCs w:val="24"/>
+                <w:lang w:eastAsia="ru-RU"/>
+              </w:rPr>
+            </w:pPr>
+            <w:r>
+              <w:rPr>
+                <w:rFonts w:ascii="Times New Roman" w:eastAsia="Times New Roman" w:hAnsi="Times New Roman" w:cs="Times New Roman"/>
+                <w:b/>
+                <w:bCs/>
+                <w:sz w:val="24"/>
+                <w:szCs w:val="24"/>
+                <w:lang w:eastAsia="ru-RU"/>
+              </w:rPr>
+              <w:t>С-2</w:t>
+            </w:r>
+          </w:p>
+        </w:tc>
+        <w:tc>
+          <w:tcPr>
+            <w:tcW w:w="0" w:type="auto"/>
+            <w:hideMark/>
+          </w:tcPr>
+          <w:p>
+            <w:pPr>
+              <w:spacing w:after="0" w:line="240" w:lineRule="auto"/>
+              <w:jc w:val="both"/>
+              <w:rPr>
+                <w:rFonts w:ascii="Times New Roman" w:eastAsia="Times New Roman" w:hAnsi="Times New Roman" w:cs="Times New Roman"/>
+                <w:sz w:val="24"/>
+                <w:szCs w:val="24"/>
+                <w:lang w:eastAsia="ru-RU"/>
+              </w:rPr>
+            </w:pPr>
+            <w:r>
+              <w:rPr>
+                <w:rFonts w:ascii="Times New Roman" w:eastAsia="Times New Roman" w:hAnsi="Times New Roman" w:cs="Times New Roman"/>
+                <w:sz w:val="24"/>
+                <w:szCs w:val="24"/>
+                <w:lang w:eastAsia="ru-RU"/>
+              </w:rPr>
+              <w:t>Увеличение времени обучения, ошибки при вводе данных, снижение эффективности внедрения</w:t>
+            </w:r>
+          </w:p>
+        </w:tc>
+        <w:tc>
+          <w:tcPr>
+            <w:tcW w:w="0" w:type="auto"/>
+            <w:hideMark/>
+          </w:tcPr>
+          <w:p>
+            <w:pPr>
+              <w:spacing w:after="0" w:line="240" w:lineRule="auto"/>
+              <w:jc w:val="both"/>
+              <w:rPr>
+                <w:rFonts w:ascii="Times New Roman" w:eastAsia="Times New Roman" w:hAnsi="Times New Roman" w:cs="Times New Roman"/>
+                <w:sz w:val="24"/>
+                <w:szCs w:val="24"/>
+                <w:lang w:eastAsia="ru-RU"/>
+              </w:rPr>
+            </w:pPr>
+            <w:r>
+              <w:rPr>
+                <w:rFonts w:ascii="Times New Roman" w:eastAsia="Times New Roman" w:hAnsi="Times New Roman" w:cs="Times New Roman"/>
+                <w:sz w:val="24"/>
+                <w:szCs w:val="24"/>
+                <w:lang w:eastAsia="ru-RU"/>
+              </w:rPr>
+              <w:t>1. Разработка пошаговых видеоинструкций и печатных чек-листов. 2. Внедрение клиентской валидации и контекстных подсказок в интерфейсе. 3. Проведение практического тренинга за 3 дня до запуска.</w:t>
+            </w:r>
+          </w:p>
+        </w:tc>
+      </w:tr>
+      <w:tr>
+        <w:tc>
+          <w:tcPr>
+            <w:tcW w:w="0" w:type="auto"/>
+            <w:hideMark/>
+          </w:tcPr>
+          <w:p>
+            <w:pPr>
+              <w:spacing w:after="0" w:line="240" w:lineRule="auto"/>
+              <w:jc w:val="both"/>
+              <w:rPr>
+                <w:rFonts w:ascii="Times New Roman" w:eastAsia="Times New Roman" w:hAnsi="Times New Roman" w:cs="Times New Roman"/>
+                <w:sz w:val="24"/>
+                <w:szCs w:val="24"/>
+                <w:lang w:eastAsia="ru-RU"/>
+              </w:rPr>
+            </w:pPr>
+            <w:r>
+              <w:rPr>
+                <w:rFonts w:ascii="Times New Roman" w:eastAsia="Times New Roman" w:hAnsi="Times New Roman" w:cs="Times New Roman"/>
+                <w:b/>
+                <w:bCs/>
+                <w:sz w:val="24"/>
+                <w:szCs w:val="24"/>
+                <w:lang w:eastAsia="ru-RU"/>
+              </w:rPr>
+              <w:t>П-1</w:t>
+            </w:r>
+          </w:p>
+        </w:tc>
+        <w:tc>
+          <w:tcPr>
+            <w:tcW w:w="0" w:type="auto"/>
+            <w:hideMark/>
+          </w:tcPr>
+          <w:p>
+            <w:pPr>
+              <w:spacing w:after="0" w:line="240" w:lineRule="auto"/>
+              <w:jc w:val="both"/>
+              <w:rPr>
+                <w:rFonts w:ascii="Times New Roman" w:eastAsia="Times New Roman" w:hAnsi="Times New Roman" w:cs="Times New Roman"/>
+                <w:sz w:val="24"/>
+                <w:szCs w:val="24"/>
+                <w:lang w:eastAsia="ru-RU"/>
+              </w:rPr>
+            </w:pPr>
+            <w:r>
+              <w:rPr>
+                <w:rFonts w:ascii="Times New Roman" w:eastAsia="Times New Roman" w:hAnsi="Times New Roman" w:cs="Times New Roman"/>
+                <w:sz w:val="24"/>
+                <w:szCs w:val="24"/>
+                <w:lang w:eastAsia="ru-RU"/>
+              </w:rPr>
+              <w:t>Дублирование записей в бумажном и электронном журналах, потеря актуальности данных</w:t>
+            </w:r>
+          </w:p>
+        </w:tc>
+        <w:tc>
+          <w:tcPr>
+            <w:tcW w:w="0" w:type="auto"/>
+            <w:hideMark/>
+          </w:tcPr>
+          <w:p>
+            <w:pPr>
+              <w:spacing w:after="0" w:line="240" w:lineRule="auto"/>
+              <w:jc w:val="both"/>
+              <w:rPr>
+                <w:rFonts w:ascii="Times New Roman" w:eastAsia="Times New Roman" w:hAnsi="Times New Roman" w:cs="Times New Roman"/>
+                <w:sz w:val="24"/>
+                <w:szCs w:val="24"/>
+                <w:lang w:eastAsia="ru-RU"/>
+              </w:rPr>
+            </w:pPr>
+            <w:r>
+              <w:rPr>
+                <w:rFonts w:ascii="Times New Roman" w:eastAsia="Times New Roman" w:hAnsi="Times New Roman" w:cs="Times New Roman"/>
+                <w:sz w:val="24"/>
+                <w:szCs w:val="24"/>
+                <w:lang w:eastAsia="ru-RU"/>
+              </w:rPr>
+              <w:t>1. Поэтапный переход на ПС (параллельное ведение не более 5 рабочих дней). 2. Назначение ответственного за актуальность справочников. 3. Автоматические уведомления о расхождениях в учёте.</w:t>
+            </w:r>
+          </w:p>
+        </w:tc>
+      </w:tr>
+      <w:tr>
+        <w:tc>
+          <w:tcPr>
+            <w:tcW w:w="0" w:type="auto"/>
+            <w:hideMark/>
+          </w:tcPr>
+          <w:p>
+            <w:pPr>
+              <w:spacing w:after="0" w:line="240" w:lineRule="auto"/>
+              <w:jc w:val="both"/>
+              <w:rPr>
+                <w:rFonts w:ascii="Times New Roman" w:eastAsia="Times New Roman" w:hAnsi="Times New Roman" w:cs="Times New Roman"/>
+                <w:sz w:val="24"/>
+                <w:szCs w:val="24"/>
+                <w:lang w:eastAsia="ru-RU"/>
+              </w:rPr>
+            </w:pPr>
+            <w:r>
+              <w:rPr>
+                <w:rFonts w:ascii="Times New Roman" w:eastAsia="Times New Roman" w:hAnsi="Times New Roman" w:cs="Times New Roman"/>
+                <w:b/>
+                <w:bCs/>
+                <w:sz w:val="24"/>
+                <w:szCs w:val="24"/>
+                <w:lang w:eastAsia="ru-RU"/>
+              </w:rPr>
+              <w:t>П-2</w:t>
+            </w:r>
+          </w:p>
+        </w:tc>
+        <w:tc>
+          <w:tcPr>
+            <w:tcW w:w="0" w:type="auto"/>
+            <w:hideMark/>
+          </w:tcPr>
+          <w:p>
+            <w:pPr>
+              <w:spacing w:after="0" w:line="240" w:lineRule="auto"/>
+              <w:jc w:val="both"/>
+              <w:rPr>
+                <w:rFonts w:ascii="Times New Roman" w:eastAsia="Times New Roman" w:hAnsi="Times New Roman" w:cs="Times New Roman"/>
+                <w:sz w:val="24"/>
+                <w:szCs w:val="24"/>
+                <w:lang w:eastAsia="ru-RU"/>
+              </w:rPr>
+            </w:pPr>
+            <w:r>
+              <w:rPr>
+                <w:rFonts w:ascii="Times New Roman" w:eastAsia="Times New Roman" w:hAnsi="Times New Roman" w:cs="Times New Roman"/>
+                <w:sz w:val="24"/>
+                <w:szCs w:val="24"/>
+                <w:lang w:eastAsia="ru-RU"/>
+              </w:rPr>
+              <w:t>Неполное отражение фактического выполнения услуг, искажение отчётности</w:t>
+            </w:r>
+          </w:p>
+        </w:tc>
+        <w:tc>
+          <w:tcPr>
+            <w:tcW w:w="0" w:type="auto"/>
+            <w:hideMark/>
+          </w:tcPr>
+          <w:p>
+            <w:pPr>
+              <w:spacing w:after="0" w:line="240" w:lineRule="auto"/>
+              <w:jc w:val="both"/>
+              <w:rPr>
+                <w:rFonts w:ascii="Times New Roman" w:eastAsia="Times New Roman" w:hAnsi="Times New Roman" w:cs="Times New Roman"/>
+                <w:sz w:val="24"/>
+                <w:szCs w:val="24"/>
+                <w:lang w:eastAsia="ru-RU"/>
+              </w:rPr>
+            </w:pPr>
+            <w:r>
+              <w:rPr>
+                <w:rFonts w:ascii="Times New Roman" w:eastAsia="Times New Roman" w:hAnsi="Times New Roman" w:cs="Times New Roman"/>
+                <w:sz w:val="24"/>
+                <w:szCs w:val="24"/>
+                <w:lang w:eastAsia="ru-RU"/>
+              </w:rPr>
+              <w:t>1. Упрощение интерфейса планшета до минимума обязательных полей. 2. Интеграция статистики выполнения с системой мотивации мастеров. 3. Еженедельный контроль заполнения журнала администратором.</w:t>
+            </w:r>
+          </w:p>
+        </w:tc>
+      </w:tr>
+      <w:tr>
+        <w:tc>
+          <w:tcPr>
+            <w:tcW w:w="0" w:type="auto"/>
+            <w:hideMark/>
+          </w:tcPr>
+          <w:p>
+            <w:pPr>
+              <w:spacing w:after="0" w:line="240" w:lineRule="auto"/>
+              <w:jc w:val="both"/>
+              <w:rPr>
+                <w:rFonts w:ascii="Times New Roman" w:eastAsia="Times New Roman" w:hAnsi="Times New Roman" w:cs="Times New Roman"/>
+                <w:sz w:val="24"/>
+                <w:szCs w:val="24"/>
+                <w:lang w:eastAsia="ru-RU"/>
+              </w:rPr>
+            </w:pPr>
+            <w:r>
+              <w:rPr>
+                <w:rFonts w:ascii="Times New Roman" w:eastAsia="Times New Roman" w:hAnsi="Times New Roman" w:cs="Times New Roman"/>
+                <w:b/>
+                <w:bCs/>
+                <w:sz w:val="24"/>
+                <w:szCs w:val="24"/>
+                <w:lang w:eastAsia="ru-RU"/>
+              </w:rPr>
+              <w:t>Р-2</w:t>
+            </w:r>
+          </w:p>
+        </w:tc>
+        <w:tc>
+          <w:tcPr>
+            <w:tcW w:w="0" w:type="auto"/>
+            <w:hideMark/>
+          </w:tcPr>
+          <w:p>
+            <w:pPr>
+              <w:spacing w:after="0" w:line="240" w:lineRule="auto"/>
+              <w:jc w:val="both"/>
+              <w:rPr>
+                <w:rFonts w:ascii="Times New Roman" w:eastAsia="Times New Roman" w:hAnsi="Times New Roman" w:cs="Times New Roman"/>
+                <w:sz w:val="24"/>
+                <w:szCs w:val="24"/>
+                <w:lang w:eastAsia="ru-RU"/>
+              </w:rPr>
+            </w:pPr>
+            <w:r>
+              <w:rPr>
+                <w:rFonts w:ascii="Times New Roman" w:eastAsia="Times New Roman" w:hAnsi="Times New Roman" w:cs="Times New Roman"/>
+                <w:sz w:val="24"/>
+                <w:szCs w:val="24"/>
+                <w:lang w:eastAsia="ru-RU"/>
+              </w:rPr>
+              <w:t>Ошибки в типах данных, нарушение целостности БД при ручном переносе модели</w:t>
+            </w:r>
+          </w:p>
+        </w:tc>
+        <w:tc>
+          <w:tcPr>
+            <w:tcW w:w="0" w:type="auto"/>
+            <w:hideMark/>
+          </w:tcPr>
+          <w:p>
+            <w:pPr>
+              <w:spacing w:after="0" w:line="240" w:lineRule="auto"/>
+              <w:jc w:val="both"/>
+              <w:rPr>
+                <w:rFonts w:ascii="Times New Roman" w:eastAsia="Times New Roman" w:hAnsi="Times New Roman" w:cs="Times New Roman"/>
+                <w:sz w:val="24"/>
+                <w:szCs w:val="24"/>
+                <w:lang w:eastAsia="ru-RU"/>
+              </w:rPr>
+            </w:pPr>
+            <w:r>
+              <w:rPr>
+                <w:rFonts w:ascii="Times New Roman" w:eastAsia="Times New Roman" w:hAnsi="Times New Roman" w:cs="Times New Roman"/>
+                <w:sz w:val="24"/>
+                <w:szCs w:val="24"/>
+                <w:lang w:eastAsia="ru-RU"/>
+              </w:rPr>
+              <w:t>1. Двойная верификация SQL-скриптов перед накатом. 2. Использование миграций Laravel вместо ручных DDL-запросов. 3. Ежедневное резервное копирование тестовой БД на этапе разработки.</w:t>
+            </w:r>
+          </w:p>
+        </w:tc>
+      </w:tr>
+      <w:tr>
+        <w:tc>
+          <w:tcPr>
+            <w:tcW w:w="0" w:type="auto"/>
+            <w:hideMark/>
+          </w:tcPr>
+          <w:p>
+            <w:pPr>
+              <w:spacing w:after="0" w:line="240" w:lineRule="auto"/>
+              <w:jc w:val="both"/>
+              <w:rPr>
+                <w:rFonts w:ascii="Times New Roman" w:eastAsia="Times New Roman" w:hAnsi="Times New Roman" w:cs="Times New Roman"/>
+                <w:sz w:val="24"/>
+                <w:szCs w:val="24"/>
+                <w:lang w:eastAsia="ru-RU"/>
+              </w:rPr>
+            </w:pPr>
+            <w:r>
+              <w:rPr>
+                <w:rFonts w:ascii="Times New Roman" w:eastAsia="Times New Roman" w:hAnsi="Times New Roman" w:cs="Times New Roman"/>
+                <w:b/>
+                <w:bCs/>
+                <w:sz w:val="24"/>
+                <w:szCs w:val="24"/>
+                <w:lang w:eastAsia="ru-RU"/>
+              </w:rPr>
+              <w:t>П-3</w:t>
+            </w:r>
+          </w:p>
+        </w:tc>
+        <w:tc>
+          <w:tcPr>
+            <w:tcW w:w="0" w:type="auto"/>
+            <w:hideMark/>
+          </w:tcPr>
+          <w:p>
+            <w:pPr>
+              <w:spacing w:after="0" w:line="240" w:lineRule="auto"/>
+              <w:jc w:val="both"/>
+              <w:rPr>
+                <w:rFonts w:ascii="Times New Roman" w:eastAsia="Times New Roman" w:hAnsi="Times New Roman" w:cs="Times New Roman"/>
+                <w:sz w:val="24"/>
+                <w:szCs w:val="24"/>
+                <w:lang w:eastAsia="ru-RU"/>
+              </w:rPr>
+            </w:pPr>
+            <w:r>
+              <w:rPr>
+                <w:rFonts w:ascii="Times New Roman" w:eastAsia="Times New Roman" w:hAnsi="Times New Roman" w:cs="Times New Roman"/>
+                <w:sz w:val="24"/>
+                <w:szCs w:val="24"/>
+                <w:lang w:eastAsia="ru-RU"/>
+              </w:rPr>
+              <w:t>Некорректный расчёт стоимости услуг, конфликты с клиентами</w:t>
+            </w:r>
+          </w:p>
+        </w:tc>
+        <w:tc>
+          <w:tcPr>
+            <w:tcW w:w="0" w:type="auto"/>
+            <w:hideMark/>
+          </w:tcPr>
+          <w:p>
+            <w:pPr>
+              <w:spacing w:after="0" w:line="240" w:lineRule="auto"/>
+              <w:jc w:val="both"/>
+              <w:rPr>
+                <w:rFonts w:ascii="Times New Roman" w:eastAsia="Times New Roman" w:hAnsi="Times New Roman" w:cs="Times New Roman"/>
+                <w:sz w:val="24"/>
+                <w:szCs w:val="24"/>
+                <w:lang w:eastAsia="ru-RU"/>
+              </w:rPr>
+            </w:pPr>
+            <w:r>
+              <w:rPr>
+                <w:rFonts w:ascii="Times New Roman" w:eastAsia="Times New Roman" w:hAnsi="Times New Roman" w:cs="Times New Roman"/>
+                <w:sz w:val="24"/>
+                <w:szCs w:val="24"/>
+                <w:lang w:eastAsia="ru-RU"/>
+              </w:rPr>
+              <w:t>1. Внедрение двухуровневого согласования изменений прайс-листа. 2. Автоматическая рассылка уведомлений клиентам об изменении цен. 3. Сквозное логирование изменений с привязкой к учётной записи.</w:t>
+            </w:r>
+          </w:p>
+        </w:tc>
+      </w:tr>
+      <w:tr>
+        <w:tc>
+          <w:tcPr>
+            <w:tcW w:w="0" w:type="auto"/>
+            <w:hideMark/>
+          </w:tcPr>
+          <w:p>
+            <w:pPr>
+              <w:spacing w:after="0" w:line="240" w:lineRule="auto"/>
+              <w:jc w:val="both"/>
+              <w:rPr>
+                <w:rFonts w:ascii="Times New Roman" w:eastAsia="Times New Roman" w:hAnsi="Times New Roman" w:cs="Times New Roman"/>
+                <w:sz w:val="24"/>
+                <w:szCs w:val="24"/>
+                <w:lang w:eastAsia="ru-RU"/>
+              </w:rPr>
+            </w:pPr>
+            <w:r>
+              <w:rPr>
+                <w:rFonts w:ascii="Times New Roman" w:eastAsia="Times New Roman" w:hAnsi="Times New Roman" w:cs="Times New Roman"/>
+                <w:b/>
+                <w:bCs/>
+                <w:sz w:val="24"/>
+                <w:szCs w:val="24"/>
+                <w:lang w:eastAsia="ru-RU"/>
+              </w:rPr>
+              <w:t>П-4</w:t>
+            </w:r>
+          </w:p>
+        </w:tc>
+        <w:tc>
+          <w:tcPr>
+            <w:tcW w:w="0" w:type="auto"/>
+            <w:hideMark/>
+          </w:tcPr>
+          <w:p>
+            <w:pPr>
+              <w:spacing w:after="0" w:line="240" w:lineRule="auto"/>
+              <w:jc w:val="both"/>
+              <w:rPr>
+                <w:rFonts w:ascii="Times New Roman" w:eastAsia="Times New Roman" w:hAnsi="Times New Roman" w:cs="Times New Roman"/>
+                <w:sz w:val="24"/>
+                <w:szCs w:val="24"/>
+                <w:lang w:eastAsia="ru-RU"/>
+              </w:rPr>
+            </w:pPr>
+            <w:r>
+              <w:rPr>
+                <w:rFonts w:ascii="Times New Roman" w:eastAsia="Times New Roman" w:hAnsi="Times New Roman" w:cs="Times New Roman"/>
+                <w:sz w:val="24"/>
+                <w:szCs w:val="24"/>
+                <w:lang w:eastAsia="ru-RU"/>
+              </w:rPr>
+              <w:t>Потеря введённой информации, увеличение времени обслуживания, риск ошибки из-за спешки</w:t>
+            </w:r>
+          </w:p>
+        </w:tc>
+        <w:tc>
+          <w:tcPr>
+            <w:tcW w:w="0" w:type="auto"/>
+            <w:hideMark/>
+          </w:tcPr>
+          <w:p>
+            <w:pPr>
+              <w:spacing w:after="0" w:line="240" w:lineRule="auto"/>
+              <w:jc w:val="both"/>
+              <w:rPr>
+                <w:rFonts w:ascii="Times New Roman" w:eastAsia="Times New Roman" w:hAnsi="Times New Roman" w:cs="Times New Roman"/>
+                <w:sz w:val="24"/>
+                <w:szCs w:val="24"/>
+                <w:lang w:eastAsia="ru-RU"/>
+              </w:rPr>
+            </w:pPr>
+            <w:r>
+              <w:rPr>
+                <w:rFonts w:ascii="Times New Roman" w:eastAsia="Times New Roman" w:hAnsi="Times New Roman" w:cs="Times New Roman"/>
+                <w:sz w:val="24"/>
+                <w:szCs w:val="24"/>
+                <w:lang w:eastAsia="ru-RU"/>
+              </w:rPr>
+              <w:t>1. Реализация автосохранения черновика чека в localStorage. 2. Предупреждение об истечении сессии за 5 минут с возможностью продления. 3. Оптимизация формы ввода (маски полей, автоподстановка).</w:t>
+            </w:r>
+          </w:p>
+        </w:tc>
+      </w:tr>
+    </w:tbl>
+    <w:p>
+      <w:pPr>
+        <w:pStyle w:val="paragraph"/>
+        <w:spacing w:beforeAutospacing="0" w:after="0" w:afterAutospacing="0" w:line="360" w:lineRule="auto"/>
+        <w:jc w:val="center"/>
+        <w:rPr>
+          <w:sz w:val="28"/>
+          <w:szCs w:val="28"/>
+        </w:rPr>
+      </w:pPr>
+      <w:r>
+        <w:rPr>
+          <w:sz w:val="28"/>
+          <w:szCs w:val="28"/>
+        </w:rPr>
+        <w:lastRenderedPageBreak/>
+        <w:t xml:space="preserve">Таблица 5 – </w:t>
+      </w:r>
+      <w:r>
+        <w:rPr>
+          <w:sz w:val="28"/>
+          <w:szCs w:val="28"/>
+        </w:rPr>
+        <w:t>Мероприятия по купированию последствий рисков ПС «Lumiere»</w:t>
+      </w:r>
+    </w:p>
+    <w:p>
+      <w:pPr>
+        <w:pStyle w:val="paragraph"/>
+        <w:spacing w:beforeAutospacing="0" w:after="0" w:afterAutospacing="0" w:line="360" w:lineRule="auto"/>
+        <w:ind w:firstLine="709"/>
+        <w:jc w:val="both"/>
+        <w:rPr>
+          <w:sz w:val="28"/>
+          <w:szCs w:val="28"/>
+        </w:rPr>
+      </w:pPr>
+      <w:r>
+        <w:rPr>
+          <w:sz w:val="28"/>
+          <w:szCs w:val="28"/>
+        </w:rPr>
+        <w:t>Реализация предложенных мероприятий позволит существенно трансформировать карту рисков проекта на этапе внедрения и начальной эксплуатации:</w:t>
+      </w:r>
+    </w:p>
+    <w:p>
+      <w:pPr>
+        <w:pStyle w:val="paragraph"/>
+        <w:numPr>
+          <w:ilvl w:val="0"/>
+          <w:numId w:val="8"/>
+        </w:numPr>
+        <w:spacing w:beforeAutospacing="0" w:after="0" w:afterAutospacing="0" w:line="360" w:lineRule="auto"/>
+        <w:ind w:left="0" w:firstLine="709"/>
+        <w:jc w:val="both"/>
+        <w:rPr>
+          <w:sz w:val="28"/>
+          <w:szCs w:val="28"/>
+        </w:rPr>
+      </w:pPr>
+      <w:r>
+        <w:rPr>
+          <w:sz w:val="28"/>
+          <w:szCs w:val="28"/>
+        </w:rPr>
+        <w:t>Критические риски (Р-3, С-1) будут смещены в зону границы терпимости за счёт внедрения криптографической защиты, офлайн-архитектуры и резервирования каналов связи. Вероятность их наступления снизится с уровня В-2/В-3 до В-1, а существенность последствий останется контролируемой.</w:t>
+      </w:r>
+    </w:p>
+    <w:p>
+      <w:pPr>
+        <w:pStyle w:val="paragraph"/>
+        <w:numPr>
+          <w:ilvl w:val="0"/>
+          <w:numId w:val="8"/>
+        </w:numPr>
+        <w:spacing w:beforeAutospacing="0" w:after="0" w:afterAutospacing="0" w:line="360" w:lineRule="auto"/>
+        <w:ind w:left="0" w:firstLine="709"/>
+        <w:jc w:val="both"/>
+        <w:rPr>
+          <w:sz w:val="28"/>
+          <w:szCs w:val="28"/>
+        </w:rPr>
+      </w:pPr>
+      <w:r>
+        <w:rPr>
+          <w:sz w:val="28"/>
+          <w:szCs w:val="28"/>
+        </w:rPr>
+        <w:t>Риски границы терпимости (Р-1, С-2, П-1, П-2, П-3, П-4) перейдут в зелёную зону управляемых рисков благодаря фиксации зависимостей, регламентации бизнес-процессов, обучению персонала и внедрению механизмов автосохранения.</w:t>
+      </w:r>
+    </w:p>
+    <w:p>
+      <w:pPr>
+        <w:pStyle w:val="paragraph"/>
+        <w:numPr>
+          <w:ilvl w:val="0"/>
+          <w:numId w:val="8"/>
+        </w:numPr>
+        <w:spacing w:beforeAutospacing="0" w:after="0" w:afterAutospacing="0" w:line="360" w:lineRule="auto"/>
+        <w:ind w:left="0" w:firstLine="709"/>
+        <w:jc w:val="both"/>
+        <w:rPr>
+          <w:sz w:val="28"/>
+          <w:szCs w:val="28"/>
+        </w:rPr>
+      </w:pPr>
+      <w:r>
+        <w:rPr>
+          <w:sz w:val="28"/>
+          <w:szCs w:val="28"/>
+        </w:rPr>
+        <w:t>Управляемые риски (Р-2) останутся в зоне минимального влияния, контролируясь в рабочем порядке через стандартные процедуры CI/CD и код-ревью.</w:t>
+      </w:r>
+    </w:p>
+    <w:p>
+      <w:pPr>
+        <w:pStyle w:val="paragraph"/>
+        <w:spacing w:beforeAutospacing="0" w:after="0" w:afterAutospacing="0" w:line="360" w:lineRule="auto"/>
+        <w:ind w:firstLine="709"/>
+        <w:jc w:val="both"/>
+        <w:rPr>
+          <w:sz w:val="28"/>
+          <w:szCs w:val="28"/>
+        </w:rPr>
+      </w:pPr>
+      <w:r>
+        <w:rPr>
+          <w:sz w:val="28"/>
+          <w:szCs w:val="28"/>
+        </w:rPr>
+        <w:t>Внедрение программной системы</w:t>
+      </w:r>
+      <w:r>
+        <w:rPr>
+          <w:sz w:val="28"/>
+          <w:szCs w:val="28"/>
+        </w:rPr>
+        <w:t xml:space="preserve"> </w:t>
+      </w:r>
+      <w:r>
+        <w:rPr>
+          <w:sz w:val="28"/>
+          <w:szCs w:val="28"/>
+        </w:rPr>
+        <w:t>является технологически и организационно целесообразным.</w:t>
+      </w:r>
+      <w:r>
+        <w:rPr>
+          <w:sz w:val="28"/>
+          <w:szCs w:val="28"/>
+        </w:rPr>
+        <w:t xml:space="preserve"> </w:t>
+      </w:r>
+      <w:r>
+        <w:rPr>
+          <w:sz w:val="28"/>
+          <w:szCs w:val="28"/>
+        </w:rPr>
+        <w:t>Прогнозируемый рисковый профиль после реализации мероприятий находится в допустимых пределах, что гарантирует стабильное функционирование системы, защиту персональных данных и соответствие требованиям</w:t>
+      </w:r>
+      <w:r>
+        <w:rPr>
+          <w:sz w:val="28"/>
+          <w:szCs w:val="28"/>
+        </w:rPr>
+        <w:t xml:space="preserve">. </w:t>
+      </w:r>
+      <w:r>
+        <w:rPr>
+          <w:sz w:val="28"/>
+          <w:szCs w:val="28"/>
+        </w:rPr>
+        <w:t>Мониторинг рисков будет осуществляться непрерывно на этапах развёртывания и эксплуатации с возможностью оперативной корректировки плана реагирования при изменении внешних или внутренних условий проекта. Нормализация рискового фона обеспечивает готовность ПС к переводу в режим промышленной эксплуатации.</w:t>
+      </w:r>
+    </w:p>
+    <w:p>
+      <w:pPr>
+        <w:spacing w:after="160" w:line="259" w:lineRule="auto"/>
+        <w:rPr>
+          <w:rFonts w:ascii="Times New Roman" w:eastAsia="Times New Roman" w:hAnsi="Times New Roman" w:cs="Times New Roman"/>
+          <w:sz w:val="28"/>
+          <w:szCs w:val="28"/>
+          <w:lang w:eastAsia="ru-RU"/>
+        </w:rPr>
+      </w:pPr>
+      <w:r>
+        <w:rPr>
+          <w:sz w:val="28"/>
+          <w:szCs w:val="28"/>
+        </w:rPr>
+        <w:br w:type="page"/>
+      </w:r>
+    </w:p>
+    <w:p>
+      <w:pPr>
+        <w:keepNext/>
+        <w:keepLines/>
+        <w:spacing w:before="240" w:after="0" w:line="360" w:lineRule="auto"/>
+        <w:jc w:val="center"/>
+        <w:outlineLvl w:val="0"/>
+        <w:rPr>
+          <w:rFonts w:ascii="Times New Roman" w:eastAsia="Arial" w:hAnsi="Times New Roman" w:cs="Times New Roman"/>
+          <w:b/>
+          <w:bCs/>
+          <w:color w:val="000000"/>
+          <w:sz w:val="28"/>
+          <w:szCs w:val="28"/>
+        </w:rPr>
+      </w:pPr>
+      <w:bookmarkStart w:id="1" w:name="_Toc208512543"/>
+      <w:bookmarkStart w:id="2" w:name="_Toc208684343"/>
+      <w:r>
+        <w:rPr>
+          <w:rFonts w:ascii="Times New Roman" w:eastAsia="Arial" w:hAnsi="Times New Roman" w:cs="Times New Roman"/>
+          <w:b/>
+          <w:bCs/>
+          <w:color w:val="000000"/>
+          <w:sz w:val="28"/>
+          <w:szCs w:val="28"/>
+        </w:rPr>
+        <w:lastRenderedPageBreak/>
+        <w:t>ЗАКЛЮЧЕНИЕ</w:t>
+      </w:r>
+      <w:bookmarkEnd w:id="1"/>
+      <w:bookmarkEnd w:id="2"/>
+    </w:p>
+    <w:p>
+      <w:pPr>
+        <w:spacing w:after="0" w:line="360" w:lineRule="auto"/>
+        <w:jc w:val="both"/>
+        <w:rPr>
+          <w:rFonts w:ascii="Times New Roman" w:eastAsia="Arial" w:hAnsi="Times New Roman" w:cs="Times New Roman"/>
+          <w:sz w:val="36"/>
+          <w:szCs w:val="36"/>
+          <w:lang w:eastAsia="ru-RU"/>
+        </w:rPr>
+      </w:pPr>
+    </w:p>
+    <w:p>
+      <w:pPr>
+        <w:spacing w:after="0" w:line="360" w:lineRule="auto"/>
+        <w:ind w:firstLine="708"/>
+        <w:jc w:val="both"/>
+        <w:rPr>
+          <w:rFonts w:ascii="Times New Roman" w:hAnsi="Times New Roman" w:cs="Times New Roman"/>
+          <w:sz w:val="36"/>
+          <w:szCs w:val="36"/>
+        </w:rPr>
+      </w:pPr>
+      <w:r>
+        <w:rPr>
+          <w:rFonts w:ascii="Times New Roman" w:hAnsi="Times New Roman" w:cs="Times New Roman"/>
+          <w:sz w:val="28"/>
+          <w:szCs w:val="28"/>
+        </w:rPr>
+        <w:t>В ходе выполнения лабораторной работы №8 проведён комплексный анализ рискового фона программной системы «Lumiere». Идентифицировано 9 рисков, распределённых по трём категориям: разработки (Р-1–Р-3), внедрения (С-1–С-3) и применения (П-1–П-3). Проведено качественное оценивание рисков по шкалам вероятности и существенности последствий. Построена карта рисков, на которой выделены 2 критических риска (Р-3, С-1), требующих немедленного реагирования, 4 риска на границе толерантности (Р-2, С-2, П-1, П-3) и 3 управляемых риска (Р-1, С-3, П-2). Разработан перечень из 27 превентивных мероприятий, направленных на нормализацию рискового фона и минимизацию негативных последствий. Применение методики риск-менеджмента позволило систематизировать потенциальные угрозы проекту, определить приоритеты управления и сформировать план действий по обеспечению устойчивости ПС «Lumiere» на всех этапах жизненного цикла. Реализация предложенных мероприятий позволит снизить вероятность наступления рисковых событий и обеспечить успешное внедрение и эксплуатацию системы.</w:t>
+      </w:r>
+    </w:p>
+    <w:p>
+      <w:pPr>
+        <w:pStyle w:val="paragraph"/>
+        <w:spacing w:beforeAutospacing="0" w:after="0" w:afterAutospacing="0" w:line="360" w:lineRule="auto"/>
+        <w:jc w:val="both"/>
+        <w:rPr>
+          <w:sz w:val="28"/>
+          <w:szCs w:val="28"/>
+        </w:rPr>
+      </w:pPr>
     </w:p>
     <w:sectPr>
+      <w:footerReference w:type="default" r:id="rId8"/>
       <w:pgSz w:w="11906" w:h="16838"/>
       <w:pgMar w:top="1134" w:right="850" w:bottom="1134" w:left="1701" w:header="708" w:footer="708" w:gutter="0"/>
       <w:cols w:space="708"/>
+      <w:titlePg/>
       <w:docGrid w:linePitch="360"/>
     </w:sectPr>
   </w:body>
 </w:document>
 </file>
 
+<file path=word/endnotes.xml><?xml version="1.0" encoding="utf-8"?>
+<w:endnotes xmlns:wpc="http://schemas.microsoft.com/office/word/2010/wordprocessingCanvas" xmlns:cx="http://schemas.microsoft.com/office/drawing/2014/chartex" xmlns:cx1="http://schemas.microsoft.com/office/drawing/2015/9/8/chartex" xmlns:cx2="http://schemas.microsoft.com/office/drawing/2015/10/21/chartex" xmlns:cx3="http://schemas.microsoft.com/office/drawing/2016/5/9/chartex" xmlns:cx4="http://schemas.microsoft.com/office/drawing/2016/5/10/chartex" xmlns:cx5="http://schemas.microsoft.com/office/drawing/2016/5/11/chartex" xmlns:cx6="http://schemas.microsoft.com/office/drawing/2016/5/12/chartex" xmlns:cx7="http://schemas.microsoft.com/office/drawing/2016/5/13/chartex" xmlns:cx8="http://schemas.microsoft.com/office/drawing/2016/5/14/chartex" xmlns:mc="http://schemas.openxmlformats.org/markup-compatibility/2006" xmlns:aink="http://schemas.microsoft.com/office/drawing/2016/ink" xmlns:am3d="http://schemas.microsoft.com/office/drawing/2017/model3d" xmlns:o="urn:schemas-microsoft-com:office:office" xmlns:r="http://schemas.openxmlformats.org/officeDocument/2006/relationships" xmlns:m="http://schemas.openxmlformats.org/officeDocument/2006/math" xmlns:v="urn:schemas-microsoft-com:vml" xmlns:wp14="http://schemas.microsoft.com/office/word/2010/wordprocessingDrawing" xmlns:wp="http://schemas.openxmlformats.org/drawingml/2006/wordprocessingDrawing" xmlns:w10="urn:schemas-microsoft-com:office:word" xmlns:w="http://schemas.openxmlformats.org/wordprocessingml/2006/main" xmlns:w14="http://schemas.microsoft.com/office/word/2010/wordml" xmlns:w15="http://schemas.microsoft.com/office/word/2012/wordml" xmlns:w16cex="http://schemas.microsoft.com/office/word/2018/wordml/cex" xmlns:w16cid="http://schemas.microsoft.com/office/word/2016/wordml/cid" xmlns:w16="http://schemas.microsoft.com/office/word/2018/wordml" xmlns:w16sdtdh="http://schemas.microsoft.com/office/word/2020/wordml/sdtdatahash" xmlns:w16se="http://schemas.microsoft.com/office/word/2015/wordml/symex" xmlns:wpg="http://schemas.microsoft.com/office/word/2010/wordprocessingGroup" xmlns:wpi="http://schemas.microsoft.com/office/word/2010/wordprocessingInk" xmlns:wne="http://schemas.microsoft.com/office/word/2006/wordml" xmlns:wps="http://schemas.microsoft.com/office/word/2010/wordprocessingShape" mc:Ignorable="w14 w15 w16se w16cid w16 w16cex w16sdtdh wp14">
+  <w:endnote w:type="separator" w:id="-1">
+    <w:p>
+      <w:pPr>
+        <w:spacing w:after="0" w:line="240" w:lineRule="auto"/>
+      </w:pPr>
+      <w:r>
+        <w:separator/>
+      </w:r>
+    </w:p>
+  </w:endnote>
+  <w:endnote w:type="continuationSeparator" w:id="0">
+    <w:p>
+      <w:pPr>
+        <w:spacing w:after="0" w:line="240" w:lineRule="auto"/>
+      </w:pPr>
+      <w:r>
+        <w:continuationSeparator/>
+      </w:r>
+    </w:p>
+  </w:endnote>
+</w:endnotes>
+</file>
+
+<file path=word/footer1.xml><?xml version="1.0" encoding="utf-8"?>
+<w:ftr xmlns:wpc="http://schemas.microsoft.com/office/word/2010/wordprocessingCanvas" xmlns:cx="http://schemas.microsoft.com/office/drawing/2014/chartex" xmlns:cx1="http://schemas.microsoft.com/office/drawing/2015/9/8/chartex" xmlns:cx2="http://schemas.microsoft.com/office/drawing/2015/10/21/chartex" xmlns:cx3="http://schemas.microsoft.com/office/drawing/2016/5/9/chartex" xmlns:cx4="http://schemas.microsoft.com/office/drawing/2016/5/10/chartex" xmlns:cx5="http://schemas.microsoft.com/office/drawing/2016/5/11/chartex" xmlns:cx6="http://schemas.microsoft.com/office/drawing/2016/5/12/chartex" xmlns:cx7="http://schemas.microsoft.com/office/drawing/2016/5/13/chartex" xmlns:cx8="http://schemas.microsoft.com/office/drawing/2016/5/14/chartex" xmlns:mc="http://schemas.openxmlformats.org/markup-compatibility/2006" xmlns:aink="http://schemas.microsoft.com/office/drawing/2016/ink" xmlns:am3d="http://schemas.microsoft.com/office/drawing/2017/model3d" xmlns:o="urn:schemas-microsoft-com:office:office" xmlns:r="http://schemas.openxmlformats.org/officeDocument/2006/relationships" xmlns:m="http://schemas.openxmlformats.org/officeDocument/2006/math" xmlns:v="urn:schemas-microsoft-com:vml" xmlns:wp14="http://schemas.microsoft.com/office/word/2010/wordprocessingDrawing" xmlns:wp="http://schemas.openxmlformats.org/drawingml/2006/wordprocessingDrawing" xmlns:w10="urn:schemas-microsoft-com:office:word" xmlns:w="http://schemas.openxmlformats.org/wordprocessingml/2006/main" xmlns:w14="http://schemas.microsoft.com/office/word/2010/wordml" xmlns:w15="http://schemas.microsoft.com/office/word/2012/wordml" xmlns:w16cex="http://schemas.microsoft.com/office/word/2018/wordml/cex" xmlns:w16cid="http://schemas.microsoft.com/office/word/2016/wordml/cid" xmlns:w16="http://schemas.microsoft.com/office/word/2018/wordml" xmlns:w16sdtdh="http://schemas.microsoft.com/office/word/2020/wordml/sdtdatahash" xmlns:w16se="http://schemas.microsoft.com/office/word/2015/wordml/symex" xmlns:wpg="http://schemas.microsoft.com/office/word/2010/wordprocessingGroup" xmlns:wpi="http://schemas.microsoft.com/office/word/2010/wordprocessingInk" xmlns:wne="http://schemas.microsoft.com/office/word/2006/wordml" xmlns:wps="http://schemas.microsoft.com/office/word/2010/wordprocessingShape" mc:Ignorable="w14 w15 w16se w16cid w16 w16cex w16sdtdh wp14">
+  <w:sdt>
+    <w:sdtPr>
+      <w:id w:val="515034878"/>
+      <w:docPartObj>
+        <w:docPartGallery w:val="Page Numbers (Bottom of Page)"/>
+        <w:docPartUnique/>
+      </w:docPartObj>
+    </w:sdtPr>
+    <w:sdtEndPr>
+      <w:rPr>
+        <w:rFonts w:ascii="Times New Roman" w:hAnsi="Times New Roman" w:cs="Times New Roman"/>
+        <w:sz w:val="28"/>
+        <w:szCs w:val="28"/>
+      </w:rPr>
+    </w:sdtEndPr>
+    <w:sdtContent>
+      <w:p>
+        <w:pPr>
+          <w:pStyle w:val="a9"/>
+          <w:jc w:val="center"/>
+          <w:rPr>
+            <w:rFonts w:ascii="Times New Roman" w:hAnsi="Times New Roman" w:cs="Times New Roman"/>
+            <w:sz w:val="28"/>
+            <w:szCs w:val="28"/>
+          </w:rPr>
+        </w:pPr>
+        <w:r>
+          <w:rPr>
+            <w:rFonts w:ascii="Times New Roman" w:hAnsi="Times New Roman" w:cs="Times New Roman"/>
+            <w:sz w:val="28"/>
+            <w:szCs w:val="28"/>
+          </w:rPr>
+          <w:fldChar w:fldCharType="begin"/>
+        </w:r>
+        <w:r>
+          <w:rPr>
+            <w:rFonts w:ascii="Times New Roman" w:hAnsi="Times New Roman" w:cs="Times New Roman"/>
+            <w:sz w:val="28"/>
+            <w:szCs w:val="28"/>
+          </w:rPr>
+          <w:instrText>PAGE   \* MERGEFORMAT</w:instrText>
+        </w:r>
+        <w:r>
+          <w:rPr>
+            <w:rFonts w:ascii="Times New Roman" w:hAnsi="Times New Roman" w:cs="Times New Roman"/>
+            <w:sz w:val="28"/>
+            <w:szCs w:val="28"/>
+          </w:rPr>
+          <w:fldChar w:fldCharType="separate"/>
+        </w:r>
+        <w:r>
+          <w:rPr>
+            <w:rFonts w:ascii="Times New Roman" w:hAnsi="Times New Roman" w:cs="Times New Roman"/>
+            <w:sz w:val="28"/>
+            <w:szCs w:val="28"/>
+          </w:rPr>
+          <w:t>2</w:t>
+        </w:r>
+        <w:r>
+          <w:rPr>
+            <w:rFonts w:ascii="Times New Roman" w:hAnsi="Times New Roman" w:cs="Times New Roman"/>
+            <w:sz w:val="28"/>
+            <w:szCs w:val="28"/>
+          </w:rPr>
+          <w:fldChar w:fldCharType="end"/>
+        </w:r>
+      </w:p>
+    </w:sdtContent>
+  </w:sdt>
+  <w:p>
+    <w:pPr>
+      <w:pStyle w:val="a9"/>
+    </w:pPr>
+  </w:p>
+</w:ftr>
+</file>
+
+<file path=word/footnotes.xml><?xml version="1.0" encoding="utf-8"?>
+<w:footnotes xmlns:wpc="http://schemas.microsoft.com/office/word/2010/wordprocessingCanvas" xmlns:cx="http://schemas.microsoft.com/office/drawing/2014/chartex" xmlns:cx1="http://schemas.microsoft.com/office/drawing/2015/9/8/chartex" xmlns:cx2="http://schemas.microsoft.com/office/drawing/2015/10/21/chartex" xmlns:cx3="http://schemas.microsoft.com/office/drawing/2016/5/9/chartex" xmlns:cx4="http://schemas.microsoft.com/office/drawing/2016/5/10/chartex" xmlns:cx5="http://schemas.microsoft.com/office/drawing/2016/5/11/chartex" xmlns:cx6="http://schemas.microsoft.com/office/drawing/2016/5/12/chartex" xmlns:cx7="http://schemas.microsoft.com/office/drawing/2016/5/13/chartex" xmlns:cx8="http://schemas.microsoft.com/office/drawing/2016/5/14/chartex" xmlns:mc="http://schemas.openxmlformats.org/markup-compatibility/2006" xmlns:aink="http://schemas.microsoft.com/office/drawing/2016/ink" xmlns:am3d="http://schemas.microsoft.com/office/drawing/2017/model3d" xmlns:o="urn:schemas-microsoft-com:office:office" xmlns:r="http://schemas.openxmlformats.org/officeDocument/2006/relationships" xmlns:m="http://schemas.openxmlformats.org/officeDocument/2006/math" xmlns:v="urn:schemas-microsoft-com:vml" xmlns:wp14="http://schemas.microsoft.com/office/word/2010/wordprocessingDrawing" xmlns:wp="http://schemas.openxmlformats.org/drawingml/2006/wordprocessingDrawing" xmlns:w10="urn:schemas-microsoft-com:office:word" xmlns:w="http://schemas.openxmlformats.org/wordprocessingml/2006/main" xmlns:w14="http://schemas.microsoft.com/office/word/2010/wordml" xmlns:w15="http://schemas.microsoft.com/office/word/2012/wordml" xmlns:w16cex="http://schemas.microsoft.com/office/word/2018/wordml/cex" xmlns:w16cid="http://schemas.microsoft.com/office/word/2016/wordml/cid" xmlns:w16="http://schemas.microsoft.com/office/word/2018/wordml" xmlns:w16sdtdh="http://schemas.microsoft.com/office/word/2020/wordml/sdtdatahash" xmlns:w16se="http://schemas.microsoft.com/office/word/2015/wordml/symex" xmlns:wpg="http://schemas.microsoft.com/office/word/2010/wordprocessingGroup" xmlns:wpi="http://schemas.microsoft.com/office/word/2010/wordprocessingInk" xmlns:wne="http://schemas.microsoft.com/office/word/2006/wordml" xmlns:wps="http://schemas.microsoft.com/office/word/2010/wordprocessingShape" mc:Ignorable="w14 w15 w16se w16cid w16 w16cex w16sdtdh wp14">
+  <w:footnote w:type="separator" w:id="-1">
+    <w:p>
+      <w:pPr>
+        <w:spacing w:after="0" w:line="240" w:lineRule="auto"/>
+      </w:pPr>
+      <w:r>
+        <w:separator/>
+      </w:r>
+    </w:p>
+  </w:footnote>
+  <w:footnote w:type="continuationSeparator" w:id="0">
+    <w:p>
+      <w:pPr>
+        <w:spacing w:after="0" w:line="240" w:lineRule="auto"/>
+      </w:pPr>
+      <w:r>
+        <w:continuationSeparator/>
+      </w:r>
+    </w:p>
+  </w:footnote>
+</w:footnotes>
+</file>
+
 <file path=word/numbering.xml><?xml version="1.0" encoding="utf-8"?>
 <w:numbering xmlns:wpc="http://schemas.microsoft.com/office/word/2010/wordprocessingCanvas" xmlns:cx="http://schemas.microsoft.com/office/drawing/2014/chartex" xmlns:cx1="http://schemas.microsoft.com/office/drawing/2015/9/8/chartex" xmlns:cx2="http://schemas.microsoft.com/office/drawing/2015/10/21/chartex" xmlns:cx3="http://schemas.microsoft.com/office/drawing/2016/5/9/chartex" xmlns:cx4="http://schemas.microsoft.com/office/drawing/2016/5/10/chartex" xmlns:cx5="http://schemas.microsoft.com/office/drawing/2016/5/11/chartex" xmlns:cx6="http://schemas.microsoft.com/office/drawing/2016/5/12/chartex" xmlns:cx7="http://schemas.microsoft.com/office/drawing/2016/5/13/chartex" xmlns:cx8="http://schemas.microsoft.com/office/drawing/2016/5/14/chartex" xmlns:mc="http://schemas.openxmlformats.org/markup-compatibility/2006" xmlns:aink="http://schemas.microsoft.com/office/drawing/2016/ink" xmlns:am3d="http://schemas.microsoft.com/office/drawing/2017/model3d" xmlns:o="urn:schemas-microsoft-com:office:office" xmlns:r="http://schemas.openxmlformats.org/officeDocument/2006/relationships" xmlns:m="http://schemas.openxmlformats.org/officeDocument/2006/math" xmlns:v="urn:schemas-microsoft-com:vml" xmlns:wp14="http://schemas.microsoft.com/office/word/2010/wordprocessingDrawing" xmlns:wp="http://schemas.openxmlformats.org/drawingml/2006/wordprocessingDrawing" xmlns:w10="urn:schemas-microsoft-com:office:word" xmlns:w="http://schemas.openxmlformats.org/wordprocessingml/2006/main" xmlns:w14="http://schemas.microsoft.com/office/word/2010/wordml" xmlns:w15="http://schemas.microsoft.com/office/word/2012/wordml" xmlns:w16cex="http://schemas.microsoft.com/office/word/2018/wordml/cex" xmlns:w16cid="http://schemas.microsoft.com/office/word/2016/wordml/cid" xmlns:w16="http://schemas.microsoft.com/office/word/2018/wordml" xmlns:w16sdtdh="http://schemas.microsoft.com/office/word/2020/wordml/sdtdatahash" xmlns:w16se="http://schemas.microsoft.com/office/word/2015/wordml/symex" xmlns:wpg="http://schemas.microsoft.com/office/word/2010/wordprocessingGroup" xmlns:wpi="http://schemas.microsoft.com/office/word/2010/wordprocessingInk" xmlns:wne="http://schemas.microsoft.com/office/word/2006/wordml" xmlns:wps="http://schemas.microsoft.com/office/word/2010/wordprocessingShape" mc:Ignorable="w14 w15 w16se w16cid w16 w16cex w16sdtdh wp14">
   <w:abstractNum w:abstractNumId="0" w15:restartNumberingAfterBreak="0">
+    <w:nsid w:val="01C35510"/>
+    <w:multiLevelType w:val="hybridMultilevel"/>
+    <w:tmpl w:val="4080EE94"/>
+    <w:lvl w:ilvl="0" w:tplc="0419000F">
+      <w:start w:val="1"/>
+      <w:numFmt w:val="decimal"/>
+      <w:lvlText w:val="%1."/>
+      <w:lvlJc w:val="left"/>
+      <w:pPr>
+        <w:ind w:left="1428" w:hanging="360"/>
+      </w:pPr>
+    </w:lvl>
+    <w:lvl w:ilvl="1" w:tplc="04190019" w:tentative="1">
+      <w:start w:val="1"/>
+      <w:numFmt w:val="lowerLetter"/>
+      <w:lvlText w:val="%2."/>
+      <w:lvlJc w:val="left"/>
+      <w:pPr>
+        <w:ind w:left="2148" w:hanging="360"/>
+      </w:pPr>
+    </w:lvl>
+    <w:lvl w:ilvl="2" w:tplc="0419001B" w:tentative="1">
+      <w:start w:val="1"/>
+      <w:numFmt w:val="lowerRoman"/>
+      <w:lvlText w:val="%3."/>
+      <w:lvlJc w:val="right"/>
+      <w:pPr>
+        <w:ind w:left="2868" w:hanging="180"/>
+      </w:pPr>
+    </w:lvl>
+    <w:lvl w:ilvl="3" w:tplc="0419000F" w:tentative="1">
+      <w:start w:val="1"/>
+      <w:numFmt w:val="decimal"/>
+      <w:lvlText w:val="%4."/>
+      <w:lvlJc w:val="left"/>
+      <w:pPr>
+        <w:ind w:left="3588" w:hanging="360"/>
+      </w:pPr>
+    </w:lvl>
+    <w:lvl w:ilvl="4" w:tplc="04190019" w:tentative="1">
+      <w:start w:val="1"/>
+      <w:numFmt w:val="lowerLetter"/>
+      <w:lvlText w:val="%5."/>
+      <w:lvlJc w:val="left"/>
+      <w:pPr>
+        <w:ind w:left="4308" w:hanging="360"/>
+      </w:pPr>
+    </w:lvl>
+    <w:lvl w:ilvl="5" w:tplc="0419001B" w:tentative="1">
+      <w:start w:val="1"/>
+      <w:numFmt w:val="lowerRoman"/>
+      <w:lvlText w:val="%6."/>
+      <w:lvlJc w:val="right"/>
+      <w:pPr>
+        <w:ind w:left="5028" w:hanging="180"/>
+      </w:pPr>
+    </w:lvl>
+    <w:lvl w:ilvl="6" w:tplc="0419000F" w:tentative="1">
+      <w:start w:val="1"/>
+      <w:numFmt w:val="decimal"/>
+      <w:lvlText w:val="%7."/>
+      <w:lvlJc w:val="left"/>
+      <w:pPr>
+        <w:ind w:left="5748" w:hanging="360"/>
+      </w:pPr>
+    </w:lvl>
+    <w:lvl w:ilvl="7" w:tplc="04190019" w:tentative="1">
+      <w:start w:val="1"/>
+      <w:numFmt w:val="lowerLetter"/>
+      <w:lvlText w:val="%8."/>
+      <w:lvlJc w:val="left"/>
+      <w:pPr>
+        <w:ind w:left="6468" w:hanging="360"/>
+      </w:pPr>
+    </w:lvl>
+    <w:lvl w:ilvl="8" w:tplc="0419001B" w:tentative="1">
+      <w:start w:val="1"/>
+      <w:numFmt w:val="lowerRoman"/>
+      <w:lvlText w:val="%9."/>
+      <w:lvlJc w:val="right"/>
+      <w:pPr>
+        <w:ind w:left="7188" w:hanging="180"/>
+      </w:pPr>
+    </w:lvl>
+  </w:abstractNum>
+  <w:abstractNum w:abstractNumId="1" w15:restartNumberingAfterBreak="0">
+    <w:nsid w:val="3A574C61"/>
+    <w:multiLevelType w:val="multilevel"/>
+    <w:tmpl w:val="E27C3D66"/>
+    <w:lvl w:ilvl="0">
+      <w:start w:val="1"/>
+      <w:numFmt w:val="bullet"/>
+      <w:lvlText w:val=""/>
+      <w:lvlJc w:val="left"/>
+      <w:pPr>
+        <w:ind w:left="720" w:hanging="360"/>
+      </w:pPr>
+      <w:rPr>
+        <w:rFonts w:ascii="Symbol" w:hAnsi="Symbol" w:hint="default"/>
+        <w:b/>
+        <w:bCs/>
+      </w:rPr>
+    </w:lvl>
+    <w:lvl w:ilvl="1">
+      <w:start w:val="1"/>
+      <w:numFmt w:val="decimal"/>
+      <w:isLgl/>
+      <w:lvlText w:val="%1.%2"/>
+      <w:lvlJc w:val="left"/>
+      <w:pPr>
+        <w:ind w:left="780" w:hanging="420"/>
+      </w:pPr>
+      <w:rPr>
+        <w:rFonts w:hint="default"/>
+      </w:rPr>
+    </w:lvl>
+    <w:lvl w:ilvl="2">
+      <w:start w:val="1"/>
+      <w:numFmt w:val="decimal"/>
+      <w:isLgl/>
+      <w:lvlText w:val="%1.%2.%3"/>
+      <w:lvlJc w:val="left"/>
+      <w:pPr>
+        <w:ind w:left="1080" w:hanging="720"/>
+      </w:pPr>
+      <w:rPr>
+        <w:rFonts w:hint="default"/>
+      </w:rPr>
+    </w:lvl>
+    <w:lvl w:ilvl="3">
+      <w:start w:val="1"/>
+      <w:numFmt w:val="decimal"/>
+      <w:isLgl/>
+      <w:lvlText w:val="%1.%2.%3.%4"/>
+      <w:lvlJc w:val="left"/>
+      <w:pPr>
+        <w:ind w:left="1440" w:hanging="1080"/>
+      </w:pPr>
+      <w:rPr>
+        <w:rFonts w:hint="default"/>
+      </w:rPr>
+    </w:lvl>
+    <w:lvl w:ilvl="4">
+      <w:start w:val="1"/>
+      <w:numFmt w:val="decimal"/>
+      <w:isLgl/>
+      <w:lvlText w:val="%1.%2.%3.%4.%5"/>
+      <w:lvlJc w:val="left"/>
+      <w:pPr>
+        <w:ind w:left="1440" w:hanging="1080"/>
+      </w:pPr>
+      <w:rPr>
+        <w:rFonts w:hint="default"/>
+      </w:rPr>
+    </w:lvl>
+    <w:lvl w:ilvl="5">
+      <w:start w:val="1"/>
+      <w:numFmt w:val="decimal"/>
+      <w:isLgl/>
+      <w:lvlText w:val="%1.%2.%3.%4.%5.%6"/>
+      <w:lvlJc w:val="left"/>
+      <w:pPr>
+        <w:ind w:left="1800" w:hanging="1440"/>
+      </w:pPr>
+      <w:rPr>
+        <w:rFonts w:hint="default"/>
+      </w:rPr>
+    </w:lvl>
+    <w:lvl w:ilvl="6">
+      <w:start w:val="1"/>
+      <w:numFmt w:val="decimal"/>
+      <w:isLgl/>
+      <w:lvlText w:val="%1.%2.%3.%4.%5.%6.%7"/>
+      <w:lvlJc w:val="left"/>
+      <w:pPr>
+        <w:ind w:left="1800" w:hanging="1440"/>
+      </w:pPr>
+      <w:rPr>
+        <w:rFonts w:hint="default"/>
+      </w:rPr>
+    </w:lvl>
+    <w:lvl w:ilvl="7">
+      <w:start w:val="1"/>
+      <w:numFmt w:val="decimal"/>
+      <w:isLgl/>
+      <w:lvlText w:val="%1.%2.%3.%4.%5.%6.%7.%8"/>
+      <w:lvlJc w:val="left"/>
+      <w:pPr>
+        <w:ind w:left="2160" w:hanging="1800"/>
+      </w:pPr>
+      <w:rPr>
+        <w:rFonts w:hint="default"/>
+      </w:rPr>
+    </w:lvl>
+    <w:lvl w:ilvl="8">
+      <w:start w:val="1"/>
+      <w:numFmt w:val="decimal"/>
+      <w:isLgl/>
+      <w:lvlText w:val="%1.%2.%3.%4.%5.%6.%7.%8.%9"/>
+      <w:lvlJc w:val="left"/>
+      <w:pPr>
+        <w:ind w:left="2520" w:hanging="2160"/>
+      </w:pPr>
+      <w:rPr>
+        <w:rFonts w:hint="default"/>
+      </w:rPr>
+    </w:lvl>
+  </w:abstractNum>
+  <w:abstractNum w:abstractNumId="2" w15:restartNumberingAfterBreak="0">
     <w:nsid w:val="3BF448C7"/>
     <w:multiLevelType w:val="multilevel"/>
     <w:tmpl w:val="DCE01A14"/>
@@ -3456,7 +8935,7 @@
       </w:rPr>
     </w:lvl>
   </w:abstractNum>
-  <w:abstractNum w:abstractNumId="1" w15:restartNumberingAfterBreak="0">
+  <w:abstractNum w:abstractNumId="3" w15:restartNumberingAfterBreak="0">
     <w:nsid w:val="444A7C3F"/>
     <w:multiLevelType w:val="multilevel"/>
     <w:tmpl w:val="7CC04140"/>
@@ -3605,7 +9084,130 @@
       </w:rPr>
     </w:lvl>
   </w:abstractNum>
-  <w:abstractNum w:abstractNumId="2" w15:restartNumberingAfterBreak="0">
+  <w:abstractNum w:abstractNumId="4" w15:restartNumberingAfterBreak="0">
+    <w:nsid w:val="4A0B434A"/>
+    <w:multiLevelType w:val="multilevel"/>
+    <w:tmpl w:val="DCE01A14"/>
+    <w:lvl w:ilvl="0">
+      <w:start w:val="1"/>
+      <w:numFmt w:val="decimal"/>
+      <w:lvlText w:val="%1."/>
+      <w:lvlJc w:val="left"/>
+      <w:pPr>
+        <w:ind w:left="720" w:hanging="360"/>
+      </w:pPr>
+      <w:rPr>
+        <w:rFonts w:hint="default"/>
+        <w:b/>
+        <w:bCs/>
+      </w:rPr>
+    </w:lvl>
+    <w:lvl w:ilvl="1">
+      <w:start w:val="1"/>
+      <w:numFmt w:val="decimal"/>
+      <w:isLgl/>
+      <w:lvlText w:val="%1.%2"/>
+      <w:lvlJc w:val="left"/>
+      <w:pPr>
+        <w:ind w:left="780" w:hanging="420"/>
+      </w:pPr>
+      <w:rPr>
+        <w:rFonts w:hint="default"/>
+      </w:rPr>
+    </w:lvl>
+    <w:lvl w:ilvl="2">
+      <w:start w:val="1"/>
+      <w:numFmt w:val="decimal"/>
+      <w:isLgl/>
+      <w:lvlText w:val="%1.%2.%3"/>
+      <w:lvlJc w:val="left"/>
+      <w:pPr>
+        <w:ind w:left="1080" w:hanging="720"/>
+      </w:pPr>
+      <w:rPr>
+        <w:rFonts w:hint="default"/>
+      </w:rPr>
+    </w:lvl>
+    <w:lvl w:ilvl="3">
+      <w:start w:val="1"/>
+      <w:numFmt w:val="decimal"/>
+      <w:isLgl/>
+      <w:lvlText w:val="%1.%2.%3.%4"/>
+      <w:lvlJc w:val="left"/>
+      <w:pPr>
+        <w:ind w:left="1440" w:hanging="1080"/>
+      </w:pPr>
+      <w:rPr>
+        <w:rFonts w:hint="default"/>
+      </w:rPr>
+    </w:lvl>
+    <w:lvl w:ilvl="4">
+      <w:start w:val="1"/>
+      <w:numFmt w:val="decimal"/>
+      <w:isLgl/>
+      <w:lvlText w:val="%1.%2.%3.%4.%5"/>
+      <w:lvlJc w:val="left"/>
+      <w:pPr>
+        <w:ind w:left="1440" w:hanging="1080"/>
+      </w:pPr>
+      <w:rPr>
+        <w:rFonts w:hint="default"/>
+      </w:rPr>
+    </w:lvl>
+    <w:lvl w:ilvl="5">
+      <w:start w:val="1"/>
+      <w:numFmt w:val="decimal"/>
+      <w:isLgl/>
+      <w:lvlText w:val="%1.%2.%3.%4.%5.%6"/>
+      <w:lvlJc w:val="left"/>
+      <w:pPr>
+        <w:ind w:left="1800" w:hanging="1440"/>
+      </w:pPr>
+      <w:rPr>
+        <w:rFonts w:hint="default"/>
+      </w:rPr>
+    </w:lvl>
+    <w:lvl w:ilvl="6">
+      <w:start w:val="1"/>
+      <w:numFmt w:val="decimal"/>
+      <w:isLgl/>
+      <w:lvlText w:val="%1.%2.%3.%4.%5.%6.%7"/>
+      <w:lvlJc w:val="left"/>
+      <w:pPr>
+        <w:ind w:left="1800" w:hanging="1440"/>
+      </w:pPr>
+      <w:rPr>
+        <w:rFonts w:hint="default"/>
+      </w:rPr>
+    </w:lvl>
+    <w:lvl w:ilvl="7">
+      <w:start w:val="1"/>
+      <w:numFmt w:val="decimal"/>
+      <w:isLgl/>
+      <w:lvlText w:val="%1.%2.%3.%4.%5.%6.%7.%8"/>
+      <w:lvlJc w:val="left"/>
+      <w:pPr>
+        <w:ind w:left="2160" w:hanging="1800"/>
+      </w:pPr>
+      <w:rPr>
+        <w:rFonts w:hint="default"/>
+      </w:rPr>
+    </w:lvl>
+    <w:lvl w:ilvl="8">
+      <w:start w:val="1"/>
+      <w:numFmt w:val="decimal"/>
+      <w:isLgl/>
+      <w:lvlText w:val="%1.%2.%3.%4.%5.%6.%7.%8.%9"/>
+      <w:lvlJc w:val="left"/>
+      <w:pPr>
+        <w:ind w:left="2520" w:hanging="2160"/>
+      </w:pPr>
+      <w:rPr>
+        <w:rFonts w:hint="default"/>
+      </w:rPr>
+    </w:lvl>
+  </w:abstractNum>
+  <w:abstractNum w:abstractNumId="5" w15:restartNumberingAfterBreak="0">
     <w:nsid w:val="65FA698A"/>
     <w:multiLevelType w:val="multilevel"/>
     <w:tmpl w:val="476ECFAA"/>
@@ -3754,7 +9356,7 @@
       </w:rPr>
     </w:lvl>
   </w:abstractNum>
-  <w:abstractNum w:abstractNumId="3" w15:restartNumberingAfterBreak="0">
+  <w:abstractNum w:abstractNumId="6" w15:restartNumberingAfterBreak="0">
     <w:nsid w:val="7031576E"/>
     <w:multiLevelType w:val="multilevel"/>
     <w:tmpl w:val="1E6EA16E"/>
@@ -3878,17 +9480,142 @@
       </w:rPr>
     </w:lvl>
   </w:abstractNum>
+  <w:abstractNum w:abstractNumId="7" w15:restartNumberingAfterBreak="0">
+    <w:nsid w:val="78F2396F"/>
+    <w:multiLevelType w:val="hybridMultilevel"/>
+    <w:tmpl w:val="49FCB6AE"/>
+    <w:lvl w:ilvl="0" w:tplc="67F8F436">
+      <w:start w:val="1"/>
+      <w:numFmt w:val="bullet"/>
+      <w:lvlText w:val=""/>
+      <w:lvlJc w:val="left"/>
+      <w:pPr>
+        <w:ind w:left="720" w:hanging="360"/>
+      </w:pPr>
+      <w:rPr>
+        <w:rFonts w:ascii="Symbol" w:hAnsi="Symbol" w:hint="default"/>
+      </w:rPr>
+    </w:lvl>
+    <w:lvl w:ilvl="1" w:tplc="04190003" w:tentative="1">
+      <w:start w:val="1"/>
+      <w:numFmt w:val="bullet"/>
+      <w:lvlText w:val="o"/>
+      <w:lvlJc w:val="left"/>
+      <w:pPr>
+        <w:ind w:left="1440" w:hanging="360"/>
+      </w:pPr>
+      <w:rPr>
+        <w:rFonts w:ascii="Courier New" w:hAnsi="Courier New" w:cs="Courier New" w:hint="default"/>
+      </w:rPr>
+    </w:lvl>
+    <w:lvl w:ilvl="2" w:tplc="04190005" w:tentative="1">
+      <w:start w:val="1"/>
+      <w:numFmt w:val="bullet"/>
+      <w:lvlText w:val=""/>
+      <w:lvlJc w:val="left"/>
+      <w:pPr>
+        <w:ind w:left="2160" w:hanging="360"/>
+      </w:pPr>
+      <w:rPr>
+        <w:rFonts w:ascii="Wingdings" w:hAnsi="Wingdings" w:hint="default"/>
+      </w:rPr>
+    </w:lvl>
+    <w:lvl w:ilvl="3" w:tplc="04190001" w:tentative="1">
+      <w:start w:val="1"/>
+      <w:numFmt w:val="bullet"/>
+      <w:lvlText w:val=""/>
+      <w:lvlJc w:val="left"/>
+      <w:pPr>
+        <w:ind w:left="2880" w:hanging="360"/>
+      </w:pPr>
+      <w:rPr>
+        <w:rFonts w:ascii="Symbol" w:hAnsi="Symbol" w:hint="default"/>
+      </w:rPr>
+    </w:lvl>
+    <w:lvl w:ilvl="4" w:tplc="04190003" w:tentative="1">
+      <w:start w:val="1"/>
+      <w:numFmt w:val="bullet"/>
+      <w:lvlText w:val="o"/>
+      <w:lvlJc w:val="left"/>
+      <w:pPr>
+        <w:ind w:left="3600" w:hanging="360"/>
+      </w:pPr>
+      <w:rPr>
+        <w:rFonts w:ascii="Courier New" w:hAnsi="Courier New" w:cs="Courier New" w:hint="default"/>
+      </w:rPr>
+    </w:lvl>
+    <w:lvl w:ilvl="5" w:tplc="04190005" w:tentative="1">
+      <w:start w:val="1"/>
+      <w:numFmt w:val="bullet"/>
+      <w:lvlText w:val=""/>
+      <w:lvlJc w:val="left"/>
+      <w:pPr>
+        <w:ind w:left="4320" w:hanging="360"/>
+      </w:pPr>
+      <w:rPr>
+        <w:rFonts w:ascii="Wingdings" w:hAnsi="Wingdings" w:hint="default"/>
+      </w:rPr>
+    </w:lvl>
+    <w:lvl w:ilvl="6" w:tplc="04190001" w:tentative="1">
+      <w:start w:val="1"/>
+      <w:numFmt w:val="bullet"/>
+      <w:lvlText w:val=""/>
+      <w:lvlJc w:val="left"/>
+      <w:pPr>
+        <w:ind w:left="5040" w:hanging="360"/>
+      </w:pPr>
+      <w:rPr>
+        <w:rFonts w:ascii="Symbol" w:hAnsi="Symbol" w:hint="default"/>
+      </w:rPr>
+    </w:lvl>
+    <w:lvl w:ilvl="7" w:tplc="04190003" w:tentative="1">
+      <w:start w:val="1"/>
+      <w:numFmt w:val="bullet"/>
+      <w:lvlText w:val="o"/>
+      <w:lvlJc w:val="left"/>
+      <w:pPr>
+        <w:ind w:left="5760" w:hanging="360"/>
+      </w:pPr>
+      <w:rPr>
+        <w:rFonts w:ascii="Courier New" w:hAnsi="Courier New" w:cs="Courier New" w:hint="default"/>
+      </w:rPr>
+    </w:lvl>
+    <w:lvl w:ilvl="8" w:tplc="04190005" w:tentative="1">
+      <w:start w:val="1"/>
+      <w:numFmt w:val="bullet"/>
+      <w:lvlText w:val=""/>
+      <w:lvlJc w:val="left"/>
+      <w:pPr>
+        <w:ind w:left="6480" w:hanging="360"/>
+      </w:pPr>
+      <w:rPr>
+        <w:rFonts w:ascii="Wingdings" w:hAnsi="Wingdings" w:hint="default"/>
+      </w:rPr>
+    </w:lvl>
+  </w:abstractNum>
   <w:num w:numId="1">
+    <w:abstractNumId w:val="6"/>
+  </w:num>
+  <w:num w:numId="2">
+    <w:abstractNumId w:val="2"/>
+  </w:num>
+  <w:num w:numId="3">
     <w:abstractNumId w:val="3"/>
   </w:num>
-  <w:num w:numId="2">
+  <w:num w:numId="4">
+    <w:abstractNumId w:val="5"/>
+  </w:num>
+  <w:num w:numId="5">
     <w:abstractNumId w:val="0"/>
   </w:num>
-  <w:num w:numId="3">
+  <w:num w:numId="6">
+    <w:abstractNumId w:val="4"/>
+  </w:num>
+  <w:num w:numId="7">
     <w:abstractNumId w:val="1"/>
   </w:num>
-  <w:num w:numId="4">
-    <w:abstractNumId w:val="2"/>
+  <w:num w:numId="8">
+    <w:abstractNumId w:val="7"/>
   </w:num>
 </w:numbering>
 </file>
@@ -4456,6 +10183,63 @@
       </w:tblBorders>
     </w:tblPr>
   </w:style>
+  <w:style w:type="character" w:styleId="HTML">
+    <w:name w:val="HTML Code"/>
+    <w:basedOn w:val="a0"/>
+    <w:uiPriority w:val="99"/>
+    <w:semiHidden/>
+    <w:unhideWhenUsed/>
+    <w:rsid w:val="00BC7B4C"/>
+    <w:rPr>
+      <w:rFonts w:ascii="Courier New" w:eastAsia="Times New Roman" w:hAnsi="Courier New" w:cs="Courier New"/>
+      <w:sz w:val="20"/>
+      <w:szCs w:val="20"/>
+    </w:rPr>
+  </w:style>
+  <w:style w:type="paragraph" w:styleId="a7">
+    <w:name w:val="header"/>
+    <w:basedOn w:val="a"/>
+    <w:link w:val="a8"/>
+    <w:uiPriority w:val="99"/>
+    <w:unhideWhenUsed/>
+    <w:rsid w:val="00496983"/>
+    <w:pPr>
+      <w:tabs>
+        <w:tab w:val="center" w:pos="4677"/>
+        <w:tab w:val="right" w:pos="9355"/>
+      </w:tabs>
+      <w:spacing w:after="0" w:line="240" w:lineRule="auto"/>
+    </w:pPr>
+  </w:style>
+  <w:style w:type="character" w:customStyle="1" w:styleId="a8">
+    <w:name w:val="Верхний колонтитул Знак"/>
+    <w:basedOn w:val="a0"/>
+    <w:link w:val="a7"/>
+    <w:uiPriority w:val="99"/>
+    <w:rsid w:val="00496983"/>
+  </w:style>
+  <w:style w:type="paragraph" w:styleId="a9">
+    <w:name w:val="footer"/>
+    <w:basedOn w:val="a"/>
+    <w:link w:val="aa"/>
+    <w:uiPriority w:val="99"/>
+    <w:unhideWhenUsed/>
+    <w:rsid w:val="00496983"/>
+    <w:pPr>
+      <w:tabs>
+        <w:tab w:val="center" w:pos="4677"/>
+        <w:tab w:val="right" w:pos="9355"/>
+      </w:tabs>
+      <w:spacing w:after="0" w:line="240" w:lineRule="auto"/>
+    </w:pPr>
+  </w:style>
+  <w:style w:type="character" w:customStyle="1" w:styleId="aa">
+    <w:name w:val="Нижний колонтитул Знак"/>
+    <w:basedOn w:val="a0"/>
+    <w:link w:val="a9"/>
+    <w:uiPriority w:val="99"/>
+    <w:rsid w:val="00496983"/>
+  </w:style>
 </w:styles>
 </file>
 
